--- a/docs/ПроектированиеИнтерфейсаИAPI.docx
+++ b/docs/ПроектированиеИнтерфейсаИAPI.docx
@@ -1,5 +1,77 @@
 
-<file path=word/document.xml><?xml version="1.0" encoding="utf-8"?>
+<file path=customXml\item1.xml><?xml version="1.0" encoding="utf-8"?>
+<b:Sources xmlns:b="http://schemas.openxmlformats.org/officeDocument/2006/bibliography" xmlns="http://schemas.openxmlformats.org/officeDocument/2006/bibliography" SelectedStyle="/APA.XSL" StyleName="APA"/>
+</file>
+
+<file path=customXml\itemProps1.xml><?xml version="1.0" encoding="utf-8"?>
+<ds:datastoreItem xmlns:ds="http://schemas.openxmlformats.org/officeDocument/2006/customXml" ds:itemID="{EF278816-EC6F-A645-907D-7F25AECB1D4A}">
+  <ds:schemaRefs>
+    <ds:schemaRef ds:uri="http://schemas.openxmlformats.org/officeDocument/2006/bibliography"/>
+  </ds:schemaRefs>
+</ds:datastoreItem>
+</file>
+
+<file path=docProps\app.xml><?xml version="1.0" encoding="utf-8"?>
+<Properties xmlns="http://schemas.openxmlformats.org/officeDocument/2006/extended-properties" xmlns:vt="http://schemas.openxmlformats.org/officeDocument/2006/docPropsVTypes">
+  <Template>Normal</Template>
+  <TotalTime>0</TotalTime>
+  <Pages>8</Pages>
+  <Words>1844</Words>
+  <Characters>10512</Characters>
+  <Application>Microsoft Office Word</Application>
+  <DocSecurity>0</DocSecurity>
+  <Lines>87</Lines>
+  <Paragraphs>24</Paragraphs>
+  <ScaleCrop>false</ScaleCrop>
+  <HeadingPairs>
+    <vt:vector size="4" baseType="variant">
+      <vt:variant>
+        <vt:lpstr>Название</vt:lpstr>
+      </vt:variant>
+      <vt:variant>
+        <vt:i4>1</vt:i4>
+      </vt:variant>
+      <vt:variant>
+        <vt:lpstr>Title</vt:lpstr>
+      </vt:variant>
+      <vt:variant>
+        <vt:i4>1</vt:i4>
+      </vt:variant>
+    </vt:vector>
+  </HeadingPairs>
+  <TitlesOfParts>
+    <vt:vector size="2" baseType="lpstr">
+      <vt:lpstr/>
+      <vt:lpstr/>
+    </vt:vector>
+  </TitlesOfParts>
+  <Manager/>
+  <Company/>
+  <LinksUpToDate>false</LinksUpToDate>
+  <CharactersWithSpaces>12332</CharactersWithSpaces>
+  <SharedDoc>false</SharedDoc>
+  <HyperlinkBase/>
+  <HyperlinksChanged>false</HyperlinksChanged>
+  <AppVersion>16.0000</AppVersion>
+</Properties>
+</file>
+
+<file path=docProps\core.xml><?xml version="1.0" encoding="utf-8"?>
+<cp:coreProperties xmlns:cp="http://schemas.openxmlformats.org/package/2006/metadata/core-properties" xmlns:dc="http://purl.org/dc/elements/1.1/" xmlns:dcterms="http://purl.org/dc/terms/" xmlns:dcmitype="http://purl.org/dc/dcmitype/" xmlns:xsi="http://www.w3.org/2001/XMLSchema-instance">
+  <dc:title/>
+  <dc:subject/>
+  <dc:creator>python-docx</dc:creator>
+  <cp:keywords/>
+  <dc:description>generated by python-docx</dc:description>
+  <cp:lastModifiedBy>Иван</cp:lastModifiedBy>
+  <cp:revision>2</cp:revision>
+  <dcterms:created xsi:type="dcterms:W3CDTF">2026-05-28T13:58:00Z</dcterms:created>
+  <dcterms:modified xsi:type="dcterms:W3CDTF">2026-05-28T13:58:00Z</dcterms:modified>
+  <cp:category/>
+</cp:coreProperties>
+</file>
+
+<file path=word\document.xml><?xml version="1.0" encoding="utf-8"?>
 <w:document xmlns:wpc="http://schemas.microsoft.com/office/word/2010/wordprocessingCanvas" xmlns:cx="http://schemas.microsoft.com/office/drawing/2014/chartex" xmlns:cx1="http://schemas.microsoft.com/office/drawing/2015/9/8/chartex" xmlns:cx2="http://schemas.microsoft.com/office/drawing/2015/10/21/chartex" xmlns:cx3="http://schemas.microsoft.com/office/drawing/2016/5/9/chartex" xmlns:cx4="http://schemas.microsoft.com/office/drawing/2016/5/10/chartex" xmlns:cx5="http://schemas.microsoft.com/office/drawing/2016/5/11/chartex" xmlns:cx6="http://schemas.microsoft.com/office/drawing/2016/5/12/chartex" xmlns:cx7="http://schemas.microsoft.com/office/drawing/2016/5/13/chartex" xmlns:cx8="http://schemas.microsoft.com/office/drawing/2016/5/14/chartex" xmlns:mc="http://schemas.openxmlformats.org/markup-compatibility/2006" xmlns:aink="http://schemas.microsoft.com/office/drawing/2016/ink" xmlns:am3d="http://schemas.microsoft.com/office/drawing/2017/model3d" xmlns:o="urn:schemas-microsoft-com:office:office" xmlns:r="http://schemas.openxmlformats.org/officeDocument/2006/relationships" xmlns:m="http://schemas.openxmlformats.org/officeDocument/2006/math" xmlns:v="urn:schemas-microsoft-com:vml" xmlns:wp14="http://schemas.microsoft.com/office/word/2010/wordprocessingDrawing" xmlns:wp="http://schemas.openxmlformats.org/drawingml/2006/wordprocessingDrawing" xmlns:w10="urn:schemas-microsoft-com:office:word" xmlns:w="http://schemas.openxmlformats.org/wordprocessingml/2006/main" xmlns:w14="http://schemas.microsoft.com/office/word/2010/wordml" xmlns:w15="http://schemas.microsoft.com/office/word/2012/wordml" xmlns:w16cex="http://schemas.microsoft.com/office/word/2018/wordml/cex" xmlns:w16cid="http://schemas.microsoft.com/office/word/2016/wordml/cid" xmlns:w16="http://schemas.microsoft.com/office/word/2018/wordml" xmlns:w16sdtdh="http://schemas.microsoft.com/office/word/2020/wordml/sdtdatahash" xmlns:w16se="http://schemas.microsoft.com/office/word/2015/wordml/symex" xmlns:wpg="http://schemas.microsoft.com/office/word/2010/wordprocessingGroup" xmlns:wpi="http://schemas.microsoft.com/office/word/2010/wordprocessingInk" xmlns:wne="http://schemas.microsoft.com/office/word/2006/wordml" xmlns:wps="http://schemas.microsoft.com/office/word/2010/wordprocessingShape" mc:Ignorable="w14 w15 w16se w16cid w16 w16cex w16sdtdh wp14">
   <w:body>
     <w:p>
@@ -16,7 +88,7 @@
           <w:sz w:val="48"/>
           <w:lang w:val="ru-RU"/>
         </w:rPr>
-        <w:t>Проектирование интерфейсов</w:t>
+        <w:t>РџСЂРѕРµРєС‚РёСЂРѕРІР°РЅРёРµ РёРЅС‚РµСЂС„РµР№СЃРѕРІ</w:t>
       </w:r>
     </w:p>
     <w:p>
@@ -36,7 +108,7 @@
           <w:b/>
           <w:sz w:val="32"/>
         </w:rPr>
-        <w:t>Общие</w:t>
+        <w:t>РћР±С‰РёРµ</w:t>
       </w:r>
       <w:proofErr w:type="spellEnd"/>
       <w:r>
@@ -52,7 +124,7 @@
           <w:b/>
           <w:sz w:val="32"/>
         </w:rPr>
-        <w:t>сведения</w:t>
+        <w:t>СЃРІРµРґРµРЅРёСЏ</w:t>
       </w:r>
       <w:proofErr w:type="spellEnd"/>
     </w:p>
@@ -94,7 +166,7 @@
                 <w:b/>
                 <w:sz w:val="24"/>
               </w:rPr>
-              <w:t>Параметр</w:t>
+              <w:t>РџР°СЂР°РјРµС‚СЂ</w:t>
             </w:r>
             <w:proofErr w:type="spellEnd"/>
           </w:p>
@@ -120,7 +192,7 @@
                 <w:b/>
                 <w:sz w:val="24"/>
               </w:rPr>
-              <w:t>Значение</w:t>
+              <w:t>Р—РЅР°С‡РµРЅРёРµ</w:t>
             </w:r>
             <w:proofErr w:type="spellEnd"/>
           </w:p>
@@ -151,7 +223,7 @@
               <w:rPr>
                 <w:sz w:val="24"/>
               </w:rPr>
-              <w:t>Наименование</w:t>
+              <w:t>РќР°РёРјРµРЅРѕРІР°РЅРёРµ</w:t>
             </w:r>
             <w:proofErr w:type="spellEnd"/>
             <w:r>
@@ -165,7 +237,7 @@
               <w:rPr>
                 <w:sz w:val="24"/>
               </w:rPr>
-              <w:t>проекта</w:t>
+              <w:t>РїСЂРѕРµРєС‚Р°</w:t>
             </w:r>
             <w:proofErr w:type="spellEnd"/>
           </w:p>
@@ -190,7 +262,7 @@
               <w:rPr>
                 <w:sz w:val="24"/>
               </w:rPr>
-              <w:t>Шашки</w:t>
+              <w:t>РЁР°С€РєРё</w:t>
             </w:r>
             <w:proofErr w:type="spellEnd"/>
             <w:r>
@@ -204,7 +276,7 @@
               <w:rPr>
                 <w:sz w:val="24"/>
               </w:rPr>
-              <w:t>по</w:t>
+              <w:t>РїРѕ</w:t>
             </w:r>
             <w:proofErr w:type="spellEnd"/>
             <w:r>
@@ -218,7 +290,7 @@
               <w:rPr>
                 <w:sz w:val="24"/>
               </w:rPr>
-              <w:t>сети</w:t>
+              <w:t>СЃРµС‚Рё</w:t>
             </w:r>
             <w:proofErr w:type="spellEnd"/>
           </w:p>
@@ -249,7 +321,7 @@
               <w:rPr>
                 <w:sz w:val="24"/>
               </w:rPr>
-              <w:t>Этап</w:t>
+              <w:t>Р­С‚Р°Рї</w:t>
             </w:r>
             <w:proofErr w:type="spellEnd"/>
             <w:r>
@@ -263,7 +335,7 @@
               <w:rPr>
                 <w:sz w:val="24"/>
               </w:rPr>
-              <w:t>жизненного</w:t>
+              <w:t>Р¶РёР·РЅРµРЅРЅРѕРіРѕ</w:t>
             </w:r>
             <w:proofErr w:type="spellEnd"/>
             <w:r>
@@ -277,7 +349,7 @@
               <w:rPr>
                 <w:sz w:val="24"/>
               </w:rPr>
-              <w:t>цикла</w:t>
+              <w:t>С†РёРєР»Р°</w:t>
             </w:r>
             <w:proofErr w:type="spellEnd"/>
           </w:p>
@@ -302,7 +374,7 @@
               <w:rPr>
                 <w:sz w:val="24"/>
               </w:rPr>
-              <w:t>Проектирование</w:t>
+              <w:t>РџСЂРѕРµРєС‚РёСЂРѕРІР°РЅРёРµ</w:t>
             </w:r>
             <w:proofErr w:type="spellEnd"/>
             <w:r>
@@ -316,7 +388,7 @@
               <w:rPr>
                 <w:sz w:val="24"/>
               </w:rPr>
-              <w:t>интерфейсов</w:t>
+              <w:t>РёРЅС‚РµСЂС„РµР№СЃРѕРІ</w:t>
             </w:r>
             <w:proofErr w:type="spellEnd"/>
           </w:p>
@@ -347,7 +419,7 @@
               <w:rPr>
                 <w:sz w:val="24"/>
               </w:rPr>
-              <w:t>Технологии</w:t>
+              <w:t>РўРµС…РЅРѕР»РѕРіРёРё</w:t>
             </w:r>
             <w:proofErr w:type="spellEnd"/>
           </w:p>
@@ -390,7 +462,7 @@
           <w:sz w:val="32"/>
           <w:lang w:val="ru-RU"/>
         </w:rPr>
-        <w:t>4. Общая концепция пользовательского интерфейса</w:t>
+        <w:t>4. РћР±С‰Р°СЏ РєРѕРЅС†РµРїС†РёСЏ РїРѕР»СЊР·РѕРІР°С‚РµР»СЊСЃРєРѕРіРѕ РёРЅС‚РµСЂС„РµР№СЃР°</w:t>
       </w:r>
     </w:p>
     <w:p>
@@ -405,7 +477,7 @@
         <w:rPr>
           <w:lang w:val="ru-RU"/>
         </w:rPr>
-        <w:t xml:space="preserve">Пользовательский интерфейс должен быть простым, понятным и реализуемым стандартными средствами </w:t>
+        <w:t xml:space="preserve">РџРѕР»СЊР·РѕРІР°С‚РµР»СЊСЃРєРёР№ РёРЅС‚РµСЂС„РµР№СЃ РґРѕР»Р¶РµРЅ Р±С‹С‚СЊ РїСЂРѕСЃС‚С‹Рј, РїРѕРЅСЏС‚РЅС‹Рј Рё СЂРµР°Р»РёР·СѓРµРјС‹Рј СЃС‚Р°РЅРґР°СЂС‚РЅС‹РјРё СЃСЂРµРґСЃС‚РІР°РјРё </w:t>
       </w:r>
       <w:r>
         <w:t>Windows</w:t>
@@ -423,27 +495,27 @@
         <w:rPr>
           <w:lang w:val="ru-RU"/>
         </w:rPr>
-        <w:t xml:space="preserve">. Интерфейс не должен требовать сложной </w:t>
+        <w:t xml:space="preserve">. РРЅС‚РµСЂС„РµР№СЃ РЅРµ РґРѕР»Р¶РµРЅ С‚СЂРµР±РѕРІР°С‚СЊ СЃР»РѕР¶РЅРѕР№ </w:t>
       </w:r>
       <w:r>
         <w:rPr>
           <w:lang w:val="ru-RU"/>
         </w:rPr>
-        <w:t xml:space="preserve">стилизации, нестандартных </w:t>
+        <w:t xml:space="preserve">СЃС‚РёР»РёР·Р°С†РёРё, РЅРµСЃС‚Р°РЅРґР°СЂС‚РЅС‹С… </w:t>
       </w:r>
       <w:proofErr w:type="spellStart"/>
       <w:r>
         <w:rPr>
           <w:lang w:val="ru-RU"/>
         </w:rPr>
-        <w:t>анимаций</w:t>
+        <w:t>Р°РЅРёРјР°С†РёР№</w:t>
       </w:r>
       <w:proofErr w:type="spellEnd"/>
       <w:r>
         <w:rPr>
           <w:lang w:val="ru-RU"/>
         </w:rPr>
-        <w:t xml:space="preserve"> или дополнительных библиотек</w:t>
+        <w:t xml:space="preserve"> РёР»Рё РґРѕРїРѕР»РЅРёС‚РµР»СЊРЅС‹С… Р±РёР±Р»РёРѕС‚РµРє</w:t>
       </w:r>
       <w:r>
         <w:rPr>
@@ -464,7 +536,7 @@
         <w:rPr>
           <w:lang w:val="ru-RU"/>
         </w:rPr>
-        <w:t xml:space="preserve">Основная задача интерфейса </w:t>
+        <w:t xml:space="preserve">РћСЃРЅРѕРІРЅР°СЏ Р·Р°РґР°С‡Р° РёРЅС‚РµСЂС„РµР№СЃР° </w:t>
       </w:r>
       <w:r>
         <w:rPr>
@@ -476,13 +548,13 @@
         <w:rPr>
           <w:lang w:val="ru-RU"/>
         </w:rPr>
-        <w:t xml:space="preserve"> дать пользователю возможность создать сетевую игру, подключиться ко второму игроку, видеть</w:t>
+        <w:t xml:space="preserve"> РґР°С‚СЊ РїРѕР»СЊР·РѕРІР°С‚РµР»СЋ РІРѕР·РјРѕР¶РЅРѕСЃС‚СЊ СЃРѕР·РґР°С‚СЊ СЃРµС‚РµРІСѓСЋ РёРіСЂСѓ, РїРѕРґРєР»СЋС‡РёС‚СЊСЃСЏ РєРѕ РІС‚РѕСЂРѕРјСѓ РёРіСЂРѕРєСѓ, РІРёРґРµС‚СЊ</w:t>
       </w:r>
       <w:r>
         <w:rPr>
           <w:lang w:val="ru-RU"/>
         </w:rPr>
-        <w:t xml:space="preserve"> игровое поле, понимать текущий ход и получать сообщения об ошибках или состоянии соединения.</w:t>
+        <w:t xml:space="preserve"> РёРіСЂРѕРІРѕРµ РїРѕР»Рµ, РїРѕРЅРёРјР°С‚СЊ С‚РµРєСѓС‰РёР№ С…РѕРґ Рё РїРѕР»СѓС‡Р°С‚СЊ СЃРѕРѕР±С‰РµРЅРёСЏ РѕР± РѕС€РёР±РєР°С… РёР»Рё СЃРѕСЃС‚РѕСЏРЅРёРё СЃРѕРµРґРёРЅРµРЅРёСЏ.</w:t>
       </w:r>
     </w:p>
     <w:p>
@@ -497,7 +569,7 @@
           <w:b/>
           <w:lang w:val="ru-RU"/>
         </w:rPr>
-        <w:t>4.1. Общие требования к интерфейсу</w:t>
+        <w:t>4.1. РћР±С‰РёРµ С‚СЂРµР±РѕРІР°РЅРёСЏ Рє РёРЅС‚РµСЂС„РµР№СЃСѓ</w:t>
       </w:r>
     </w:p>
     <w:p>
@@ -516,7 +588,7 @@
         <w:rPr>
           <w:lang w:val="ru-RU"/>
         </w:rPr>
-        <w:t>интерфейс должен быть выполнен на русском языке;</w:t>
+        <w:t>РёРЅС‚РµСЂС„РµР№СЃ РґРѕР»Р¶РµРЅ Р±С‹С‚СЊ РІС‹РїРѕР»РЅРµРЅ РЅР° СЂСѓСЃСЃРєРѕРј СЏР·С‹РєРµ;</w:t>
       </w:r>
     </w:p>
     <w:p>
@@ -535,7 +607,7 @@
         <w:rPr>
           <w:lang w:val="ru-RU"/>
         </w:rPr>
-        <w:t>основные действия должны быть доступны из главного окна приложения;</w:t>
+        <w:t>РѕСЃРЅРѕРІРЅС‹Рµ РґРµР№СЃС‚РІРёСЏ РґРѕР»Р¶РЅС‹ Р±С‹С‚СЊ РґРѕСЃС‚СѓРїРЅС‹ РёР· РіР»Р°РІРЅРѕРіРѕ РѕРєРЅР° РїСЂРёР»РѕР¶РµРЅРёСЏ;</w:t>
       </w:r>
     </w:p>
     <w:p>
@@ -554,13 +626,13 @@
         <w:rPr>
           <w:lang w:val="ru-RU"/>
         </w:rPr>
-        <w:t>игро</w:t>
+        <w:t>РёРіСЂРѕ</w:t>
       </w:r>
       <w:r>
         <w:rPr>
           <w:lang w:val="ru-RU"/>
         </w:rPr>
-        <w:t>вое поле должно занимать центральную часть окна и быть хорошо различимым;</w:t>
+        <w:t>РІРѕРµ РїРѕР»Рµ РґРѕР»Р¶РЅРѕ Р·Р°РЅРёРјР°С‚СЊ С†РµРЅС‚СЂР°Р»СЊРЅСѓСЋ С‡Р°СЃС‚СЊ РѕРєРЅР° Рё Р±С‹С‚СЊ С…РѕСЂРѕС€Рѕ СЂР°Р·Р»РёС‡РёРјС‹Рј;</w:t>
       </w:r>
     </w:p>
     <w:p>
@@ -579,7 +651,7 @@
         <w:rPr>
           <w:lang w:val="ru-RU"/>
         </w:rPr>
-        <w:t>элементы управления соединением должны быть сгруппированы отдельно от игрового поля;</w:t>
+        <w:t>СЌР»РµРјРµРЅС‚С‹ СѓРїСЂР°РІР»РµРЅРёСЏ СЃРѕРµРґРёРЅРµРЅРёРµРј РґРѕР»Р¶РЅС‹ Р±С‹С‚СЊ СЃРіСЂСѓРїРїРёСЂРѕРІР°РЅС‹ РѕС‚РґРµР»СЊРЅРѕ РѕС‚ РёРіСЂРѕРІРѕРіРѕ РїРѕР»СЏ;</w:t>
       </w:r>
     </w:p>
     <w:p>
@@ -598,7 +670,7 @@
         <w:rPr>
           <w:lang w:val="ru-RU"/>
         </w:rPr>
-        <w:t>сообщения об ошибках и ходе партии должны быть понятными для пользователя;</w:t>
+        <w:t>СЃРѕРѕР±С‰РµРЅРёСЏ РѕР± РѕС€РёР±РєР°С… Рё С…РѕРґРµ РїР°СЂС‚РёРё РґРѕР»Р¶РЅС‹ Р±С‹С‚СЊ РїРѕРЅСЏС‚РЅС‹РјРё РґР»СЏ РїРѕР»СЊР·РѕРІР°С‚РµР»СЏ;</w:t>
       </w:r>
     </w:p>
     <w:p>
@@ -617,13 +689,13 @@
         <w:rPr>
           <w:lang w:val="ru-RU"/>
         </w:rPr>
-        <w:t>недоступные дейс</w:t>
+        <w:t>РЅРµРґРѕСЃС‚СѓРїРЅС‹Рµ РґРµР№СЃ</w:t>
       </w:r>
       <w:r>
         <w:rPr>
           <w:lang w:val="ru-RU"/>
         </w:rPr>
-        <w:t>твия должны блокироваться</w:t>
+        <w:t>С‚РІРёСЏ РґРѕР»Р¶РЅС‹ Р±Р»РѕРєРёСЂРѕРІР°С‚СЊСЃСЏ</w:t>
       </w:r>
       <w:r>
         <w:rPr>
@@ -648,21 +720,21 @@
         <w:rPr>
           <w:lang w:val="ru-RU"/>
         </w:rPr>
-        <w:t xml:space="preserve">приложение не должно завершаться </w:t>
+        <w:t xml:space="preserve">РїСЂРёР»РѕР¶РµРЅРёРµ РЅРµ РґРѕР»Р¶РЅРѕ Р·Р°РІРµСЂС€Р°С‚СЊСЃСЏ </w:t>
       </w:r>
       <w:proofErr w:type="spellStart"/>
       <w:r>
         <w:rPr>
           <w:lang w:val="ru-RU"/>
         </w:rPr>
-        <w:t>аварийно</w:t>
+        <w:t>Р°РІР°СЂРёР№РЅРѕ</w:t>
       </w:r>
       <w:proofErr w:type="spellEnd"/>
       <w:r>
         <w:rPr>
           <w:lang w:val="ru-RU"/>
         </w:rPr>
-        <w:t xml:space="preserve"> при ошибках подключения, неверном ходе или потере соединения.</w:t>
+        <w:t xml:space="preserve"> РїСЂРё РѕС€РёР±РєР°С… РїРѕРґРєР»СЋС‡РµРЅРёСЏ, РЅРµРІРµСЂРЅРѕРј С…РѕРґРµ РёР»Рё РїРѕС‚РµСЂРµ СЃРѕРµРґРёРЅРµРЅРёСЏ.</w:t>
       </w:r>
     </w:p>
     <w:p>
@@ -686,7 +758,7 @@
         <w:rPr>
           <w:b/>
         </w:rPr>
-        <w:t>Основные</w:t>
+        <w:t>РћСЃРЅРѕРІРЅС‹Рµ</w:t>
       </w:r>
       <w:proofErr w:type="spellEnd"/>
       <w:r>
@@ -700,7 +772,7 @@
         <w:rPr>
           <w:b/>
         </w:rPr>
-        <w:t>блоки</w:t>
+        <w:t>Р±Р»РѕРєРё</w:t>
       </w:r>
       <w:proofErr w:type="spellEnd"/>
       <w:r>
@@ -714,7 +786,7 @@
         <w:rPr>
           <w:b/>
         </w:rPr>
-        <w:t>главного</w:t>
+        <w:t>РіР»Р°РІРЅРѕРіРѕ</w:t>
       </w:r>
       <w:proofErr w:type="spellEnd"/>
       <w:r>
@@ -728,7 +800,7 @@
         <w:rPr>
           <w:b/>
         </w:rPr>
-        <w:t>окна</w:t>
+        <w:t>РѕРєРЅР°</w:t>
       </w:r>
       <w:proofErr w:type="spellEnd"/>
     </w:p>
@@ -771,7 +843,7 @@
                 <w:b/>
                 <w:sz w:val="22"/>
               </w:rPr>
-              <w:t>Блок</w:t>
+              <w:t>Р‘Р»РѕРє</w:t>
             </w:r>
             <w:proofErr w:type="spellEnd"/>
             <w:r>
@@ -787,7 +859,7 @@
                 <w:b/>
                 <w:sz w:val="22"/>
               </w:rPr>
-              <w:t>интерфейса</w:t>
+              <w:t>РёРЅС‚РµСЂС„РµР№СЃР°</w:t>
             </w:r>
             <w:proofErr w:type="spellEnd"/>
           </w:p>
@@ -813,7 +885,7 @@
                 <w:b/>
                 <w:sz w:val="22"/>
               </w:rPr>
-              <w:t>Состав</w:t>
+              <w:t>РЎРѕСЃС‚Р°РІ</w:t>
             </w:r>
             <w:proofErr w:type="spellEnd"/>
           </w:p>
@@ -839,7 +911,7 @@
                 <w:b/>
                 <w:sz w:val="22"/>
               </w:rPr>
-              <w:t>Назначение</w:t>
+              <w:t>РќР°Р·РЅР°С‡РµРЅРёРµ</w:t>
             </w:r>
             <w:proofErr w:type="spellEnd"/>
           </w:p>
@@ -870,7 +942,7 @@
               <w:rPr>
                 <w:sz w:val="22"/>
               </w:rPr>
-              <w:t>Блок</w:t>
+              <w:t>Р‘Р»РѕРє</w:t>
             </w:r>
             <w:proofErr w:type="spellEnd"/>
             <w:r>
@@ -884,7 +956,7 @@
               <w:rPr>
                 <w:sz w:val="22"/>
               </w:rPr>
-              <w:t>подключения</w:t>
+              <w:t>РїРѕРґРєР»СЋС‡РµРЅРёСЏ</w:t>
             </w:r>
             <w:proofErr w:type="spellEnd"/>
           </w:p>
@@ -912,7 +984,7 @@
                 <w:sz w:val="22"/>
                 <w:lang w:val="ru-RU"/>
               </w:rPr>
-              <w:t xml:space="preserve">Поле </w:t>
+              <w:t xml:space="preserve">РџРѕР»Рµ </w:t>
             </w:r>
             <w:r>
               <w:rPr>
@@ -925,7 +997,7 @@
                 <w:sz w:val="22"/>
                 <w:lang w:val="ru-RU"/>
               </w:rPr>
-              <w:t>-адреса, поле порта, кнопка «Создать сервер», кнопка «Подключиться», кнопка «Отключиться»</w:t>
+              <w:t>-Р°РґСЂРµСЃР°, РїРѕР»Рµ РїРѕСЂС‚Р°, РєРЅРѕРїРєР° В«РЎРѕР·РґР°С‚СЊ СЃРµСЂРІРµСЂВ», РєРЅРѕРїРєР° В«РџРѕРґРєР»СЋС‡РёС‚СЊСЃСЏВ», РєРЅРѕРїРєР° В«РћС‚РєР»СЋС‡РёС‚СЊСЃСЏВ»</w:t>
             </w:r>
           </w:p>
         </w:tc>
@@ -952,7 +1024,7 @@
                 <w:sz w:val="22"/>
                 <w:lang w:val="ru-RU"/>
               </w:rPr>
-              <w:t>Позволяет одному игроку создать сервер, а второму подключиться к нему по локальной сети.</w:t>
+              <w:t>РџРѕР·РІРѕР»СЏРµС‚ РѕРґРЅРѕРјСѓ РёРіСЂРѕРєСѓ СЃРѕР·РґР°С‚СЊ СЃРµСЂРІРµСЂ, Р° РІС‚РѕСЂРѕРјСѓ РїРѕРґРєР»СЋС‡РёС‚СЊСЃСЏ Рє РЅРµРјСѓ РїРѕ Р»РѕРєР°Р»СЊРЅРѕР№ СЃРµС‚Рё.</w:t>
             </w:r>
           </w:p>
         </w:tc>
@@ -983,7 +1055,7 @@
                 <w:sz w:val="22"/>
               </w:rPr>
               <w:lastRenderedPageBreak/>
-              <w:t>Игровое</w:t>
+              <w:t>РРіСЂРѕРІРѕРµ</w:t>
             </w:r>
             <w:proofErr w:type="spellEnd"/>
             <w:r>
@@ -997,7 +1069,7 @@
               <w:rPr>
                 <w:sz w:val="22"/>
               </w:rPr>
-              <w:t>поле</w:t>
+              <w:t>РїРѕР»Рµ</w:t>
             </w:r>
             <w:proofErr w:type="spellEnd"/>
           </w:p>
@@ -1025,7 +1097,7 @@
                 <w:sz w:val="22"/>
                 <w:lang w:val="ru-RU"/>
               </w:rPr>
-              <w:t>Поле 8</w:t>
+              <w:t>РџРѕР»Рµ 8</w:t>
             </w:r>
             <w:r>
               <w:rPr>
@@ -1038,14 +1110,14 @@
                 <w:sz w:val="22"/>
                 <w:lang w:val="ru-RU"/>
               </w:rPr>
-              <w:t xml:space="preserve">8, клетки двух цветов, шашки двух </w:t>
+              <w:t xml:space="preserve">8, РєР»РµС‚РєРё РґРІСѓС… С†РІРµС‚РѕРІ, С€Р°С€РєРё РґРІСѓС… </w:t>
             </w:r>
             <w:r>
               <w:rPr>
                 <w:sz w:val="22"/>
                 <w:lang w:val="ru-RU"/>
               </w:rPr>
-              <w:t>игроков, выделение выбранной шашки</w:t>
+              <w:t>РёРіСЂРѕРєРѕРІ, РІС‹РґРµР»РµРЅРёРµ РІС‹Р±СЂР°РЅРЅРѕР№ С€Р°С€РєРё</w:t>
             </w:r>
           </w:p>
         </w:tc>
@@ -1072,7 +1144,7 @@
                 <w:sz w:val="22"/>
                 <w:lang w:val="ru-RU"/>
               </w:rPr>
-              <w:t>Отображает состояние партии и принимает действия пользователя по выбору шашки и клетки назначения.</w:t>
+              <w:t>РћС‚РѕР±СЂР°Р¶Р°РµС‚ СЃРѕСЃС‚РѕСЏРЅРёРµ РїР°СЂС‚РёРё Рё РїСЂРёРЅРёРјР°РµС‚ РґРµР№СЃС‚РІРёСЏ РїРѕР»СЊР·РѕРІР°С‚РµР»СЏ РїРѕ РІС‹Р±РѕСЂСѓ С€Р°С€РєРё Рё РєР»РµС‚РєРё РЅР°Р·РЅР°С‡РµРЅРёСЏ.</w:t>
             </w:r>
           </w:p>
         </w:tc>
@@ -1102,7 +1174,7 @@
               <w:rPr>
                 <w:sz w:val="22"/>
               </w:rPr>
-              <w:t>Панель</w:t>
+              <w:t>РџР°РЅРµР»СЊ</w:t>
             </w:r>
             <w:proofErr w:type="spellEnd"/>
             <w:r>
@@ -1116,7 +1188,7 @@
               <w:rPr>
                 <w:sz w:val="22"/>
               </w:rPr>
-              <w:t>состояния</w:t>
+              <w:t>СЃРѕСЃС‚РѕСЏРЅРёСЏ</w:t>
             </w:r>
             <w:proofErr w:type="spellEnd"/>
           </w:p>
@@ -1144,7 +1216,7 @@
                 <w:sz w:val="22"/>
                 <w:lang w:val="ru-RU"/>
               </w:rPr>
-              <w:t>Текущий игрок, роль пользователя, состояние соединения, состояние партии</w:t>
+              <w:t>РўРµРєСѓС‰РёР№ РёРіСЂРѕРє, СЂРѕР»СЊ РїРѕР»СЊР·РѕРІР°С‚РµР»СЏ, СЃРѕСЃС‚РѕСЏРЅРёРµ СЃРѕРµРґРёРЅРµРЅРёСЏ, СЃРѕСЃС‚РѕСЏРЅРёРµ РїР°СЂС‚РёРё</w:t>
             </w:r>
           </w:p>
         </w:tc>
@@ -1171,14 +1243,14 @@
                 <w:sz w:val="22"/>
                 <w:lang w:val="ru-RU"/>
               </w:rPr>
-              <w:t>Показывает, чей сейчас ход, под</w:t>
+              <w:t>РџРѕРєР°Р·С‹РІР°РµС‚, С‡РµР№ СЃРµР№С‡Р°СЃ С…РѕРґ, РїРѕРґ</w:t>
             </w:r>
             <w:r>
               <w:rPr>
                 <w:sz w:val="22"/>
                 <w:lang w:val="ru-RU"/>
               </w:rPr>
-              <w:t>ключен ли второй игрок и в каком состоянии находится игра.</w:t>
+              <w:t>РєР»СЋС‡РµРЅ Р»Рё РІС‚РѕСЂРѕР№ РёРіСЂРѕРє Рё РІ РєР°РєРѕРј СЃРѕСЃС‚РѕСЏРЅРёРё РЅР°С…РѕРґРёС‚СЃСЏ РёРіСЂР°.</w:t>
             </w:r>
           </w:p>
         </w:tc>
@@ -1208,7 +1280,7 @@
               <w:rPr>
                 <w:sz w:val="22"/>
               </w:rPr>
-              <w:t>Область</w:t>
+              <w:t>РћР±Р»Р°СЃС‚СЊ</w:t>
             </w:r>
             <w:proofErr w:type="spellEnd"/>
             <w:r>
@@ -1222,7 +1294,7 @@
               <w:rPr>
                 <w:sz w:val="22"/>
               </w:rPr>
-              <w:t>сообщений</w:t>
+              <w:t>СЃРѕРѕР±С‰РµРЅРёР№</w:t>
             </w:r>
             <w:proofErr w:type="spellEnd"/>
           </w:p>
@@ -1250,7 +1322,7 @@
                 <w:sz w:val="22"/>
                 <w:lang w:val="ru-RU"/>
               </w:rPr>
-              <w:t>Список или текстовое поле для служебных сообщений</w:t>
+              <w:t>РЎРїРёСЃРѕРє РёР»Рё С‚РµРєСЃС‚РѕРІРѕРµ РїРѕР»Рµ РґР»СЏ СЃР»СѓР¶РµР±РЅС‹С… СЃРѕРѕР±С‰РµРЅРёР№</w:t>
             </w:r>
           </w:p>
         </w:tc>
@@ -1277,7 +1349,7 @@
                 <w:sz w:val="22"/>
                 <w:lang w:val="ru-RU"/>
               </w:rPr>
-              <w:t>Выводит сообщения о подключении, ходе соперника, неверном ходе, победе и потере соединения.</w:t>
+              <w:t>Р’С‹РІРѕРґРёС‚ СЃРѕРѕР±С‰РµРЅРёСЏ Рѕ РїРѕРґРєР»СЋС‡РµРЅРёРё, С…РѕРґРµ СЃРѕРїРµСЂРЅРёРєР°, РЅРµРІРµСЂРЅРѕРј С…РѕРґРµ, РїРѕР±РµРґРµ Рё РїРѕС‚РµСЂРµ СЃРѕРµРґРёРЅРµРЅРёСЏ.</w:t>
             </w:r>
           </w:p>
         </w:tc>
@@ -1307,7 +1379,7 @@
               <w:rPr>
                 <w:sz w:val="22"/>
               </w:rPr>
-              <w:t>Блок</w:t>
+              <w:t>Р‘Р»РѕРє</w:t>
             </w:r>
             <w:proofErr w:type="spellEnd"/>
             <w:r>
@@ -1321,7 +1393,7 @@
               <w:rPr>
                 <w:sz w:val="22"/>
               </w:rPr>
-              <w:t>управления</w:t>
+              <w:t>СѓРїСЂР°РІР»РµРЅРёСЏ</w:t>
             </w:r>
             <w:proofErr w:type="spellEnd"/>
             <w:r>
@@ -1335,7 +1407,7 @@
               <w:rPr>
                 <w:sz w:val="22"/>
               </w:rPr>
-              <w:t>партией</w:t>
+              <w:t>РїР°СЂС‚РёРµР№</w:t>
             </w:r>
             <w:proofErr w:type="spellEnd"/>
           </w:p>
@@ -1363,14 +1435,14 @@
                 <w:sz w:val="22"/>
                 <w:lang w:val="ru-RU"/>
               </w:rPr>
-              <w:t>Кнопка «Нов</w:t>
+              <w:t>РљРЅРѕРїРєР° В«РќРѕРІ</w:t>
             </w:r>
             <w:r>
               <w:rPr>
                 <w:sz w:val="22"/>
                 <w:lang w:val="ru-RU"/>
               </w:rPr>
-              <w:t>ая игра» или «Сброс», при необходимости кнопка выхода из партии</w:t>
+              <w:t>Р°СЏ РёРіСЂР°В» РёР»Рё В«РЎР±СЂРѕСЃВ», РїСЂРё РЅРµРѕР±С…РѕРґРёРјРѕСЃС‚Рё РєРЅРѕРїРєР° РІС‹С…РѕРґР° РёР· РїР°СЂС‚РёРё</w:t>
             </w:r>
           </w:p>
         </w:tc>
@@ -1397,7 +1469,7 @@
                 <w:sz w:val="22"/>
                 <w:lang w:val="ru-RU"/>
               </w:rPr>
-              <w:t>Позволяет начать новую партию или сбросить состояние после завершения игры.</w:t>
+              <w:t>РџРѕР·РІРѕР»СЏРµС‚ РЅР°С‡Р°С‚СЊ РЅРѕРІСѓСЋ РїР°СЂС‚РёСЋ РёР»Рё СЃР±СЂРѕСЃРёС‚СЊ СЃРѕСЃС‚РѕСЏРЅРёРµ РїРѕСЃР»Рµ Р·Р°РІРµСЂС€РµРЅРёСЏ РёРіСЂС‹.</w:t>
             </w:r>
           </w:p>
         </w:tc>
@@ -1429,14 +1501,14 @@
           <w:b/>
           <w:lang w:val="ru-RU"/>
         </w:rPr>
-        <w:t>С</w:t>
+        <w:t>РЎ</w:t>
       </w:r>
       <w:r>
         <w:rPr>
           <w:b/>
           <w:lang w:val="ru-RU"/>
         </w:rPr>
-        <w:t>труктура окна</w:t>
+        <w:t>С‚СЂСѓРєС‚СѓСЂР° РѕРєРЅР°</w:t>
       </w:r>
     </w:p>
     <w:p>
@@ -1451,7 +1523,7 @@
         <w:rPr>
           <w:lang w:val="ru-RU"/>
         </w:rPr>
-        <w:t xml:space="preserve">Для реализации в </w:t>
+        <w:t xml:space="preserve">Р”Р»СЏ СЂРµР°Р»РёР·Р°С†РёРё РІ </w:t>
       </w:r>
       <w:r>
         <w:t>Windows</w:t>
@@ -1475,13 +1547,13 @@
         <w:rPr>
           <w:lang w:val="ru-RU"/>
         </w:rPr>
-        <w:t>будет</w:t>
+        <w:t>Р±СѓРґРµС‚</w:t>
       </w:r>
       <w:r>
         <w:rPr>
           <w:lang w:val="ru-RU"/>
         </w:rPr>
-        <w:t xml:space="preserve"> одно главное окно </w:t>
+        <w:t xml:space="preserve"> РѕРґРЅРѕ РіР»Р°РІРЅРѕРµ РѕРєРЅРѕ </w:t>
       </w:r>
       <w:proofErr w:type="spellStart"/>
       <w:r>
@@ -1492,31 +1564,31 @@
         <w:rPr>
           <w:lang w:val="ru-RU"/>
         </w:rPr>
-        <w:t>. В верхней части окна размещается блок подключения, в центральной части</w:t>
+        <w:t>. Р’ РІРµСЂС…РЅРµР№ С‡Р°СЃС‚Рё РѕРєРЅР° СЂР°Р·РјРµС‰Р°РµС‚СЃСЏ Р±Р»РѕРє РїРѕРґРєР»СЋС‡РµРЅРёСЏ, РІ С†РµРЅС‚СЂР°Р»СЊРЅРѕР№ С‡Р°СЃС‚Рё</w:t>
       </w:r>
       <w:r>
         <w:rPr>
           <w:lang w:val="ru-RU"/>
         </w:rPr>
-        <w:t xml:space="preserve"> игровое поле 8</w:t>
+        <w:t xml:space="preserve"> РёРіСЂРѕРІРѕРµ РїРѕР»Рµ 8</w:t>
       </w:r>
       <w:r>
         <w:rPr>
           <w:lang w:val="ru-RU"/>
         </w:rPr>
-        <w:t xml:space="preserve"> на </w:t>
+        <w:t xml:space="preserve"> РЅР° </w:t>
       </w:r>
       <w:r>
         <w:rPr>
           <w:lang w:val="ru-RU"/>
         </w:rPr>
-        <w:t>8, сбоку или снизу</w:t>
+        <w:t>8, СЃР±РѕРєСѓ РёР»Рё СЃРЅРёР·Сѓ</w:t>
       </w:r>
       <w:r>
         <w:rPr>
           <w:lang w:val="ru-RU"/>
         </w:rPr>
-        <w:t xml:space="preserve"> панель состояния и область сообщений.</w:t>
+        <w:t xml:space="preserve"> РїР°РЅРµР»СЊ СЃРѕСЃС‚РѕСЏРЅРёСЏ Рё РѕР±Р»Р°СЃС‚СЊ СЃРѕРѕР±С‰РµРЅРёР№.</w:t>
       </w:r>
     </w:p>
     <w:p>
@@ -1532,7 +1604,7 @@
           <w:sz w:val="32"/>
           <w:lang w:val="ru-RU"/>
         </w:rPr>
-        <w:t>5. Требования к игровому полю</w:t>
+        <w:t>5. РўСЂРµР±РѕРІР°РЅРёСЏ Рє РёРіСЂРѕРІРѕРјСѓ РїРѕР»СЋ</w:t>
       </w:r>
     </w:p>
     <w:p>
@@ -1547,7 +1619,7 @@
         <w:rPr>
           <w:lang w:val="ru-RU"/>
         </w:rPr>
-        <w:t>Игровое поле является главным визуальным элементом приложения. Оно должно отображать доску 8</w:t>
+        <w:t>РРіСЂРѕРІРѕРµ РїРѕР»Рµ СЏРІР»СЏРµС‚СЃСЏ РіР»Р°РІРЅС‹Рј РІРёР·СѓР°Р»СЊРЅС‹Рј СЌР»РµРјРµРЅС‚РѕРј РїСЂРёР»РѕР¶РµРЅРёСЏ. РћРЅРѕ РґРѕР»Р¶РЅРѕ РѕС‚РѕР±СЂР°Р¶Р°С‚СЊ РґРѕСЃРєСѓ 8</w:t>
       </w:r>
       <w:r>
         <w:t>x</w:t>
@@ -1556,13 +1628,13 @@
         <w:rPr>
           <w:lang w:val="ru-RU"/>
         </w:rPr>
-        <w:t>8, шашки двух игроков и результат к</w:t>
+        <w:t>8, С€Р°С€РєРё РґРІСѓС… РёРіСЂРѕРєРѕРІ Рё СЂРµР·СѓР»СЊС‚Р°С‚ Рє</w:t>
       </w:r>
       <w:r>
         <w:rPr>
           <w:lang w:val="ru-RU"/>
         </w:rPr>
-        <w:t>аждого корректного хода.</w:t>
+        <w:t>Р°Р¶РґРѕРіРѕ РєРѕСЂСЂРµРєС‚РЅРѕРіРѕ С…РѕРґР°.</w:t>
       </w:r>
     </w:p>
     <w:p>
@@ -1581,7 +1653,7 @@
         <w:rPr>
           <w:lang w:val="ru-RU"/>
         </w:rPr>
-        <w:t>поле состоит из 8 строк и 8 столбцов;</w:t>
+        <w:t>РїРѕР»Рµ СЃРѕСЃС‚РѕРёС‚ РёР· 8 СЃС‚СЂРѕРє Рё 8 СЃС‚РѕР»Р±С†РѕРІ;</w:t>
       </w:r>
     </w:p>
     <w:p>
@@ -1600,7 +1672,7 @@
         <w:rPr>
           <w:lang w:val="ru-RU"/>
         </w:rPr>
-        <w:t>клетки должны визуально чередоваться по цвету;</w:t>
+        <w:t>РєР»РµС‚РєРё РґРѕР»Р¶РЅС‹ РІРёР·СѓР°Р»СЊРЅРѕ С‡РµСЂРµРґРѕРІР°С‚СЊСЃСЏ РїРѕ С†РІРµС‚Сѓ;</w:t>
       </w:r>
     </w:p>
     <w:p>
@@ -1619,7 +1691,7 @@
         <w:rPr>
           <w:lang w:val="ru-RU"/>
         </w:rPr>
-        <w:t>шашки двух игроков должны отличаться цветом;</w:t>
+        <w:t>С€Р°С€РєРё РґРІСѓС… РёРіСЂРѕРєРѕРІ РґРѕР»Р¶РЅС‹ РѕС‚Р»РёС‡Р°С‚СЊСЃСЏ С†РІРµС‚РѕРј;</w:t>
       </w:r>
     </w:p>
     <w:p>
@@ -1638,7 +1710,7 @@
         <w:rPr>
           <w:lang w:val="ru-RU"/>
         </w:rPr>
-        <w:t>простая шашка и дамка должны иметь различимое обозначение</w:t>
+        <w:t>РїСЂРѕСЃС‚Р°СЏ С€Р°С€РєР° Рё РґР°РјРєР° РґРѕР»Р¶РЅС‹ РёРјРµС‚СЊ СЂР°Р·Р»РёС‡РёРјРѕРµ РѕР±РѕР·РЅР°С‡РµРЅРёРµ</w:t>
       </w:r>
       <w:r>
         <w:rPr>
@@ -1663,13 +1735,13 @@
         <w:rPr>
           <w:lang w:val="ru-RU"/>
         </w:rPr>
-        <w:t xml:space="preserve">выбранная шашка должна выделяться </w:t>
+        <w:t xml:space="preserve">РІС‹Р±СЂР°РЅРЅР°СЏ С€Р°С€РєР° РґРѕР»Р¶РЅР° РІС‹РґРµР»СЏС‚СЊСЃСЏ </w:t>
       </w:r>
       <w:r>
         <w:rPr>
           <w:lang w:val="ru-RU"/>
         </w:rPr>
-        <w:t>изменением цвета клетки</w:t>
+        <w:t>РёР·РјРµРЅРµРЅРёРµРј С†РІРµС‚Р° РєР»РµС‚РєРё</w:t>
       </w:r>
       <w:r>
         <w:rPr>
@@ -1694,7 +1766,7 @@
         <w:rPr>
           <w:lang w:val="ru-RU"/>
         </w:rPr>
-        <w:t>если ход выполнен корректно, поле должно сразу обновляться у обоих игроков;</w:t>
+        <w:t>РµСЃР»Рё С…РѕРґ РІС‹РїРѕР»РЅРµРЅ РєРѕСЂСЂРµРєС‚РЅРѕ, РїРѕР»Рµ РґРѕР»Р¶РЅРѕ СЃСЂР°Р·Сѓ РѕР±РЅРѕРІР»СЏС‚СЊСЃСЏ Сѓ РѕР±РѕРёС… РёРіСЂРѕРєРѕРІ;</w:t>
       </w:r>
     </w:p>
     <w:p>
@@ -1713,7 +1785,7 @@
         <w:rPr>
           <w:lang w:val="ru-RU"/>
         </w:rPr>
-        <w:t>если ход некорректен, состояние поля не должно изменяться;</w:t>
+        <w:t>РµСЃР»Рё С…РѕРґ РЅРµРєРѕСЂСЂРµРєС‚РµРЅ, СЃРѕСЃС‚РѕСЏРЅРёРµ РїРѕР»СЏ РЅРµ РґРѕР»Р¶РЅРѕ РёР·РјРµРЅСЏС‚СЊСЃСЏ;</w:t>
       </w:r>
     </w:p>
     <w:p>
@@ -1732,7 +1804,7 @@
         <w:rPr>
           <w:lang w:val="ru-RU"/>
         </w:rPr>
-        <w:t>во время хода соперника выбор своих шашек должен быть заблокирован</w:t>
+        <w:t>РІРѕ РІСЂРµРјСЏ С…РѕРґР° СЃРѕРїРµСЂРЅРёРєР° РІС‹Р±РѕСЂ СЃРІРѕРёС… С€Р°С€РµРє РґРѕР»Р¶РµРЅ Р±С‹С‚СЊ Р·Р°Р±Р»РѕРєРёСЂРѕРІР°РЅ</w:t>
       </w:r>
       <w:r>
         <w:rPr>
@@ -1762,7 +1834,7 @@
           <w:sz w:val="32"/>
           <w:lang w:val="ru-RU"/>
         </w:rPr>
-        <w:t>. Поведение интерфейса по состояниям приложения</w:t>
+        <w:t>. РџРѕРІРµРґРµРЅРёРµ РёРЅС‚РµСЂС„РµР№СЃР° РїРѕ СЃРѕСЃС‚РѕСЏРЅРёСЏРј РїСЂРёР»РѕР¶РµРЅРёСЏ</w:t>
       </w:r>
     </w:p>
     <w:tbl>
@@ -1805,7 +1877,7 @@
                 <w:sz w:val="20"/>
               </w:rPr>
               <w:lastRenderedPageBreak/>
-              <w:t>Состояние</w:t>
+              <w:t>РЎРѕСЃС‚РѕСЏРЅРёРµ</w:t>
             </w:r>
             <w:proofErr w:type="spellEnd"/>
             <w:r>
@@ -1821,7 +1893,7 @@
                 <w:b/>
                 <w:sz w:val="20"/>
               </w:rPr>
-              <w:t>приложения</w:t>
+              <w:t>РїСЂРёР»РѕР¶РµРЅРёСЏ</w:t>
             </w:r>
             <w:proofErr w:type="spellEnd"/>
           </w:p>
@@ -1847,7 +1919,7 @@
                 <w:b/>
                 <w:sz w:val="20"/>
               </w:rPr>
-              <w:t>Поведение</w:t>
+              <w:t>РџРѕРІРµРґРµРЅРёРµ</w:t>
             </w:r>
             <w:proofErr w:type="spellEnd"/>
             <w:r>
@@ -1863,7 +1935,7 @@
                 <w:b/>
                 <w:sz w:val="20"/>
               </w:rPr>
-              <w:t>интерфейса</w:t>
+              <w:t>РёРЅС‚РµСЂС„РµР№СЃР°</w:t>
             </w:r>
             <w:proofErr w:type="spellEnd"/>
           </w:p>
@@ -1889,7 +1961,7 @@
                 <w:b/>
                 <w:sz w:val="20"/>
               </w:rPr>
-              <w:t>Сообщение</w:t>
+              <w:t>РЎРѕРѕР±С‰РµРЅРёРµ</w:t>
             </w:r>
             <w:proofErr w:type="spellEnd"/>
             <w:r>
@@ -1905,7 +1977,7 @@
                 <w:b/>
                 <w:sz w:val="20"/>
               </w:rPr>
-              <w:t>пользователю</w:t>
+              <w:t>РїРѕР»СЊР·РѕРІР°С‚РµР»СЋ</w:t>
             </w:r>
             <w:proofErr w:type="spellEnd"/>
           </w:p>
@@ -1936,7 +2008,7 @@
               <w:rPr>
                 <w:sz w:val="20"/>
               </w:rPr>
-              <w:t>Запуск</w:t>
+              <w:t>Р—Р°РїСѓСЃРє</w:t>
             </w:r>
             <w:proofErr w:type="spellEnd"/>
             <w:r>
@@ -1950,7 +2022,7 @@
               <w:rPr>
                 <w:sz w:val="20"/>
               </w:rPr>
-              <w:t>приложения</w:t>
+              <w:t>РїСЂРёР»РѕР¶РµРЅРёСЏ</w:t>
             </w:r>
             <w:proofErr w:type="spellEnd"/>
           </w:p>
@@ -1978,14 +2050,14 @@
                 <w:sz w:val="20"/>
                 <w:lang w:val="ru-RU"/>
               </w:rPr>
-              <w:t>Отображается</w:t>
+              <w:t>РћС‚РѕР±СЂР°Р¶Р°РµС‚СЃСЏ</w:t>
             </w:r>
             <w:r>
               <w:rPr>
                 <w:sz w:val="20"/>
                 <w:lang w:val="ru-RU"/>
               </w:rPr>
-              <w:t xml:space="preserve"> главное окно, доступны элементы создания сервера и подключения к серверу. Игровое поле может быть пустым или находиться в стартовом состоянии.</w:t>
+              <w:t xml:space="preserve"> РіР»Р°РІРЅРѕРµ РѕРєРЅРѕ, РґРѕСЃС‚СѓРїРЅС‹ СЌР»РµРјРµРЅС‚С‹ СЃРѕР·РґР°РЅРёСЏ СЃРµСЂРІРµСЂР° Рё РїРѕРґРєР»СЋС‡РµРЅРёСЏ Рє СЃРµСЂРІРµСЂСѓ. РРіСЂРѕРІРѕРµ РїРѕР»Рµ РјРѕР¶РµС‚ Р±С‹С‚СЊ РїСѓСЃС‚С‹Рј РёР»Рё РЅР°С…РѕРґРёС‚СЊСЃСЏ РІ СЃС‚Р°СЂС‚РѕРІРѕРј СЃРѕСЃС‚РѕСЏРЅРёРё.</w:t>
             </w:r>
           </w:p>
         </w:tc>
@@ -2012,7 +2084,7 @@
                 <w:sz w:val="20"/>
                 <w:lang w:val="ru-RU"/>
               </w:rPr>
-              <w:t>Выберите режим: создать сервер или подключиться к игре.</w:t>
+              <w:t>Р’С‹Р±РµСЂРёС‚Рµ СЂРµР¶РёРј: СЃРѕР·РґР°С‚СЊ СЃРµСЂРІРµСЂ РёР»Рё РїРѕРґРєР»СЋС‡РёС‚СЊСЃСЏ Рє РёРіСЂРµ.</w:t>
             </w:r>
           </w:p>
         </w:tc>
@@ -2042,7 +2114,7 @@
               <w:rPr>
                 <w:sz w:val="20"/>
               </w:rPr>
-              <w:t>Ожидание</w:t>
+              <w:t>РћР¶РёРґР°РЅРёРµ</w:t>
             </w:r>
             <w:proofErr w:type="spellEnd"/>
             <w:r>
@@ -2056,7 +2128,7 @@
               <w:rPr>
                 <w:sz w:val="20"/>
               </w:rPr>
-              <w:t>подключения</w:t>
+              <w:t>РїРѕРґРєР»СЋС‡РµРЅРёСЏ</w:t>
             </w:r>
             <w:proofErr w:type="spellEnd"/>
           </w:p>
@@ -2084,14 +2156,14 @@
                 <w:sz w:val="20"/>
                 <w:lang w:val="ru-RU"/>
               </w:rPr>
-              <w:t xml:space="preserve">После нажатия «Создать </w:t>
+              <w:t xml:space="preserve">РџРѕСЃР»Рµ РЅР°Р¶Р°С‚РёСЏ В«РЎРѕР·РґР°С‚СЊ </w:t>
             </w:r>
             <w:r>
               <w:rPr>
                 <w:sz w:val="20"/>
                 <w:lang w:val="ru-RU"/>
               </w:rPr>
-              <w:t>сервер» блокируется повторный запуск сервера. Поле может отображаться, но ходы недоступны до подключения второго игрока.</w:t>
+              <w:t>СЃРµСЂРІРµСЂВ» Р±Р»РѕРєРёСЂСѓРµС‚СЃСЏ РїРѕРІС‚РѕСЂРЅС‹Р№ Р·Р°РїСѓСЃРє СЃРµСЂРІРµСЂР°. РџРѕР»Рµ РјРѕР¶РµС‚ РѕС‚РѕР±СЂР°Р¶Р°С‚СЊСЃСЏ, РЅРѕ С…РѕРґС‹ РЅРµРґРѕСЃС‚СѓРїРЅС‹ РґРѕ РїРѕРґРєР»СЋС‡РµРЅРёСЏ РІС‚РѕСЂРѕРіРѕ РёРіСЂРѕРєР°.</w:t>
             </w:r>
           </w:p>
         </w:tc>
@@ -2118,7 +2190,7 @@
                 <w:sz w:val="20"/>
                 <w:lang w:val="ru-RU"/>
               </w:rPr>
-              <w:t>Сервер запущен. Ожидание второго игрока.</w:t>
+              <w:t>РЎРµСЂРІРµСЂ Р·Р°РїСѓС‰РµРЅ. РћР¶РёРґР°РЅРёРµ РІС‚РѕСЂРѕРіРѕ РёРіСЂРѕРєР°.</w:t>
             </w:r>
           </w:p>
         </w:tc>
@@ -2148,7 +2220,7 @@
               <w:rPr>
                 <w:sz w:val="20"/>
               </w:rPr>
-              <w:t>Подключение</w:t>
+              <w:t>РџРѕРґРєР»СЋС‡РµРЅРёРµ</w:t>
             </w:r>
             <w:proofErr w:type="spellEnd"/>
             <w:r>
@@ -2162,7 +2234,7 @@
               <w:rPr>
                 <w:sz w:val="20"/>
               </w:rPr>
-              <w:t>клиента</w:t>
+              <w:t>РєР»РёРµРЅС‚Р°</w:t>
             </w:r>
             <w:proofErr w:type="spellEnd"/>
           </w:p>
@@ -2190,14 +2262,14 @@
                 <w:sz w:val="20"/>
                 <w:lang w:val="ru-RU"/>
               </w:rPr>
-              <w:t>После успешного подключения активируется игровое поле. Пользователю назна</w:t>
+              <w:t>РџРѕСЃР»Рµ СѓСЃРїРµС€РЅРѕРіРѕ РїРѕРґРєР»СЋС‡РµРЅРёСЏ Р°РєС‚РёРІРёСЂСѓРµС‚СЃСЏ РёРіСЂРѕРІРѕРµ РїРѕР»Рµ. РџРѕР»СЊР·РѕРІР°С‚РµР»СЋ РЅР°Р·РЅР°</w:t>
             </w:r>
             <w:r>
               <w:rPr>
                 <w:sz w:val="20"/>
                 <w:lang w:val="ru-RU"/>
               </w:rPr>
-              <w:t>чается цвет или роль в партии.</w:t>
+              <w:t>С‡Р°РµС‚СЃСЏ С†РІРµС‚ РёР»Рё СЂРѕР»СЊ РІ РїР°СЂС‚РёРё.</w:t>
             </w:r>
           </w:p>
         </w:tc>
@@ -2221,7 +2293,7 @@
               <w:rPr>
                 <w:sz w:val="20"/>
               </w:rPr>
-              <w:t>Подключение</w:t>
+              <w:t>РџРѕРґРєР»СЋС‡РµРЅРёРµ</w:t>
             </w:r>
             <w:proofErr w:type="spellEnd"/>
             <w:r>
@@ -2235,7 +2307,7 @@
               <w:rPr>
                 <w:sz w:val="20"/>
               </w:rPr>
-              <w:t>выполнено</w:t>
+              <w:t>РІС‹РїРѕР»РЅРµРЅРѕ</w:t>
             </w:r>
             <w:proofErr w:type="spellEnd"/>
             <w:r>
@@ -2249,7 +2321,7 @@
               <w:rPr>
                 <w:sz w:val="20"/>
               </w:rPr>
-              <w:t>Игра</w:t>
+              <w:t>РРіСЂР°</w:t>
             </w:r>
             <w:proofErr w:type="spellEnd"/>
             <w:r>
@@ -2263,7 +2335,7 @@
               <w:rPr>
                 <w:sz w:val="20"/>
               </w:rPr>
-              <w:t>начинается</w:t>
+              <w:t>РЅР°С‡РёРЅР°РµС‚СЃСЏ</w:t>
             </w:r>
             <w:proofErr w:type="spellEnd"/>
             <w:r>
@@ -2300,7 +2372,7 @@
               <w:rPr>
                 <w:sz w:val="20"/>
               </w:rPr>
-              <w:t>Ход</w:t>
+              <w:t>РҐРѕРґ</w:t>
             </w:r>
             <w:proofErr w:type="spellEnd"/>
             <w:r>
@@ -2314,7 +2386,7 @@
               <w:rPr>
                 <w:sz w:val="20"/>
               </w:rPr>
-              <w:t>текущего</w:t>
+              <w:t>С‚РµРєСѓС‰РµРіРѕ</w:t>
             </w:r>
             <w:proofErr w:type="spellEnd"/>
             <w:r>
@@ -2328,7 +2400,7 @@
               <w:rPr>
                 <w:sz w:val="20"/>
               </w:rPr>
-              <w:t>игрока</w:t>
+              <w:t>РёРіСЂРѕРєР°</w:t>
             </w:r>
             <w:proofErr w:type="spellEnd"/>
           </w:p>
@@ -2353,14 +2425,14 @@
                 <w:sz w:val="20"/>
                 <w:lang w:val="ru-RU"/>
               </w:rPr>
-              <w:t xml:space="preserve">Пользователь может выбрать свою шашку и клетку назначения. </w:t>
+              <w:t xml:space="preserve">РџРѕР»СЊР·РѕРІР°С‚РµР»СЊ РјРѕР¶РµС‚ РІС‹Р±СЂР°С‚СЊ СЃРІРѕСЋ С€Р°С€РєСѓ Рё РєР»РµС‚РєСѓ РЅР°Р·РЅР°С‡РµРЅРёСЏ. </w:t>
             </w:r>
             <w:proofErr w:type="spellStart"/>
             <w:r>
               <w:rPr>
                 <w:sz w:val="20"/>
               </w:rPr>
-              <w:t>Выбранная</w:t>
+              <w:t>Р’С‹Р±СЂР°РЅРЅР°СЏ</w:t>
             </w:r>
             <w:proofErr w:type="spellEnd"/>
             <w:r>
@@ -2374,7 +2446,7 @@
               <w:rPr>
                 <w:sz w:val="20"/>
               </w:rPr>
-              <w:t>шашка</w:t>
+              <w:t>С€Р°С€РєР°</w:t>
             </w:r>
             <w:proofErr w:type="spellEnd"/>
             <w:r>
@@ -2388,7 +2460,7 @@
               <w:rPr>
                 <w:sz w:val="20"/>
               </w:rPr>
-              <w:t>подсвечивается</w:t>
+              <w:t>РїРѕРґСЃРІРµС‡РёРІР°РµС‚СЃСЏ</w:t>
             </w:r>
             <w:proofErr w:type="spellEnd"/>
             <w:r>
@@ -2419,7 +2491,7 @@
               <w:rPr>
                 <w:sz w:val="20"/>
               </w:rPr>
-              <w:t>Ваш</w:t>
+              <w:t>Р’Р°С€</w:t>
             </w:r>
             <w:proofErr w:type="spellEnd"/>
             <w:r>
@@ -2433,7 +2505,7 @@
               <w:rPr>
                 <w:sz w:val="20"/>
               </w:rPr>
-              <w:t>ход</w:t>
+              <w:t>С…РѕРґ</w:t>
             </w:r>
             <w:proofErr w:type="spellEnd"/>
             <w:r>
@@ -2470,7 +2542,7 @@
               <w:rPr>
                 <w:sz w:val="20"/>
               </w:rPr>
-              <w:t>Ход</w:t>
+              <w:t>РҐРѕРґ</w:t>
             </w:r>
             <w:proofErr w:type="spellEnd"/>
             <w:r>
@@ -2484,7 +2556,7 @@
               <w:rPr>
                 <w:sz w:val="20"/>
               </w:rPr>
-              <w:t>соперника</w:t>
+              <w:t>СЃРѕРїРµСЂРЅРёРєР°</w:t>
             </w:r>
             <w:proofErr w:type="spellEnd"/>
           </w:p>
@@ -2512,14 +2584,14 @@
                 <w:sz w:val="20"/>
                 <w:lang w:val="ru-RU"/>
               </w:rPr>
-              <w:t>Пользователь видит поле, но не может выполнить хо</w:t>
+              <w:t>РџРѕР»СЊР·РѕРІР°С‚РµР»СЊ РІРёРґРёС‚ РїРѕР»Рµ, РЅРѕ РЅРµ РјРѕР¶РµС‚ РІС‹РїРѕР»РЅРёС‚СЊ С…Рѕ</w:t>
             </w:r>
             <w:r>
               <w:rPr>
                 <w:sz w:val="20"/>
                 <w:lang w:val="ru-RU"/>
               </w:rPr>
-              <w:t>д до получения сообщения от второго игрока.</w:t>
+              <w:t>Рґ РґРѕ РїРѕР»СѓС‡РµРЅРёСЏ СЃРѕРѕР±С‰РµРЅРёСЏ РѕС‚ РІС‚РѕСЂРѕРіРѕ РёРіСЂРѕРєР°.</w:t>
             </w:r>
           </w:p>
         </w:tc>
@@ -2543,7 +2615,7 @@
               <w:rPr>
                 <w:sz w:val="20"/>
               </w:rPr>
-              <w:t>Ожидание</w:t>
+              <w:t>РћР¶РёРґР°РЅРёРµ</w:t>
             </w:r>
             <w:proofErr w:type="spellEnd"/>
             <w:r>
@@ -2557,7 +2629,7 @@
               <w:rPr>
                 <w:sz w:val="20"/>
               </w:rPr>
-              <w:t>хода</w:t>
+              <w:t>С…РѕРґР°</w:t>
             </w:r>
             <w:proofErr w:type="spellEnd"/>
             <w:r>
@@ -2571,7 +2643,7 @@
               <w:rPr>
                 <w:sz w:val="20"/>
               </w:rPr>
-              <w:t>соперника</w:t>
+              <w:t>СЃРѕРїРµСЂРЅРёРєР°</w:t>
             </w:r>
             <w:proofErr w:type="spellEnd"/>
             <w:r>
@@ -2608,7 +2680,7 @@
               <w:rPr>
                 <w:sz w:val="20"/>
               </w:rPr>
-              <w:t>Некорректный</w:t>
+              <w:t>РќРµРєРѕСЂСЂРµРєС‚РЅС‹Р№</w:t>
             </w:r>
             <w:proofErr w:type="spellEnd"/>
             <w:r>
@@ -2622,7 +2694,7 @@
               <w:rPr>
                 <w:sz w:val="20"/>
               </w:rPr>
-              <w:t>ход</w:t>
+              <w:t>С…РѕРґ</w:t>
             </w:r>
             <w:proofErr w:type="spellEnd"/>
           </w:p>
@@ -2650,7 +2722,7 @@
                 <w:sz w:val="20"/>
                 <w:lang w:val="ru-RU"/>
               </w:rPr>
-              <w:t>Поле остается без изменений. Выбор может быть сброшен, чтобы пользователь выбрал ход заново.</w:t>
+              <w:t>РџРѕР»Рµ РѕСЃС‚Р°РµС‚СЃСЏ Р±РµР· РёР·РјРµРЅРµРЅРёР№. Р’С‹Р±РѕСЂ РјРѕР¶РµС‚ Р±С‹С‚СЊ СЃР±СЂРѕС€РµРЅ, С‡С‚РѕР±С‹ РїРѕР»СЊР·РѕРІР°С‚РµР»СЊ РІС‹Р±СЂР°Р» С…РѕРґ Р·Р°РЅРѕРІРѕ.</w:t>
             </w:r>
           </w:p>
         </w:tc>
@@ -2677,7 +2749,7 @@
                 <w:sz w:val="20"/>
                 <w:lang w:val="ru-RU"/>
               </w:rPr>
-              <w:t>Ход невозможен: нарушены правила игры.</w:t>
+              <w:t>РҐРѕРґ РЅРµРІРѕР·РјРѕР¶РµРЅ: РЅР°СЂСѓС€РµРЅС‹ РїСЂР°РІРёР»Р° РёРіСЂС‹.</w:t>
             </w:r>
           </w:p>
         </w:tc>
@@ -2707,7 +2779,7 @@
               <w:rPr>
                 <w:sz w:val="20"/>
               </w:rPr>
-              <w:t>Окончание</w:t>
+              <w:t>РћРєРѕРЅС‡Р°РЅРёРµ</w:t>
             </w:r>
             <w:proofErr w:type="spellEnd"/>
             <w:r>
@@ -2721,7 +2793,7 @@
               <w:rPr>
                 <w:sz w:val="20"/>
               </w:rPr>
-              <w:t>партии</w:t>
+              <w:t>РїР°СЂС‚РёРё</w:t>
             </w:r>
             <w:proofErr w:type="spellEnd"/>
           </w:p>
@@ -2749,28 +2821,28 @@
                 <w:sz w:val="20"/>
                 <w:lang w:val="ru-RU"/>
               </w:rPr>
-              <w:t xml:space="preserve">Игровое поле </w:t>
+              <w:t xml:space="preserve">РРіСЂРѕРІРѕРµ РїРѕР»Рµ </w:t>
             </w:r>
             <w:r>
               <w:rPr>
                 <w:sz w:val="20"/>
                 <w:lang w:val="ru-RU"/>
               </w:rPr>
-              <w:t xml:space="preserve">блокируется для новых ходов. Показывается победитель. При </w:t>
+              <w:t xml:space="preserve">Р±Р»РѕРєРёСЂСѓРµС‚СЃСЏ РґР»СЏ РЅРѕРІС‹С… С…РѕРґРѕРІ. РџРѕРєР°Р·С‹РІР°РµС‚СЃСЏ РїРѕР±РµРґРёС‚РµР»СЊ. РџСЂРё </w:t>
             </w:r>
             <w:r>
               <w:rPr>
                 <w:sz w:val="20"/>
                 <w:lang w:val="ru-RU"/>
               </w:rPr>
-              <w:t>нажатии</w:t>
+              <w:t>РЅР°Р¶Р°С‚РёРё</w:t>
             </w:r>
             <w:r>
               <w:rPr>
                 <w:sz w:val="20"/>
                 <w:lang w:val="ru-RU"/>
               </w:rPr>
-              <w:t xml:space="preserve"> кнопки «Новая игра» пользователь может начать новую партию.</w:t>
+              <w:t xml:space="preserve"> РєРЅРѕРїРєРё В«РќРѕРІР°СЏ РёРіСЂР°В» РїРѕР»СЊР·РѕРІР°С‚РµР»СЊ РјРѕР¶РµС‚ РЅР°С‡Р°С‚СЊ РЅРѕРІСѓСЋ РїР°СЂС‚РёСЋ.</w:t>
             </w:r>
           </w:p>
         </w:tc>
@@ -2797,7 +2869,7 @@
               <w:rPr>
                 <w:sz w:val="20"/>
               </w:rPr>
-              <w:t>Партия</w:t>
+              <w:t>РџР°СЂС‚РёСЏ</w:t>
             </w:r>
             <w:proofErr w:type="spellEnd"/>
             <w:r>
@@ -2811,7 +2883,7 @@
               <w:rPr>
                 <w:sz w:val="20"/>
               </w:rPr>
-              <w:t>завершена</w:t>
+              <w:t>Р·Р°РІРµСЂС€РµРЅР°</w:t>
             </w:r>
             <w:proofErr w:type="spellEnd"/>
             <w:r>
@@ -2819,7 +2891,7 @@
                 <w:sz w:val="20"/>
                 <w:lang w:val="ru-RU"/>
               </w:rPr>
-              <w:t>. Имя победителя</w:t>
+              <w:t>. РРјСЏ РїРѕР±РµРґРёС‚РµР»СЏ</w:t>
             </w:r>
           </w:p>
         </w:tc>
@@ -2849,7 +2921,7 @@
               <w:rPr>
                 <w:sz w:val="20"/>
               </w:rPr>
-              <w:t>Потеря</w:t>
+              <w:t>РџРѕС‚РµСЂСЏ</w:t>
             </w:r>
             <w:proofErr w:type="spellEnd"/>
             <w:r>
@@ -2863,7 +2935,7 @@
               <w:rPr>
                 <w:sz w:val="20"/>
               </w:rPr>
-              <w:t>соединения</w:t>
+              <w:t>СЃРѕРµРґРёРЅРµРЅРёСЏ</w:t>
             </w:r>
             <w:proofErr w:type="spellEnd"/>
           </w:p>
@@ -2891,14 +2963,14 @@
                 <w:sz w:val="20"/>
                 <w:lang w:val="ru-RU"/>
               </w:rPr>
-              <w:t>Игровые действия блокируются. Пользователь получает сообщение о проблеме соед</w:t>
+              <w:t>РРіСЂРѕРІС‹Рµ РґРµР№СЃС‚РІРёСЏ Р±Р»РѕРєРёСЂСѓСЋС‚СЃСЏ. РџРѕР»СЊР·РѕРІР°С‚РµР»СЊ РїРѕР»СѓС‡Р°РµС‚ СЃРѕРѕР±С‰РµРЅРёРµ Рѕ РїСЂРѕР±Р»РµРјРµ СЃРѕРµРґ</w:t>
             </w:r>
             <w:r>
               <w:rPr>
                 <w:sz w:val="20"/>
                 <w:lang w:val="ru-RU"/>
               </w:rPr>
-              <w:t>инения.</w:t>
+              <w:t>РёРЅРµРЅРёСЏ.</w:t>
             </w:r>
           </w:p>
         </w:tc>
@@ -2925,7 +2997,7 @@
                 <w:sz w:val="20"/>
                 <w:lang w:val="ru-RU"/>
               </w:rPr>
-              <w:t>Соединение со вторым игроком потеряно.</w:t>
+              <w:t>РЎРѕРµРґРёРЅРµРЅРёРµ СЃРѕ РІС‚РѕСЂС‹Рј РёРіСЂРѕРєРѕРј РїРѕС‚РµСЂСЏРЅРѕ.</w:t>
             </w:r>
           </w:p>
         </w:tc>
@@ -2951,7 +3023,7 @@
           <w:sz w:val="32"/>
           <w:lang w:val="ru-RU"/>
         </w:rPr>
-        <w:t>7. Основные пользовательские сценарии</w:t>
+        <w:t>7. РћСЃРЅРѕРІРЅС‹Рµ РїРѕР»СЊР·РѕРІР°С‚РµР»СЊСЃРєРёРµ СЃС†РµРЅР°СЂРёРё</w:t>
       </w:r>
     </w:p>
     <w:p>
@@ -2966,7 +3038,7 @@
           <w:b/>
           <w:lang w:val="ru-RU"/>
         </w:rPr>
-        <w:t>7.1. Создание игры</w:t>
+        <w:t>7.1. РЎРѕР·РґР°РЅРёРµ РёРіСЂС‹</w:t>
       </w:r>
     </w:p>
     <w:p>
@@ -2985,7 +3057,7 @@
         <w:rPr>
           <w:lang w:val="ru-RU"/>
         </w:rPr>
-        <w:t>пользователь запускает приложение;</w:t>
+        <w:t>РїРѕР»СЊР·РѕРІР°С‚РµР»СЊ Р·Р°РїСѓСЃРєР°РµС‚ РїСЂРёР»РѕР¶РµРЅРёРµ;</w:t>
       </w:r>
     </w:p>
     <w:p>
@@ -3004,7 +3076,7 @@
         <w:rPr>
           <w:lang w:val="ru-RU"/>
         </w:rPr>
-        <w:t>указывает порт или оставляет значение по умолчанию;</w:t>
+        <w:t>СѓРєР°Р·С‹РІР°РµС‚ РїРѕСЂС‚ РёР»Рё РѕСЃС‚Р°РІР»СЏРµС‚ Р·РЅР°С‡РµРЅРёРµ РїРѕ СѓРјРѕР»С‡Р°РЅРёСЋ;</w:t>
       </w:r>
     </w:p>
     <w:p>
@@ -3023,7 +3095,7 @@
         <w:rPr>
           <w:lang w:val="ru-RU"/>
         </w:rPr>
-        <w:t>нажимает кнопку «Создать сервер»;</w:t>
+        <w:t>РЅР°Р¶РёРјР°РµС‚ РєРЅРѕРїРєСѓ В«РЎРѕР·РґР°С‚СЊ СЃРµСЂРІРµСЂВ»;</w:t>
       </w:r>
     </w:p>
     <w:p>
@@ -3042,7 +3114,7 @@
         <w:rPr>
           <w:lang w:val="ru-RU"/>
         </w:rPr>
-        <w:t xml:space="preserve">приложение запускает </w:t>
+        <w:t xml:space="preserve">РїСЂРёР»РѕР¶РµРЅРёРµ Р·Р°РїСѓСЃРєР°РµС‚ </w:t>
       </w:r>
       <w:r>
         <w:t>TCP</w:t>
@@ -3051,7 +3123,7 @@
         <w:rPr>
           <w:lang w:val="ru-RU"/>
         </w:rPr>
-        <w:t>-сервер и переходит в состояние ожидания подключения;</w:t>
+        <w:t>-СЃРµСЂРІРµСЂ Рё РїРµСЂРµС…РѕРґРёС‚ РІ СЃРѕСЃС‚РѕСЏРЅРёРµ РѕР¶РёРґР°РЅРёСЏ РїРѕРґРєР»СЋС‡РµРЅРёСЏ;</w:t>
       </w:r>
     </w:p>
     <w:p>
@@ -3071,13 +3143,13 @@
           <w:lang w:val="ru-RU"/>
         </w:rPr>
         <w:lastRenderedPageBreak/>
-        <w:t>п</w:t>
+        <w:t>Рї</w:t>
       </w:r>
       <w:r>
         <w:rPr>
           <w:lang w:val="ru-RU"/>
         </w:rPr>
-        <w:t>осле подключения второго игрока приложение отображает начальную расстановку шашек и разрешает ход первому игроку согласно правилам партии.</w:t>
+        <w:t>РѕСЃР»Рµ РїРѕРґРєР»СЋС‡РµРЅРёСЏ РІС‚РѕСЂРѕРіРѕ РёРіСЂРѕРєР° РїСЂРёР»РѕР¶РµРЅРёРµ РѕС‚РѕР±СЂР°Р¶Р°РµС‚ РЅР°С‡Р°Р»СЊРЅСѓСЋ СЂР°СЃСЃС‚Р°РЅРѕРІРєСѓ С€Р°С€РµРє Рё СЂР°Р·СЂРµС€Р°РµС‚ С…РѕРґ РїРµСЂРІРѕРјСѓ РёРіСЂРѕРєСѓ СЃРѕРіР»Р°СЃРЅРѕ РїСЂР°РІРёР»Р°Рј РїР°СЂС‚РёРё.</w:t>
       </w:r>
     </w:p>
     <w:p>
@@ -3092,7 +3164,7 @@
           <w:b/>
           <w:lang w:val="ru-RU"/>
         </w:rPr>
-        <w:t>7.2. Подключение к игре</w:t>
+        <w:t>7.2. РџРѕРґРєР»СЋС‡РµРЅРёРµ Рє РёРіСЂРµ</w:t>
       </w:r>
     </w:p>
     <w:p>
@@ -3111,13 +3183,13 @@
         <w:rPr>
           <w:lang w:val="ru-RU"/>
         </w:rPr>
-        <w:t>пользователь запускает второй э</w:t>
+        <w:t>РїРѕР»СЊР·РѕРІР°С‚РµР»СЊ Р·Р°РїСѓСЃРєР°РµС‚ РІС‚РѕСЂРѕР№ СЌ</w:t>
       </w:r>
       <w:r>
         <w:rPr>
           <w:lang w:val="ru-RU"/>
         </w:rPr>
-        <w:t>кземпляр приложения;</w:t>
+        <w:t>РєР·РµРјРїР»СЏСЂ РїСЂРёР»РѕР¶РµРЅРёСЏ;</w:t>
       </w:r>
     </w:p>
     <w:p>
@@ -3136,7 +3208,7 @@
         <w:rPr>
           <w:lang w:val="ru-RU"/>
         </w:rPr>
-        <w:t xml:space="preserve">вводит </w:t>
+        <w:t xml:space="preserve">РІРІРѕРґРёС‚ </w:t>
       </w:r>
       <w:r>
         <w:t>IP</w:t>
@@ -3145,7 +3217,7 @@
         <w:rPr>
           <w:lang w:val="ru-RU"/>
         </w:rPr>
-        <w:t>-адрес и порт сервера;</w:t>
+        <w:t>-Р°РґСЂРµСЃ Рё РїРѕСЂС‚ СЃРµСЂРІРµСЂР°;</w:t>
       </w:r>
     </w:p>
     <w:p>
@@ -3164,7 +3236,7 @@
         <w:rPr>
           <w:lang w:val="ru-RU"/>
         </w:rPr>
-        <w:t>нажимает кнопку «Подключиться»;</w:t>
+        <w:t>РЅР°Р¶РёРјР°РµС‚ РєРЅРѕРїРєСѓ В«РџРѕРґРєР»СЋС‡РёС‚СЊСЃСЏВ»;</w:t>
       </w:r>
     </w:p>
     <w:p>
@@ -3183,7 +3255,7 @@
         <w:rPr>
           <w:lang w:val="ru-RU"/>
         </w:rPr>
-        <w:t>при успешном подключении приложение получает статус клиента и отображает игровое поле;</w:t>
+        <w:t>РїСЂРё СѓСЃРїРµС€РЅРѕРј РїРѕРґРєР»СЋС‡РµРЅРёРё РїСЂРёР»РѕР¶РµРЅРёРµ РїРѕР»СѓС‡Р°РµС‚ СЃС‚Р°С‚СѓСЃ РєР»РёРµРЅС‚Р° Рё РѕС‚РѕР±СЂР°Р¶Р°РµС‚ РёРіСЂРѕРІРѕРµ РїРѕР»Рµ;</w:t>
       </w:r>
     </w:p>
     <w:p>
@@ -3202,13 +3274,13 @@
         <w:rPr>
           <w:lang w:val="ru-RU"/>
         </w:rPr>
-        <w:t xml:space="preserve">при ошибке подключения приложение выводит понятное сообщение и </w:t>
+        <w:t xml:space="preserve">РїСЂРё РѕС€РёР±РєРµ РїРѕРґРєР»СЋС‡РµРЅРёСЏ РїСЂРёР»РѕР¶РµРЅРёРµ РІС‹РІРѕРґРёС‚ РїРѕРЅСЏС‚РЅРѕРµ СЃРѕРѕР±С‰РµРЅРёРµ Рё </w:t>
       </w:r>
       <w:r>
         <w:rPr>
           <w:lang w:val="ru-RU"/>
         </w:rPr>
-        <w:t>позволяет повторить ввод данных.</w:t>
+        <w:t>РїРѕР·РІРѕР»СЏРµС‚ РїРѕРІС‚РѕСЂРёС‚СЊ РІРІРѕРґ РґР°РЅРЅС‹С….</w:t>
       </w:r>
     </w:p>
     <w:p>
@@ -3230,7 +3302,7 @@
           <w:b/>
           <w:lang w:val="ru-RU"/>
         </w:rPr>
-        <w:t>.3. Выполнение хода</w:t>
+        <w:t>.3. Р’С‹РїРѕР»РЅРµРЅРёРµ С…РѕРґР°</w:t>
       </w:r>
     </w:p>
     <w:p>
@@ -3249,7 +3321,7 @@
         <w:rPr>
           <w:lang w:val="ru-RU"/>
         </w:rPr>
-        <w:t>игрок выбирает свою шашку на игровом поле;</w:t>
+        <w:t>РёРіСЂРѕРє РІС‹Р±РёСЂР°РµС‚ СЃРІРѕСЋ С€Р°С€РєСѓ РЅР° РёРіСЂРѕРІРѕРј РїРѕР»Рµ;</w:t>
       </w:r>
     </w:p>
     <w:p>
@@ -3268,7 +3340,7 @@
         <w:rPr>
           <w:lang w:val="ru-RU"/>
         </w:rPr>
-        <w:t>интерфейс сохраняет выбранную клетку и визуально выделяет ее;</w:t>
+        <w:t>РёРЅС‚РµСЂС„РµР№СЃ СЃРѕС…СЂР°РЅСЏРµС‚ РІС‹Р±СЂР°РЅРЅСѓСЋ РєР»РµС‚РєСѓ Рё РІРёР·СѓР°Р»СЊРЅРѕ РІС‹РґРµР»СЏРµС‚ РµРµ;</w:t>
       </w:r>
     </w:p>
     <w:p>
@@ -3287,7 +3359,7 @@
         <w:rPr>
           <w:lang w:val="ru-RU"/>
         </w:rPr>
-        <w:t>игрок выбирает клетку назначения;</w:t>
+        <w:t>РёРіСЂРѕРє РІС‹Р±РёСЂР°РµС‚ РєР»РµС‚РєСѓ РЅР°Р·РЅР°С‡РµРЅРёСЏ;</w:t>
       </w:r>
     </w:p>
     <w:p>
@@ -3311,7 +3383,7 @@
         <w:rPr>
           <w:lang w:val="ru-RU"/>
         </w:rPr>
-        <w:t xml:space="preserve"> формирует объект </w:t>
+        <w:t xml:space="preserve"> С„РѕСЂРјРёСЂСѓРµС‚ РѕР±СЉРµРєС‚ </w:t>
       </w:r>
       <w:r>
         <w:t>Move</w:t>
@@ -3320,13 +3392,13 @@
         <w:rPr>
           <w:lang w:val="ru-RU"/>
         </w:rPr>
-        <w:t xml:space="preserve"> и передает его в игровую</w:t>
+        <w:t xml:space="preserve"> Рё РїРµСЂРµРґР°РµС‚ РµРіРѕ РІ РёРіСЂРѕРІСѓСЋ</w:t>
       </w:r>
       <w:r>
         <w:rPr>
           <w:lang w:val="ru-RU"/>
         </w:rPr>
-        <w:t xml:space="preserve"> логику;</w:t>
+        <w:t xml:space="preserve"> Р»РѕРіРёРєСѓ;</w:t>
       </w:r>
     </w:p>
     <w:p>
@@ -3345,7 +3417,7 @@
         <w:rPr>
           <w:lang w:val="ru-RU"/>
         </w:rPr>
-        <w:t xml:space="preserve">игровая логика проверяет корректность хода через </w:t>
+        <w:t xml:space="preserve">РёРіСЂРѕРІР°СЏ Р»РѕРіРёРєР° РїСЂРѕРІРµСЂСЏРµС‚ РєРѕСЂСЂРµРєС‚РЅРѕСЃС‚СЊ С…РѕРґР° С‡РµСЂРµР· </w:t>
       </w:r>
       <w:proofErr w:type="spellStart"/>
       <w:r>
@@ -3375,7 +3447,7 @@
         <w:rPr>
           <w:lang w:val="ru-RU"/>
         </w:rPr>
-        <w:t xml:space="preserve">при успешной проверке обновляется </w:t>
+        <w:t xml:space="preserve">РїСЂРё СѓСЃРїРµС€РЅРѕР№ РїСЂРѕРІРµСЂРєРµ РѕР±РЅРѕРІР»СЏРµС‚СЃСЏ </w:t>
       </w:r>
       <w:proofErr w:type="spellStart"/>
       <w:r>
@@ -3386,7 +3458,7 @@
         <w:rPr>
           <w:lang w:val="ru-RU"/>
         </w:rPr>
-        <w:t xml:space="preserve">, перерисовывается поле и ход передается второму игроку через </w:t>
+        <w:t xml:space="preserve">, РїРµСЂРµСЂРёСЃРѕРІС‹РІР°РµС‚СЃСЏ РїРѕР»Рµ Рё С…РѕРґ РїРµСЂРµРґР°РµС‚СЃСЏ РІС‚РѕСЂРѕРјСѓ РёРіСЂРѕРєСѓ С‡РµСЂРµР· </w:t>
       </w:r>
       <w:proofErr w:type="spellStart"/>
       <w:r>
@@ -3416,13 +3488,13 @@
         <w:rPr>
           <w:lang w:val="ru-RU"/>
         </w:rPr>
-        <w:t>при ошибке интерфейс показывает сообщение, а состояние д</w:t>
+        <w:t>РїСЂРё РѕС€РёР±РєРµ РёРЅС‚РµСЂС„РµР№СЃ РїРѕРєР°Р·С‹РІР°РµС‚ СЃРѕРѕР±С‰РµРЅРёРµ, Р° СЃРѕСЃС‚РѕСЏРЅРёРµ Рґ</w:t>
       </w:r>
       <w:r>
         <w:rPr>
           <w:lang w:val="ru-RU"/>
         </w:rPr>
-        <w:t>оски не изменяется.</w:t>
+        <w:t>РѕСЃРєРё РЅРµ РёР·РјРµРЅСЏРµС‚СЃСЏ.</w:t>
       </w:r>
     </w:p>
     <w:p>
@@ -3461,7 +3533,7 @@
           <w:sz w:val="32"/>
           <w:lang w:val="ru-RU"/>
         </w:rPr>
-        <w:t xml:space="preserve"> взаимодействия между модулями</w:t>
+        <w:t xml:space="preserve"> РІР·Р°РёРјРѕРґРµР№СЃС‚РІРёСЏ РјРµР¶РґСѓ РјРѕРґСѓР»СЏРјРё</w:t>
       </w:r>
     </w:p>
     <w:p>
@@ -3479,7 +3551,7 @@
         <w:rPr>
           <w:lang w:val="ru-RU"/>
         </w:rPr>
-        <w:t xml:space="preserve"> взаимодействия строится вокруг принципа разделения ответственности. </w:t>
+        <w:t xml:space="preserve"> РІР·Р°РёРјРѕРґРµР№СЃС‚РІРёСЏ СЃС‚СЂРѕРёС‚СЃСЏ РІРѕРєСЂСѓРі РїСЂРёРЅС†РёРїР° СЂР°Р·РґРµР»РµРЅРёСЏ РѕС‚РІРµС‚СЃС‚РІРµРЅРЅРѕСЃС‚Рё. </w:t>
       </w:r>
       <w:proofErr w:type="spellStart"/>
       <w:r>
@@ -3490,7 +3562,7 @@
         <w:rPr>
           <w:lang w:val="ru-RU"/>
         </w:rPr>
-        <w:t xml:space="preserve"> отвечает только за отображение и действия пользователя. </w:t>
+        <w:t xml:space="preserve"> РѕС‚РІРµС‡Р°РµС‚ С‚РѕР»СЊРєРѕ Р·Р° РѕС‚РѕР±СЂР°Р¶РµРЅРёРµ Рё РґРµР№СЃС‚РІРёСЏ РїРѕР»СЊР·РѕРІР°С‚РµР»СЏ. </w:t>
       </w:r>
       <w:proofErr w:type="spellStart"/>
       <w:r>
@@ -3501,7 +3573,7 @@
         <w:rPr>
           <w:lang w:val="ru-RU"/>
         </w:rPr>
-        <w:t xml:space="preserve"> отвечает за правила игры и состояние партии. </w:t>
+        <w:t xml:space="preserve"> РѕС‚РІРµС‡Р°РµС‚ Р·Р° РїСЂР°РІРёР»Р° РёРіСЂС‹ Рё СЃРѕСЃС‚РѕСЏРЅРёРµ РїР°СЂС‚РёРё. </w:t>
       </w:r>
       <w:r>
         <w:t>Network</w:t>
@@ -3510,7 +3582,7 @@
         <w:rPr>
           <w:lang w:val="ru-RU"/>
         </w:rPr>
-        <w:t xml:space="preserve"> отвечает за передачу сообщений между экземплярами приложения. </w:t>
+        <w:t xml:space="preserve"> РѕС‚РІРµС‡Р°РµС‚ Р·Р° РїРµСЂРµРґР°С‡Сѓ СЃРѕРѕР±С‰РµРЅРёР№ РјРµР¶РґСѓ СЌРєР·РµРјРїР»СЏСЂР°РјРё РїСЂРёР»РѕР¶РµРЅРёСЏ. </w:t>
       </w:r>
       <w:r>
         <w:t>UI</w:t>
@@ -3519,7 +3591,7 @@
         <w:rPr>
           <w:lang w:val="ru-RU"/>
         </w:rPr>
-        <w:t xml:space="preserve"> не должен самостоятельно проверять правила шашек и не должен напрямую изменять состояние доски без обращения к игровой логике.</w:t>
+        <w:t xml:space="preserve"> РЅРµ РґРѕР»Р¶РµРЅ СЃР°РјРѕСЃС‚РѕСЏС‚РµР»СЊРЅРѕ РїСЂРѕРІРµСЂСЏС‚СЊ РїСЂР°РІРёР»Р° С€Р°С€РµРє Рё РЅРµ РґРѕР»Р¶РµРЅ РЅР°РїСЂСЏРјСѓСЋ РёР·РјРµРЅСЏС‚СЊ СЃРѕСЃС‚РѕСЏРЅРёРµ РґРѕСЃРєРё Р±РµР· РѕР±СЂР°С‰РµРЅРёСЏ Рє РёРіСЂРѕРІРѕР№ Р»РѕРіРёРєРµ.</w:t>
       </w:r>
     </w:p>
     <w:p>
@@ -3534,7 +3606,7 @@
           <w:b/>
           <w:lang w:val="ru-RU"/>
         </w:rPr>
-        <w:t xml:space="preserve">8.1. Связь </w:t>
+        <w:t xml:space="preserve">8.1. РЎРІСЏР·СЊ </w:t>
       </w:r>
       <w:r>
         <w:rPr>
@@ -3560,7 +3632,7 @@
           <w:b/>
           <w:lang w:val="ru-RU"/>
         </w:rPr>
-        <w:t xml:space="preserve"> с игровой логикой</w:t>
+        <w:t xml:space="preserve"> СЃ РёРіСЂРѕРІРѕР№ Р»РѕРіРёРєРѕР№</w:t>
       </w:r>
     </w:p>
     <w:tbl>
@@ -3602,7 +3674,7 @@
                 <w:b/>
                 <w:sz w:val="22"/>
               </w:rPr>
-              <w:t>Элемент</w:t>
+              <w:t>Р­Р»РµРјРµРЅС‚</w:t>
             </w:r>
             <w:proofErr w:type="spellEnd"/>
             <w:r>
@@ -3635,14 +3707,14 @@
                 <w:b/>
                 <w:sz w:val="22"/>
               </w:rPr>
-              <w:t>Т</w:t>
+              <w:t>Рў</w:t>
             </w:r>
             <w:r>
               <w:rPr>
                 <w:b/>
                 <w:sz w:val="22"/>
               </w:rPr>
-              <w:t>ип</w:t>
+              <w:t>РёРї</w:t>
             </w:r>
             <w:proofErr w:type="spellEnd"/>
           </w:p>
@@ -3668,7 +3740,7 @@
                 <w:b/>
                 <w:sz w:val="22"/>
               </w:rPr>
-              <w:t>Назначение</w:t>
+              <w:t>РќР°Р·РЅР°С‡РµРЅРёРµ</w:t>
             </w:r>
             <w:proofErr w:type="spellEnd"/>
           </w:p>
@@ -3738,7 +3810,7 @@
               <w:rPr>
                 <w:sz w:val="22"/>
               </w:rPr>
-              <w:t>метод</w:t>
+              <w:t>РјРµС‚РѕРґ</w:t>
             </w:r>
             <w:proofErr w:type="spellEnd"/>
             <w:r>
@@ -3780,7 +3852,7 @@
                 <w:sz w:val="22"/>
                 <w:lang w:val="ru-RU"/>
               </w:rPr>
-              <w:t>Создает начальное состояние партии и расставляет шашки на доске.</w:t>
+              <w:t>РЎРѕР·РґР°РµС‚ РЅР°С‡Р°Р»СЊРЅРѕРµ СЃРѕСЃС‚РѕСЏРЅРёРµ РїР°СЂС‚РёРё Рё СЂР°СЃСЃС‚Р°РІР»СЏРµС‚ С€Р°С€РєРё РЅР° РґРѕСЃРєРµ.</w:t>
             </w:r>
           </w:p>
         </w:tc>
@@ -3850,7 +3922,7 @@
               <w:rPr>
                 <w:sz w:val="22"/>
               </w:rPr>
-              <w:t>метод</w:t>
+              <w:t>РјРµС‚РѕРґ</w:t>
             </w:r>
             <w:proofErr w:type="spellEnd"/>
             <w:r>
@@ -3892,7 +3964,7 @@
                 <w:sz w:val="22"/>
                 <w:lang w:val="ru-RU"/>
               </w:rPr>
-              <w:t>Проверяет и выполняет ход. Возвращает результат выполнения хода.</w:t>
+              <w:t>РџСЂРѕРІРµСЂСЏРµС‚ Рё РІС‹РїРѕР»РЅСЏРµС‚ С…РѕРґ. Р’РѕР·РІСЂР°С‰Р°РµС‚ СЂРµР·СѓР»СЊС‚Р°С‚ РІС‹РїРѕР»РЅРµРЅРёСЏ С…РѕРґР°.</w:t>
             </w:r>
           </w:p>
         </w:tc>
@@ -3961,7 +4033,7 @@
               <w:rPr>
                 <w:sz w:val="22"/>
               </w:rPr>
-              <w:t>метод</w:t>
+              <w:t>РјРµС‚РѕРґ</w:t>
             </w:r>
             <w:proofErr w:type="spellEnd"/>
             <w:r>
@@ -4003,7 +4075,7 @@
                 <w:sz w:val="22"/>
                 <w:lang w:val="ru-RU"/>
               </w:rPr>
-              <w:t>Возвращает текущее состояние игрового поля для отрисовки в интерфейсе.</w:t>
+              <w:t>Р’РѕР·РІСЂР°С‰Р°РµС‚ С‚РµРєСѓС‰РµРµ СЃРѕСЃС‚РѕСЏРЅРёРµ РёРіСЂРѕРІРѕРіРѕ РїРѕР»СЏ РґР»СЏ РѕС‚СЂРёСЃРѕРІРєРё РІ РёРЅС‚РµСЂС„РµР№СЃРµ.</w:t>
             </w:r>
           </w:p>
         </w:tc>
@@ -4072,7 +4144,7 @@
               <w:rPr>
                 <w:sz w:val="22"/>
               </w:rPr>
-              <w:t>метод</w:t>
+              <w:t>РјРµС‚РѕРґ</w:t>
             </w:r>
             <w:proofErr w:type="spellEnd"/>
             <w:r>
@@ -4114,7 +4186,7 @@
                 <w:sz w:val="22"/>
                 <w:lang w:val="ru-RU"/>
               </w:rPr>
-              <w:t>Возвращает игрока, который должен выполнить следующий ход.</w:t>
+              <w:t>Р’РѕР·РІСЂР°С‰Р°РµС‚ РёРіСЂРѕРєР°, РєРѕС‚РѕСЂС‹Р№ РґРѕР»Р¶РµРЅ РІС‹РїРѕР»РЅРёС‚СЊ СЃР»РµРґСѓСЋС‰РёР№ С…РѕРґ.</w:t>
             </w:r>
           </w:p>
         </w:tc>
@@ -4183,7 +4255,7 @@
               <w:rPr>
                 <w:sz w:val="22"/>
               </w:rPr>
-              <w:t>метод</w:t>
+              <w:t>РјРµС‚РѕРґ</w:t>
             </w:r>
             <w:proofErr w:type="spellEnd"/>
             <w:r>
@@ -4225,14 +4297,14 @@
                 <w:sz w:val="22"/>
                 <w:lang w:val="ru-RU"/>
               </w:rPr>
-              <w:t>Проверяет, заве</w:t>
+              <w:t>РџСЂРѕРІРµСЂСЏРµС‚, Р·Р°РІРµ</w:t>
             </w:r>
             <w:r>
               <w:rPr>
                 <w:sz w:val="22"/>
                 <w:lang w:val="ru-RU"/>
               </w:rPr>
-              <w:t>ршена ли партия и кто является победителем.</w:t>
+              <w:t>СЂС€РµРЅР° Р»Рё РїР°СЂС‚РёСЏ Рё РєС‚Рѕ СЏРІР»СЏРµС‚СЃСЏ РїРѕР±РµРґРёС‚РµР»РµРј.</w:t>
             </w:r>
           </w:p>
         </w:tc>
@@ -4287,7 +4359,7 @@
               <w:rPr>
                 <w:sz w:val="22"/>
               </w:rPr>
-              <w:t>событие</w:t>
+              <w:t>СЃРѕР±С‹С‚РёРµ</w:t>
             </w:r>
             <w:proofErr w:type="spellEnd"/>
           </w:p>
@@ -4315,7 +4387,7 @@
                 <w:sz w:val="22"/>
                 <w:lang w:val="ru-RU"/>
               </w:rPr>
-              <w:t>Сообщает интерфейсу, что состояние доски изменилось и поле нужно перерисовать.</w:t>
+              <w:t>РЎРѕРѕР±С‰Р°РµС‚ РёРЅС‚РµСЂС„РµР№СЃСѓ, С‡С‚Рѕ СЃРѕСЃС‚РѕСЏРЅРёРµ РґРѕСЃРєРё РёР·РјРµРЅРёР»РѕСЃСЊ Рё РїРѕР»Рµ РЅСѓР¶РЅРѕ РїРµСЂРµСЂРёСЃРѕРІР°С‚СЊ.</w:t>
             </w:r>
           </w:p>
         </w:tc>
@@ -4370,7 +4442,7 @@
               <w:rPr>
                 <w:sz w:val="22"/>
               </w:rPr>
-              <w:t>событие</w:t>
+              <w:t>СЃРѕР±С‹С‚РёРµ</w:t>
             </w:r>
             <w:proofErr w:type="spellEnd"/>
           </w:p>
@@ -4398,7 +4470,7 @@
                 <w:sz w:val="22"/>
                 <w:lang w:val="ru-RU"/>
               </w:rPr>
-              <w:t>Сообщает интерфейсу об изменении состояния партии.</w:t>
+              <w:t>РЎРѕРѕР±С‰Р°РµС‚ РёРЅС‚РµСЂС„РµР№СЃСѓ РѕР± РёР·РјРµРЅРµРЅРёРё СЃРѕСЃС‚РѕСЏРЅРёСЏ РїР°СЂС‚РёРё.</w:t>
             </w:r>
           </w:p>
         </w:tc>
@@ -4423,14 +4495,14 @@
           <w:b/>
           <w:lang w:val="ru-RU"/>
         </w:rPr>
-        <w:t xml:space="preserve">8.2. Связь игровой логики с </w:t>
+        <w:t xml:space="preserve">8.2. РЎРІСЏР·СЊ РёРіСЂРѕРІРѕР№ Р»РѕРіРёРєРё СЃ </w:t>
       </w:r>
       <w:r>
         <w:rPr>
           <w:b/>
           <w:lang w:val="ru-RU"/>
         </w:rPr>
-        <w:t>моделями данных</w:t>
+        <w:t>РјРѕРґРµР»СЏРјРё РґР°РЅРЅС‹С…</w:t>
       </w:r>
     </w:p>
     <w:tbl>
@@ -4472,7 +4544,7 @@
                 <w:b/>
                 <w:sz w:val="20"/>
               </w:rPr>
-              <w:t>Модель</w:t>
+              <w:t>РњРѕРґРµР»СЊ</w:t>
             </w:r>
             <w:proofErr w:type="spellEnd"/>
           </w:p>
@@ -4498,7 +4570,7 @@
                 <w:b/>
                 <w:sz w:val="20"/>
               </w:rPr>
-              <w:t>Основные</w:t>
+              <w:t>РћСЃРЅРѕРІРЅС‹Рµ</w:t>
             </w:r>
             <w:proofErr w:type="spellEnd"/>
             <w:r>
@@ -4514,7 +4586,7 @@
                 <w:b/>
                 <w:sz w:val="20"/>
               </w:rPr>
-              <w:t>поля</w:t>
+              <w:t>РїРѕР»СЏ</w:t>
             </w:r>
             <w:proofErr w:type="spellEnd"/>
           </w:p>
@@ -4540,7 +4612,7 @@
                 <w:b/>
                 <w:sz w:val="20"/>
               </w:rPr>
-              <w:t>Назначение</w:t>
+              <w:t>РќР°Р·РЅР°С‡РµРЅРёРµ</w:t>
             </w:r>
             <w:proofErr w:type="spellEnd"/>
           </w:p>
@@ -4664,7 +4736,7 @@
                 <w:sz w:val="20"/>
                 <w:lang w:val="ru-RU"/>
               </w:rPr>
-              <w:t>Описывает ход игрока от начальной клетки к конечной клетке.</w:t>
+              <w:t>РћРїРёСЃС‹РІР°РµС‚ С…РѕРґ РёРіСЂРѕРєР° РѕС‚ РЅР°С‡Р°Р»СЊРЅРѕР№ РєР»РµС‚РєРё Рє РєРѕРЅРµС‡РЅРѕР№ РєР»РµС‚РєРµ.</w:t>
             </w:r>
           </w:p>
         </w:tc>
@@ -4745,7 +4817,7 @@
                 <w:sz w:val="20"/>
                 <w:lang w:val="ru-RU"/>
               </w:rPr>
-              <w:t>Описывает координаты клетки игрового поля.</w:t>
+              <w:t>РћРїРёСЃС‹РІР°РµС‚ РєРѕРѕСЂРґРёРЅР°С‚С‹ РєР»РµС‚РєРё РёРіСЂРѕРІРѕРіРѕ РїРѕР»СЏ.</w:t>
             </w:r>
           </w:p>
         </w:tc>
@@ -4824,14 +4896,14 @@
                 <w:sz w:val="20"/>
                 <w:lang w:val="ru-RU"/>
               </w:rPr>
-              <w:t xml:space="preserve">Описывает шашку, ее </w:t>
+              <w:t xml:space="preserve">РћРїРёСЃС‹РІР°РµС‚ С€Р°С€РєСѓ, РµРµ </w:t>
             </w:r>
             <w:r>
               <w:rPr>
                 <w:sz w:val="20"/>
                 <w:lang w:val="ru-RU"/>
               </w:rPr>
-              <w:t>цвет и тип: простая шашка или дамка.</w:t>
+              <w:t>С†РІРµС‚ Рё С‚РёРї: РїСЂРѕСЃС‚Р°СЏ С€Р°С€РєР° РёР»Рё РґР°РјРєР°.</w:t>
             </w:r>
           </w:p>
         </w:tc>
@@ -4909,7 +4981,7 @@
               <w:rPr>
                 <w:sz w:val="20"/>
               </w:rPr>
-              <w:t>Задает</w:t>
+              <w:t>Р—Р°РґР°РµС‚</w:t>
             </w:r>
             <w:proofErr w:type="spellEnd"/>
             <w:r>
@@ -4923,7 +4995,7 @@
               <w:rPr>
                 <w:sz w:val="20"/>
               </w:rPr>
-              <w:t>цвет</w:t>
+              <w:t>С†РІРµС‚</w:t>
             </w:r>
             <w:proofErr w:type="spellEnd"/>
             <w:r>
@@ -4937,7 +5009,7 @@
               <w:rPr>
                 <w:sz w:val="20"/>
               </w:rPr>
-              <w:t>игрока</w:t>
+              <w:t>РёРіСЂРѕРєР°</w:t>
             </w:r>
             <w:proofErr w:type="spellEnd"/>
             <w:r>
@@ -5048,14 +5120,16 @@
               <w:rPr>
                 <w:sz w:val="20"/>
               </w:rPr>
-              <w:t xml:space="preserve">, </w:t>
+              <w:t xml:space="preserve">
+              </w:t>
             </w:r>
             <w:proofErr w:type="spellStart"/>
             <w:r>
               <w:rPr>
                 <w:sz w:val="20"/>
               </w:rPr>
-              <w:t>GameOver</w:t>
+              <w:t>
+              </w:t>
             </w:r>
             <w:proofErr w:type="spellEnd"/>
           </w:p>
@@ -5080,7 +5154,7 @@
               <w:rPr>
                 <w:sz w:val="20"/>
               </w:rPr>
-              <w:t>Описывает</w:t>
+              <w:t>РћРїРёСЃС‹РІР°РµС‚</w:t>
             </w:r>
             <w:proofErr w:type="spellEnd"/>
             <w:r>
@@ -5094,7 +5168,7 @@
               <w:rPr>
                 <w:sz w:val="20"/>
               </w:rPr>
-              <w:t>текущее</w:t>
+              <w:t>С‚РµРєСѓС‰РµРµ</w:t>
             </w:r>
             <w:proofErr w:type="spellEnd"/>
             <w:r>
@@ -5108,7 +5182,7 @@
               <w:rPr>
                 <w:sz w:val="20"/>
               </w:rPr>
-              <w:t>состояние</w:t>
+              <w:t>СЃРѕСЃС‚РѕСЏРЅРёРµ</w:t>
             </w:r>
             <w:proofErr w:type="spellEnd"/>
             <w:r>
@@ -5122,7 +5196,7 @@
               <w:rPr>
                 <w:sz w:val="20"/>
               </w:rPr>
-              <w:t>партии</w:t>
+              <w:t>РїР°СЂС‚РёРё</w:t>
             </w:r>
             <w:proofErr w:type="spellEnd"/>
             <w:r>
@@ -5230,7 +5304,7 @@
                 <w:sz w:val="20"/>
                 <w:lang w:val="ru-RU"/>
               </w:rPr>
-              <w:t>Возвращает результат попытки выполнить ход и текст для отображения пользователю.</w:t>
+              <w:t>Р’РѕР·РІСЂР°С‰Р°РµС‚ СЂРµР·СѓР»СЊС‚Р°С‚ РїРѕРїС‹С‚РєРё РІС‹РїРѕР»РЅРёС‚СЊ С…РѕРґ Рё С‚РµРєСЃС‚ РґР»СЏ РѕС‚РѕР±СЂР°Р¶РµРЅРёСЏ РїРѕР»СЊР·РѕРІР°С‚РµР»СЋ.</w:t>
             </w:r>
           </w:p>
         </w:tc>
@@ -5255,7 +5329,7 @@
           <w:b/>
           <w:lang w:val="ru-RU"/>
         </w:rPr>
-        <w:t xml:space="preserve">8.3. Связь </w:t>
+        <w:t xml:space="preserve">8.3. РЎРІСЏР·СЊ </w:t>
       </w:r>
       <w:r>
         <w:rPr>
@@ -5281,7 +5355,7 @@
           <w:b/>
           <w:lang w:val="ru-RU"/>
         </w:rPr>
-        <w:t xml:space="preserve"> с сетевым модулем</w:t>
+        <w:t xml:space="preserve"> СЃ СЃРµС‚РµРІС‹Рј РјРѕРґСѓР»РµРј</w:t>
       </w:r>
     </w:p>
     <w:tbl>
@@ -5323,7 +5397,7 @@
                 <w:b/>
                 <w:sz w:val="20"/>
               </w:rPr>
-              <w:t>Элемент</w:t>
+              <w:t>Р­Р»РµРјРµРЅС‚</w:t>
             </w:r>
             <w:proofErr w:type="spellEnd"/>
             <w:r>
@@ -5356,7 +5430,7 @@
                 <w:b/>
                 <w:sz w:val="20"/>
               </w:rPr>
-              <w:t>Тип</w:t>
+              <w:t>РўРёРї</w:t>
             </w:r>
             <w:proofErr w:type="spellEnd"/>
           </w:p>
@@ -5382,7 +5456,7 @@
                 <w:b/>
                 <w:sz w:val="20"/>
               </w:rPr>
-              <w:t>Назначение</w:t>
+              <w:t>РќР°Р·РЅР°С‡РµРЅРёРµ</w:t>
             </w:r>
             <w:proofErr w:type="spellEnd"/>
           </w:p>
@@ -5453,7 +5527,7 @@
               <w:rPr>
                 <w:sz w:val="20"/>
               </w:rPr>
-              <w:t>метод</w:t>
+              <w:t>РјРµС‚РѕРґ</w:t>
             </w:r>
             <w:proofErr w:type="spellEnd"/>
             <w:r>
@@ -5495,14 +5569,14 @@
                 <w:sz w:val="20"/>
                 <w:lang w:val="ru-RU"/>
               </w:rPr>
-              <w:t xml:space="preserve">Запускает сервер и переводит приложение в режим </w:t>
+              <w:t xml:space="preserve">Р—Р°РїСѓСЃРєР°РµС‚ СЃРµСЂРІРµСЂ Рё РїРµСЂРµРІРѕРґРёС‚ РїСЂРёР»РѕР¶РµРЅРёРµ РІ СЂРµР¶РёРј </w:t>
             </w:r>
             <w:r>
               <w:rPr>
                 <w:sz w:val="20"/>
                 <w:lang w:val="ru-RU"/>
               </w:rPr>
-              <w:t>ожидания второго игрока.</w:t>
+              <w:t>РѕР¶РёРґР°РЅРёСЏ РІС‚РѕСЂРѕРіРѕ РёРіСЂРѕРєР°.</w:t>
             </w:r>
           </w:p>
         </w:tc>
@@ -5577,7 +5651,7 @@
               <w:rPr>
                 <w:sz w:val="20"/>
               </w:rPr>
-              <w:t>метод</w:t>
+              <w:t>РјРµС‚РѕРґ</w:t>
             </w:r>
             <w:proofErr w:type="spellEnd"/>
             <w:r>
@@ -5619,7 +5693,7 @@
                 <w:sz w:val="20"/>
                 <w:lang w:val="ru-RU"/>
               </w:rPr>
-              <w:t xml:space="preserve">Подключает клиента к серверу по </w:t>
+              <w:t xml:space="preserve">РџРѕРґРєР»СЋС‡Р°РµС‚ РєР»РёРµРЅС‚Р° Рє СЃРµСЂРІРµСЂСѓ РїРѕ </w:t>
             </w:r>
             <w:r>
               <w:rPr>
@@ -5632,7 +5706,7 @@
                 <w:sz w:val="20"/>
                 <w:lang w:val="ru-RU"/>
               </w:rPr>
-              <w:t>-адресу и порту.</w:t>
+              <w:t>-Р°РґСЂРµСЃСѓ Рё РїРѕСЂС‚Сѓ.</w:t>
             </w:r>
           </w:p>
         </w:tc>
@@ -5709,7 +5783,7 @@
               <w:rPr>
                 <w:sz w:val="20"/>
               </w:rPr>
-              <w:t>метод</w:t>
+              <w:t>РјРµС‚РѕРґ</w:t>
             </w:r>
             <w:proofErr w:type="spellEnd"/>
             <w:r>
@@ -5765,14 +5839,14 @@
                 <w:sz w:val="20"/>
                 <w:lang w:val="ru-RU"/>
               </w:rPr>
-              <w:t xml:space="preserve">Отправляет сетевое сообщение второму </w:t>
+              <w:t xml:space="preserve">РћС‚РїСЂР°РІР»СЏРµС‚ СЃРµС‚РµРІРѕРµ СЃРѕРѕР±С‰РµРЅРёРµ РІС‚РѕСЂРѕРјСѓ </w:t>
             </w:r>
             <w:r>
               <w:rPr>
                 <w:sz w:val="20"/>
                 <w:lang w:val="ru-RU"/>
               </w:rPr>
-              <w:t>экземпляру приложения.</w:t>
+              <w:t>СЌРєР·РµРјРїР»СЏСЂСѓ РїСЂРёР»РѕР¶РµРЅРёСЏ.</w:t>
             </w:r>
           </w:p>
         </w:tc>
@@ -5841,7 +5915,7 @@
               <w:rPr>
                 <w:sz w:val="20"/>
               </w:rPr>
-              <w:t>метод</w:t>
+              <w:t>РјРµС‚РѕРґ</w:t>
             </w:r>
             <w:proofErr w:type="spellEnd"/>
             <w:r>
@@ -5897,7 +5971,7 @@
                 <w:sz w:val="20"/>
                 <w:lang w:val="ru-RU"/>
               </w:rPr>
-              <w:t xml:space="preserve">Получает сообщение из </w:t>
+              <w:t xml:space="preserve">РџРѕР»СѓС‡Р°РµС‚ СЃРѕРѕР±С‰РµРЅРёРµ РёР· </w:t>
             </w:r>
             <w:r>
               <w:rPr>
@@ -5910,7 +5984,7 @@
                 <w:sz w:val="20"/>
                 <w:lang w:val="ru-RU"/>
               </w:rPr>
-              <w:t>-соединения и передает его для обработки.</w:t>
+              <w:t>-СЃРѕРµРґРёРЅРµРЅРёСЏ Рё РїРµСЂРµРґР°РµС‚ РµРіРѕ РґР»СЏ РѕР±СЂР°Р±РѕС‚РєРё.</w:t>
             </w:r>
           </w:p>
         </w:tc>
@@ -5971,7 +6045,7 @@
               <w:rPr>
                 <w:sz w:val="20"/>
               </w:rPr>
-              <w:t>метод</w:t>
+              <w:t>РјРµС‚РѕРґ</w:t>
             </w:r>
             <w:proofErr w:type="spellEnd"/>
           </w:p>
@@ -5999,7 +6073,7 @@
                 <w:sz w:val="20"/>
                 <w:lang w:val="ru-RU"/>
               </w:rPr>
-              <w:t>Закрывает соединение и освобождает сетевые ресурсы.</w:t>
+              <w:t>Р—Р°РєСЂС‹РІР°РµС‚ СЃРѕРµРґРёРЅРµРЅРёРµ Рё РѕСЃРІРѕР±РѕР¶РґР°РµС‚ СЃРµС‚РµРІС‹Рµ СЂРµСЃСѓСЂСЃС‹.</w:t>
             </w:r>
           </w:p>
         </w:tc>
@@ -6054,7 +6128,7 @@
               <w:rPr>
                 <w:sz w:val="20"/>
               </w:rPr>
-              <w:t>событие</w:t>
+              <w:t>СЃРѕР±С‹С‚РёРµ</w:t>
             </w:r>
             <w:proofErr w:type="spellEnd"/>
           </w:p>
@@ -6082,14 +6156,14 @@
                 <w:sz w:val="20"/>
                 <w:lang w:val="ru-RU"/>
               </w:rPr>
-              <w:t>Вызыва</w:t>
+              <w:t>Р’С‹Р·С‹РІР°</w:t>
             </w:r>
             <w:r>
               <w:rPr>
                 <w:sz w:val="20"/>
                 <w:lang w:val="ru-RU"/>
               </w:rPr>
-              <w:t>ется при получении сетевого сообщения.</w:t>
+              <w:t>РµС‚СЃСЏ РїСЂРё РїРѕР»СѓС‡РµРЅРёРё СЃРµС‚РµРІРѕРіРѕ СЃРѕРѕР±С‰РµРЅРёСЏ.</w:t>
             </w:r>
           </w:p>
         </w:tc>
@@ -6144,7 +6218,7 @@
               <w:rPr>
                 <w:sz w:val="20"/>
               </w:rPr>
-              <w:t>событие</w:t>
+              <w:t>СЃРѕР±С‹С‚РёРµ</w:t>
             </w:r>
             <w:proofErr w:type="spellEnd"/>
           </w:p>
@@ -6172,7 +6246,7 @@
                 <w:sz w:val="20"/>
                 <w:lang w:val="ru-RU"/>
               </w:rPr>
-              <w:t>Вызывается при потере соединения со вторым игроком.</w:t>
+              <w:t>Р’С‹Р·С‹РІР°РµС‚СЃСЏ РїСЂРё РїРѕС‚РµСЂРµ СЃРѕРµРґРёРЅРµРЅРёСЏ СЃРѕ РІС‚РѕСЂС‹Рј РёРіСЂРѕРєРѕРј.</w:t>
             </w:r>
           </w:p>
         </w:tc>
@@ -6197,7 +6271,7 @@
           <w:b/>
           <w:lang w:val="ru-RU"/>
         </w:rPr>
-        <w:t>8.4. Связь игровой логики с сетевым модулем</w:t>
+        <w:t>8.4. РЎРІСЏР·СЊ РёРіСЂРѕРІРѕР№ Р»РѕРіРёРєРё СЃ СЃРµС‚РµРІС‹Рј РјРѕРґСѓР»РµРј</w:t>
       </w:r>
     </w:p>
     <w:p>
@@ -6212,7 +6286,7 @@
         <w:rPr>
           <w:lang w:val="ru-RU"/>
         </w:rPr>
-        <w:t xml:space="preserve">Игровая логика не должна напрямую работать с </w:t>
+        <w:t xml:space="preserve">РРіСЂРѕРІР°СЏ Р»РѕРіРёРєР° РЅРµ РґРѕР»Р¶РЅР° РЅР°РїСЂСЏРјСѓСЋ СЂР°Р±РѕС‚Р°С‚СЊ СЃ </w:t>
       </w:r>
       <w:proofErr w:type="spellStart"/>
       <w:r>
@@ -6234,7 +6308,7 @@
         <w:rPr>
           <w:lang w:val="ru-RU"/>
         </w:rPr>
-        <w:t xml:space="preserve">, потоками или </w:t>
+        <w:t xml:space="preserve">, РїРѕС‚РѕРєР°РјРё РёР»Рё </w:t>
       </w:r>
       <w:r>
         <w:t>IP</w:t>
@@ -6243,7 +6317,7 @@
         <w:rPr>
           <w:lang w:val="ru-RU"/>
         </w:rPr>
-        <w:t xml:space="preserve">-адресами. После успешного локального хода </w:t>
+        <w:t xml:space="preserve">-Р°РґСЂРµСЃР°РјРё. РџРѕСЃР»Рµ СѓСЃРїРµС€РЅРѕРіРѕ Р»РѕРєР°Р»СЊРЅРѕРіРѕ С…РѕРґР° </w:t>
       </w:r>
       <w:proofErr w:type="spellStart"/>
       <w:r>
@@ -6254,7 +6328,7 @@
         <w:rPr>
           <w:lang w:val="ru-RU"/>
         </w:rPr>
-        <w:t xml:space="preserve"> получает результат от </w:t>
+        <w:t xml:space="preserve"> РїРѕР»СѓС‡Р°РµС‚ СЂРµР·СѓР»СЊС‚Р°С‚ РѕС‚ </w:t>
       </w:r>
       <w:proofErr w:type="spellStart"/>
       <w:r>
@@ -6265,7 +6339,7 @@
         <w:rPr>
           <w:lang w:val="ru-RU"/>
         </w:rPr>
-        <w:t xml:space="preserve"> и формирует сетевое сообщение типа </w:t>
+        <w:t xml:space="preserve"> Рё С„РѕСЂРјРёСЂСѓРµС‚ СЃРµС‚РµРІРѕРµ СЃРѕРѕР±С‰РµРЅРёРµ С‚РёРїР° </w:t>
       </w:r>
       <w:r>
         <w:t>move</w:t>
@@ -6274,7 +6348,7 @@
         <w:rPr>
           <w:lang w:val="ru-RU"/>
         </w:rPr>
-        <w:t xml:space="preserve">. На втором экземпляре приложения сетевой модуль получает сообщение, </w:t>
+        <w:t xml:space="preserve">. РќР° РІС‚РѕСЂРѕРј СЌРєР·РµРјРїР»СЏСЂРµ РїСЂРёР»РѕР¶РµРЅРёСЏ СЃРµС‚РµРІРѕР№ РјРѕРґСѓР»СЊ РїРѕР»СѓС‡Р°РµС‚ СЃРѕРѕР±С‰РµРЅРёРµ, </w:t>
       </w:r>
       <w:proofErr w:type="spellStart"/>
       <w:r>
@@ -6285,7 +6359,7 @@
         <w:rPr>
           <w:lang w:val="ru-RU"/>
         </w:rPr>
-        <w:t xml:space="preserve"> преобразует его в </w:t>
+        <w:t xml:space="preserve"> РїСЂРµРѕР±СЂР°Р·СѓРµС‚ РµРіРѕ РІ </w:t>
       </w:r>
       <w:r>
         <w:t>Move</w:t>
@@ -6294,7 +6368,7 @@
         <w:rPr>
           <w:lang w:val="ru-RU"/>
         </w:rPr>
-        <w:t xml:space="preserve"> и передает в </w:t>
+        <w:t xml:space="preserve"> Рё РїРµСЂРµРґР°РµС‚ РІ </w:t>
       </w:r>
       <w:proofErr w:type="spellStart"/>
       <w:r>
@@ -6305,13 +6379,13 @@
         <w:rPr>
           <w:lang w:val="ru-RU"/>
         </w:rPr>
-        <w:t xml:space="preserve"> д</w:t>
+        <w:t xml:space="preserve"> Рґ</w:t>
       </w:r>
       <w:r>
         <w:rPr>
           <w:lang w:val="ru-RU"/>
         </w:rPr>
-        <w:t>ля применения к локальному состоянию партии.</w:t>
+        <w:t>Р»СЏ РїСЂРёРјРµРЅРµРЅРёСЏ Рє Р»РѕРєР°Р»СЊРЅРѕРјСѓ СЃРѕСЃС‚РѕСЏРЅРёСЋ РїР°СЂС‚РёРё.</w:t>
       </w:r>
     </w:p>
     <w:p>
@@ -6327,7 +6401,7 @@
           <w:sz w:val="32"/>
           <w:lang w:val="ru-RU"/>
         </w:rPr>
-        <w:t>9. Формат сетевых сообщений</w:t>
+        <w:t>9. Р¤РѕСЂРјР°С‚ СЃРµС‚РµРІС‹С… СЃРѕРѕР±С‰РµРЅРёР№</w:t>
       </w:r>
     </w:p>
     <w:p>
@@ -6342,13 +6416,13 @@
         <w:rPr>
           <w:lang w:val="ru-RU"/>
         </w:rPr>
-        <w:t>Будет использован</w:t>
+        <w:t>Р‘СѓРґРµС‚ РёСЃРїРѕР»СЊР·РѕРІР°РЅ</w:t>
       </w:r>
       <w:r>
         <w:rPr>
           <w:lang w:val="ru-RU"/>
         </w:rPr>
-        <w:t xml:space="preserve"> простой текстовый формат </w:t>
+        <w:t xml:space="preserve"> РїСЂРѕСЃС‚РѕР№ С‚РµРєСЃС‚РѕРІС‹Р№ С„РѕСЂРјР°С‚ </w:t>
       </w:r>
       <w:r>
         <w:t>JSON</w:t>
@@ -6357,7 +6431,7 @@
         <w:rPr>
           <w:lang w:val="ru-RU"/>
         </w:rPr>
-        <w:t xml:space="preserve">, передаваемый построчно. </w:t>
+        <w:t xml:space="preserve">, РїРµСЂРµРґР°РІР°РµРјС‹Р№ РїРѕСЃС‚СЂРѕС‡РЅРѕ. </w:t>
       </w:r>
     </w:p>
     <w:tbl>
@@ -6399,7 +6473,7 @@
                 <w:b/>
                 <w:sz w:val="22"/>
               </w:rPr>
-              <w:t>Тип</w:t>
+              <w:t>РўРёРї</w:t>
             </w:r>
             <w:proofErr w:type="spellEnd"/>
             <w:r>
@@ -6415,7 +6489,7 @@
                 <w:b/>
                 <w:sz w:val="22"/>
               </w:rPr>
-              <w:t>сообщения</w:t>
+              <w:t>СЃРѕРѕР±С‰РµРЅРёСЏ</w:t>
             </w:r>
             <w:proofErr w:type="spellEnd"/>
           </w:p>
@@ -6441,7 +6515,7 @@
                 <w:b/>
                 <w:sz w:val="22"/>
               </w:rPr>
-              <w:t>Назначение</w:t>
+              <w:t>РќР°Р·РЅР°С‡РµРЅРёРµ</w:t>
             </w:r>
             <w:proofErr w:type="spellEnd"/>
           </w:p>
@@ -6467,7 +6541,7 @@
                 <w:b/>
                 <w:sz w:val="22"/>
               </w:rPr>
-              <w:t>Основные</w:t>
+              <w:t>РћСЃРЅРѕРІРЅС‹Рµ</w:t>
             </w:r>
             <w:proofErr w:type="spellEnd"/>
             <w:r>
@@ -6483,7 +6557,7 @@
                 <w:b/>
                 <w:sz w:val="22"/>
               </w:rPr>
-              <w:t>данные</w:t>
+              <w:t>РґР°РЅРЅС‹Рµ</w:t>
             </w:r>
             <w:proofErr w:type="spellEnd"/>
           </w:p>
@@ -6537,21 +6611,21 @@
               <w:rPr>
                 <w:sz w:val="22"/>
               </w:rPr>
-              <w:t>Сообщение</w:t>
+              <w:t>РЎРѕРѕР±С‰РµРЅРёРµ</w:t>
             </w:r>
             <w:proofErr w:type="spellEnd"/>
             <w:r>
               <w:rPr>
                 <w:sz w:val="22"/>
               </w:rPr>
-              <w:t xml:space="preserve"> о </w:t>
+              <w:t xml:space="preserve"> Рѕ </w:t>
             </w:r>
             <w:proofErr w:type="spellStart"/>
             <w:r>
               <w:rPr>
                 <w:sz w:val="22"/>
               </w:rPr>
-              <w:t>подключении</w:t>
+              <w:t>РїРѕРґРєР»СЋС‡РµРЅРёРё</w:t>
             </w:r>
             <w:proofErr w:type="spellEnd"/>
             <w:r>
@@ -6565,7 +6639,7 @@
               <w:rPr>
                 <w:sz w:val="22"/>
               </w:rPr>
-              <w:t>игрока</w:t>
+              <w:t>РёРіСЂРѕРєР°</w:t>
             </w:r>
             <w:proofErr w:type="spellEnd"/>
             <w:r>
@@ -6659,7 +6733,7 @@
                 <w:sz w:val="22"/>
                 <w:lang w:val="ru-RU"/>
               </w:rPr>
-              <w:t>Передача выполненного хода второму игроку.</w:t>
+              <w:t>РџРµСЂРµРґР°С‡Р° РІС‹РїРѕР»РЅРµРЅРЅРѕРіРѕ С…РѕРґР° РІС‚РѕСЂРѕРјСѓ РёРіСЂРѕРєСѓ.</w:t>
             </w:r>
           </w:p>
         </w:tc>
@@ -6790,14 +6864,14 @@
                 <w:sz w:val="22"/>
                 <w:lang w:val="ru-RU"/>
               </w:rPr>
-              <w:t xml:space="preserve">Сообщение об окончании партии и </w:t>
+              <w:t xml:space="preserve">РЎРѕРѕР±С‰РµРЅРёРµ РѕР± РѕРєРѕРЅС‡Р°РЅРёРё РїР°СЂС‚РёРё Рё </w:t>
             </w:r>
             <w:r>
               <w:rPr>
                 <w:sz w:val="22"/>
                 <w:lang w:val="ru-RU"/>
               </w:rPr>
-              <w:t>победителе.</w:t>
+              <w:t>РїРѕР±РµРґРёС‚РµР»Рµ.</w:t>
             </w:r>
           </w:p>
         </w:tc>
@@ -6876,7 +6950,7 @@
                 <w:sz w:val="22"/>
                 <w:lang w:val="ru-RU"/>
               </w:rPr>
-              <w:t>Сообщение о сетевой ошибке или некорректном состоянии.</w:t>
+              <w:t>РЎРѕРѕР±С‰РµРЅРёРµ Рѕ СЃРµС‚РµРІРѕР№ РѕС€РёР±РєРµ РёР»Рё РЅРµРєРѕСЂСЂРµРєС‚РЅРѕРј СЃРѕСЃС‚РѕСЏРЅРёРё.</w:t>
             </w:r>
           </w:p>
         </w:tc>
@@ -6960,21 +7034,21 @@
               <w:rPr>
                 <w:sz w:val="22"/>
               </w:rPr>
-              <w:t>Сообщение</w:t>
+              <w:t>РЎРѕРѕР±С‰РµРЅРёРµ</w:t>
             </w:r>
             <w:proofErr w:type="spellEnd"/>
             <w:r>
               <w:rPr>
                 <w:sz w:val="22"/>
               </w:rPr>
-              <w:t xml:space="preserve"> о </w:t>
+              <w:t xml:space="preserve"> Рѕ </w:t>
             </w:r>
             <w:proofErr w:type="spellStart"/>
             <w:r>
               <w:rPr>
                 <w:sz w:val="22"/>
               </w:rPr>
-              <w:t>завершении</w:t>
+              <w:t>Р·Р°РІРµСЂС€РµРЅРёРё</w:t>
             </w:r>
             <w:proofErr w:type="spellEnd"/>
             <w:r>
@@ -6988,7 +7062,7 @@
               <w:rPr>
                 <w:sz w:val="22"/>
               </w:rPr>
-              <w:t>соединения</w:t>
+              <w:t>СЃРѕРµРґРёРЅРµРЅРёСЏ</w:t>
             </w:r>
             <w:proofErr w:type="spellEnd"/>
             <w:r>
@@ -7040,7 +7114,7 @@
         <w:rPr>
           <w:b/>
         </w:rPr>
-        <w:t>Пример</w:t>
+        <w:t>РџСЂРёРјРµСЂ</w:t>
       </w:r>
       <w:proofErr w:type="spellEnd"/>
       <w:r>
@@ -7054,21 +7128,21 @@
         <w:rPr>
           <w:b/>
         </w:rPr>
-        <w:t>сообщения</w:t>
+        <w:t>СЃРѕРѕР±С‰РµРЅРёСЏ</w:t>
       </w:r>
       <w:proofErr w:type="spellEnd"/>
       <w:r>
         <w:rPr>
           <w:b/>
         </w:rPr>
-        <w:t xml:space="preserve"> о </w:t>
+        <w:t xml:space="preserve"> Рѕ </w:t>
       </w:r>
       <w:proofErr w:type="spellStart"/>
       <w:r>
         <w:rPr>
           <w:b/>
         </w:rPr>
-        <w:t>ходе</w:t>
+        <w:t>С…РѕРґРµ</w:t>
       </w:r>
       <w:proofErr w:type="spellEnd"/>
     </w:p>
@@ -7132,7 +7206,7 @@
         <w:rPr>
           <w:lang w:val="ru-RU"/>
         </w:rPr>
-        <w:t>Конкретные названия классов и полей могут быть уточнены при реализации, но структура сообщений должна оставаться стабильной и понятной.</w:t>
+        <w:t>РљРѕРЅРєСЂРµС‚РЅС‹Рµ РЅР°Р·РІР°РЅРёСЏ РєР»Р°СЃСЃРѕРІ Рё РїРѕР»РµР№ РјРѕРіСѓС‚ Р±С‹С‚СЊ СѓС‚РѕС‡РЅРµРЅС‹ РїСЂРё СЂРµР°Р»РёР·Р°С†РёРё, РЅРѕ СЃС‚СЂСѓРєС‚СѓСЂР° СЃРѕРѕР±С‰РµРЅРёР№ РґРѕР»Р¶РЅР° РѕСЃС‚Р°РІР°С‚СЊСЃСЏ СЃС‚Р°Р±РёР»СЊРЅРѕР№ Рё РїРѕРЅСЏС‚РЅРѕР№.</w:t>
       </w:r>
     </w:p>
     <w:p>
@@ -7148,7 +7222,7 @@
           <w:sz w:val="32"/>
           <w:lang w:val="ru-RU"/>
         </w:rPr>
-        <w:t>10. Последовательность взаимодействия модулей</w:t>
+        <w:t>10. РџРѕСЃР»РµРґРѕРІР°С‚РµР»СЊРЅРѕСЃС‚СЊ РІР·Р°РёРјРѕРґРµР№СЃС‚РІРёСЏ РјРѕРґСѓР»РµР№</w:t>
       </w:r>
     </w:p>
     <w:p>
@@ -7163,13 +7237,13 @@
         <w:rPr>
           <w:lang w:val="ru-RU"/>
         </w:rPr>
-        <w:t xml:space="preserve">Последовательность взаимодействия модулей должна соответствовать </w:t>
+        <w:t xml:space="preserve">РџРѕСЃР»РµРґРѕРІР°С‚РµР»СЊРЅРѕСЃС‚СЊ РІР·Р°РёРјРѕРґРµР№СЃС‚РІРёСЏ РјРѕРґСѓР»РµР№ РґРѕР»Р¶РЅР° СЃРѕРѕС‚РІРµС‚СЃС‚РІРѕРІР°С‚СЊ </w:t>
       </w:r>
       <w:r>
         <w:rPr>
           <w:lang w:val="ru-RU"/>
         </w:rPr>
-        <w:t xml:space="preserve">ранее выполненному системному и детальному проектированию: </w:t>
+        <w:t xml:space="preserve">СЂР°РЅРµРµ РІС‹РїРѕР»РЅРµРЅРЅРѕРјСѓ СЃРёСЃС‚РµРјРЅРѕРјСѓ Рё РґРµС‚Р°Р»СЊРЅРѕРјСѓ РїСЂРѕРµРєС‚РёСЂРѕРІР°РЅРёСЋ: </w:t>
       </w:r>
       <w:proofErr w:type="spellStart"/>
       <w:r>
@@ -7180,7 +7254,7 @@
         <w:rPr>
           <w:lang w:val="ru-RU"/>
         </w:rPr>
-        <w:t xml:space="preserve"> принимает действие пользователя, </w:t>
+        <w:t xml:space="preserve"> РїСЂРёРЅРёРјР°РµС‚ РґРµР№СЃС‚РІРёРµ РїРѕР»СЊР·РѕРІР°С‚РµР»СЏ, </w:t>
       </w:r>
       <w:proofErr w:type="spellStart"/>
       <w:r>
@@ -7191,7 +7265,7 @@
         <w:rPr>
           <w:lang w:val="ru-RU"/>
         </w:rPr>
-        <w:t xml:space="preserve"> управляет партией, </w:t>
+        <w:t xml:space="preserve"> СѓРїСЂР°РІР»СЏРµС‚ РїР°СЂС‚РёРµР№, </w:t>
       </w:r>
       <w:proofErr w:type="spellStart"/>
       <w:r>
@@ -7202,7 +7276,7 @@
         <w:rPr>
           <w:lang w:val="ru-RU"/>
         </w:rPr>
-        <w:t xml:space="preserve"> проверяет ход, </w:t>
+        <w:t xml:space="preserve"> РїСЂРѕРІРµСЂСЏРµС‚ С…РѕРґ, </w:t>
       </w:r>
       <w:proofErr w:type="spellStart"/>
       <w:r>
@@ -7213,7 +7287,7 @@
         <w:rPr>
           <w:lang w:val="ru-RU"/>
         </w:rPr>
-        <w:t xml:space="preserve"> хранит состояние доски, а </w:t>
+        <w:t xml:space="preserve"> С…СЂР°РЅРёС‚ СЃРѕСЃС‚РѕСЏРЅРёРµ РґРѕСЃРєРё, Р° </w:t>
       </w:r>
       <w:proofErr w:type="spellStart"/>
       <w:r>
@@ -7224,7 +7298,7 @@
         <w:rPr>
           <w:lang w:val="ru-RU"/>
         </w:rPr>
-        <w:t xml:space="preserve"> передает подтвержденный ход второму игроку.</w:t>
+        <w:t xml:space="preserve"> РїРµСЂРµРґР°РµС‚ РїРѕРґС‚РІРµСЂР¶РґРµРЅРЅС‹Р№ С…РѕРґ РІС‚РѕСЂРѕРјСѓ РёРіСЂРѕРєСѓ.</w:t>
       </w:r>
     </w:p>
     <w:tbl>
@@ -7265,7 +7339,7 @@
                 <w:b/>
                 <w:sz w:val="20"/>
               </w:rPr>
-              <w:t>№</w:t>
+              <w:t>в„–</w:t>
             </w:r>
           </w:p>
         </w:tc>
@@ -7290,7 +7364,7 @@
                 <w:b/>
                 <w:sz w:val="20"/>
               </w:rPr>
-              <w:t>Действие</w:t>
+              <w:t>Р”РµР№СЃС‚РІРёРµ</w:t>
             </w:r>
             <w:proofErr w:type="spellEnd"/>
           </w:p>
@@ -7316,7 +7390,7 @@
                 <w:b/>
                 <w:sz w:val="20"/>
               </w:rPr>
-              <w:t>Участвующие</w:t>
+              <w:t>РЈС‡Р°СЃС‚РІСѓСЋС‰РёРµ</w:t>
             </w:r>
             <w:proofErr w:type="spellEnd"/>
             <w:r>
@@ -7332,7 +7406,7 @@
                 <w:b/>
                 <w:sz w:val="20"/>
               </w:rPr>
-              <w:t>модули</w:t>
+              <w:t>РјРѕРґСѓР»Рё</w:t>
             </w:r>
             <w:proofErr w:type="spellEnd"/>
           </w:p>
@@ -7389,7 +7463,7 @@
                 <w:sz w:val="20"/>
                 <w:lang w:val="ru-RU"/>
               </w:rPr>
-              <w:t>Игрок выбирает шашку и клетку назначения.</w:t>
+              <w:t>РРіСЂРѕРє РІС‹Р±РёСЂР°РµС‚ С€Р°С€РєСѓ Рё РєР»РµС‚РєСѓ РЅР°Р·РЅР°С‡РµРЅРёСЏ.</w:t>
             </w:r>
           </w:p>
         </w:tc>
@@ -7473,7 +7547,7 @@
               <w:rPr>
                 <w:sz w:val="20"/>
               </w:rPr>
-              <w:t>Интерфейс</w:t>
+              <w:t>РРЅС‚РµСЂС„РµР№СЃ</w:t>
             </w:r>
             <w:proofErr w:type="spellEnd"/>
             <w:r>
@@ -7487,7 +7561,7 @@
               <w:rPr>
                 <w:sz w:val="20"/>
               </w:rPr>
-              <w:t>создает</w:t>
+              <w:t>СЃРѕР·РґР°РµС‚</w:t>
             </w:r>
             <w:proofErr w:type="spellEnd"/>
             <w:r>
@@ -7501,7 +7575,7 @@
               <w:rPr>
                 <w:sz w:val="20"/>
               </w:rPr>
-              <w:t>объект</w:t>
+              <w:t>РѕР±СЉРµРєС‚</w:t>
             </w:r>
             <w:proofErr w:type="spellEnd"/>
             <w:r>
@@ -7595,7 +7669,7 @@
                 <w:sz w:val="20"/>
                 <w:lang w:val="ru-RU"/>
               </w:rPr>
-              <w:t xml:space="preserve">Ход передается в </w:t>
+              <w:t xml:space="preserve">РҐРѕРґ РїРµСЂРµРґР°РµС‚СЃСЏ РІ </w:t>
             </w:r>
             <w:proofErr w:type="spellStart"/>
             <w:r>
@@ -7728,7 +7802,7 @@
                 <w:sz w:val="20"/>
                 <w:lang w:val="ru-RU"/>
               </w:rPr>
-              <w:t xml:space="preserve"> проверяет </w:t>
+              <w:t xml:space="preserve"> РїСЂРѕРІРµСЂСЏРµС‚ </w:t>
             </w:r>
             <w:proofErr w:type="spellStart"/>
             <w:r>
@@ -7736,7 +7810,7 @@
                 <w:sz w:val="20"/>
                 <w:lang w:val="ru-RU"/>
               </w:rPr>
-              <w:t>диагональность</w:t>
+              <w:t>РґРёР°РіРѕРЅР°Р»СЊРЅРѕСЃС‚СЊ</w:t>
             </w:r>
             <w:proofErr w:type="spellEnd"/>
             <w:r>
@@ -7744,7 +7818,7 @@
                 <w:sz w:val="20"/>
                 <w:lang w:val="ru-RU"/>
               </w:rPr>
-              <w:t>, владельца шашки, свободную клетку, взятие и очередность.</w:t>
+              <w:t>, РІР»Р°РґРµР»СЊС†Р° С€Р°С€РєРё, СЃРІРѕР±РѕРґРЅСѓСЋ РєР»РµС‚РєСѓ, РІР·СЏС‚РёРµ Рё РѕС‡РµСЂРµРґРЅРѕСЃС‚СЊ.</w:t>
             </w:r>
           </w:p>
         </w:tc>
@@ -7853,7 +7927,7 @@
                 <w:sz w:val="20"/>
                 <w:lang w:val="ru-RU"/>
               </w:rPr>
-              <w:t>При успешной проверке обновляется состояние доски.</w:t>
+              <w:t>РџСЂРё СѓСЃРїРµС€РЅРѕР№ РїСЂРѕРІРµСЂРєРµ РѕР±РЅРѕРІР»СЏРµС‚СЃСЏ СЃРѕСЃС‚РѕСЏРЅРёРµ РґРѕСЃРєРё.</w:t>
             </w:r>
           </w:p>
         </w:tc>
@@ -7948,14 +8022,14 @@
                 <w:sz w:val="20"/>
                 <w:lang w:val="ru-RU"/>
               </w:rPr>
-              <w:t>Интерфейс перерисовывает игровое поле и обновляет индикатор тек</w:t>
+              <w:t>РРЅС‚РµСЂС„РµР№СЃ РїРµСЂРµСЂРёСЃРѕРІС‹РІР°РµС‚ РёРіСЂРѕРІРѕРµ РїРѕР»Рµ Рё РѕР±РЅРѕРІР»СЏРµС‚ РёРЅРґРёРєР°С‚РѕСЂ С‚РµРє</w:t>
             </w:r>
             <w:r>
               <w:rPr>
                 <w:sz w:val="20"/>
                 <w:lang w:val="ru-RU"/>
               </w:rPr>
-              <w:t>ущего хода.</w:t>
+              <w:t>СѓС‰РµРіРѕ С…РѕРґР°.</w:t>
             </w:r>
           </w:p>
         </w:tc>
@@ -8042,7 +8116,7 @@
                 <w:sz w:val="20"/>
                 <w:lang w:val="ru-RU"/>
               </w:rPr>
-              <w:t xml:space="preserve">Сетевой модуль отправляет сообщение </w:t>
+              <w:t xml:space="preserve">РЎРµС‚РµРІРѕР№ РјРѕРґСѓР»СЊ РѕС‚РїСЂР°РІР»СЏРµС‚ СЃРѕРѕР±С‰РµРЅРёРµ </w:t>
             </w:r>
             <w:r>
               <w:rPr>
@@ -8055,7 +8129,7 @@
                 <w:sz w:val="20"/>
                 <w:lang w:val="ru-RU"/>
               </w:rPr>
-              <w:t xml:space="preserve"> второму игроку.</w:t>
+              <w:t xml:space="preserve"> РІС‚РѕСЂРѕРјСѓ РёРіСЂРѕРєСѓ.</w:t>
             </w:r>
           </w:p>
         </w:tc>
@@ -8178,7 +8252,7 @@
                 <w:sz w:val="20"/>
                 <w:lang w:val="ru-RU"/>
               </w:rPr>
-              <w:t>Второй экземпляр принимает сообщение, применяет ход и обновляет свое поле.</w:t>
+              <w:t>Р’С‚РѕСЂРѕР№ СЌРєР·РµРјРїР»СЏСЂ РїСЂРёРЅРёРјР°РµС‚ СЃРѕРѕР±С‰РµРЅРёРµ, РїСЂРёРјРµРЅСЏРµС‚ С…РѕРґ Рё РѕР±РЅРѕРІР»СЏРµС‚ СЃРІРѕРµ РїРѕР»Рµ.</w:t>
             </w:r>
           </w:p>
         </w:tc>
@@ -8243,7 +8317,7 @@
           <w:sz w:val="32"/>
           <w:lang w:val="ru-RU"/>
         </w:rPr>
-        <w:t xml:space="preserve">11. Требования к обработке ошибок в интерфейсе и </w:t>
+        <w:t xml:space="preserve">11. РўСЂРµР±РѕРІР°РЅРёСЏ Рє РѕР±СЂР°Р±РѕС‚РєРµ РѕС€РёР±РѕРє РІ РёРЅС‚РµСЂС„РµР№СЃРµ Рё </w:t>
       </w:r>
       <w:r>
         <w:rPr>
@@ -8269,7 +8343,7 @@
         <w:rPr>
           <w:lang w:val="ru-RU"/>
         </w:rPr>
-        <w:t xml:space="preserve">при неверном </w:t>
+        <w:t xml:space="preserve">РїСЂРё РЅРµРІРµСЂРЅРѕРј </w:t>
       </w:r>
       <w:r>
         <w:t>IP</w:t>
@@ -8278,7 +8352,7 @@
         <w:rPr>
           <w:lang w:val="ru-RU"/>
         </w:rPr>
-        <w:t>-адресе или порте пользователь должен получить сообщение о некорректных данных;</w:t>
+        <w:t>-Р°РґСЂРµСЃРµ РёР»Рё РїРѕСЂС‚Рµ РїРѕР»СЊР·РѕРІР°С‚РµР»СЊ РґРѕР»Р¶РµРЅ РїРѕР»СѓС‡РёС‚СЊ СЃРѕРѕР±С‰РµРЅРёРµ Рѕ РЅРµРєРѕСЂСЂРµРєС‚РЅС‹С… РґР°РЅРЅС‹С…;</w:t>
       </w:r>
     </w:p>
     <w:p>
@@ -8297,13 +8371,13 @@
         <w:rPr>
           <w:lang w:val="ru-RU"/>
         </w:rPr>
-        <w:t>при невозможности подключения к серверу приложение должно показать сообщение и оставить возможность повт</w:t>
+        <w:t>РїСЂРё РЅРµРІРѕР·РјРѕР¶РЅРѕСЃС‚Рё РїРѕРґРєР»СЋС‡РµРЅРёСЏ Рє СЃРµСЂРІРµСЂСѓ РїСЂРёР»РѕР¶РµРЅРёРµ РґРѕР»Р¶РЅРѕ РїРѕРєР°Р·Р°С‚СЊ СЃРѕРѕР±С‰РµРЅРёРµ Рё РѕСЃС‚Р°РІРёС‚СЊ РІРѕР·РјРѕР¶РЅРѕСЃС‚СЊ РїРѕРІС‚</w:t>
       </w:r>
       <w:r>
         <w:rPr>
           <w:lang w:val="ru-RU"/>
         </w:rPr>
-        <w:t>орного подключения;</w:t>
+        <w:t>РѕСЂРЅРѕРіРѕ РїРѕРґРєР»СЋС‡РµРЅРёСЏ;</w:t>
       </w:r>
     </w:p>
     <w:p>
@@ -8322,7 +8396,7 @@
         <w:rPr>
           <w:lang w:val="ru-RU"/>
         </w:rPr>
-        <w:t>при потере соединения игровые действия должны быть заблокированы;</w:t>
+        <w:t>РїСЂРё РїРѕС‚РµСЂРµ СЃРѕРµРґРёРЅРµРЅРёСЏ РёРіСЂРѕРІС‹Рµ РґРµР№СЃС‚РІРёСЏ РґРѕР»Р¶РЅС‹ Р±С‹С‚СЊ Р·Р°Р±Р»РѕРєРёСЂРѕРІР°РЅС‹;</w:t>
       </w:r>
     </w:p>
     <w:p>
@@ -8342,7 +8416,7 @@
           <w:lang w:val="ru-RU"/>
         </w:rPr>
         <w:lastRenderedPageBreak/>
-        <w:t>при получении неизвестного типа сетевого сообщения приложение должно вывести служебную ошибку и не изменять состояние партии;</w:t>
+        <w:t>РїСЂРё РїРѕР»СѓС‡РµРЅРёРё РЅРµРёР·РІРµСЃС‚РЅРѕРіРѕ С‚РёРїР° СЃРµС‚РµРІРѕРіРѕ СЃРѕРѕР±С‰РµРЅРёСЏ РїСЂРёР»РѕР¶РµРЅРёРµ РґРѕР»Р¶РЅРѕ РІС‹РІРµСЃС‚Рё СЃР»СѓР¶РµР±РЅСѓСЋ РѕС€РёР±РєСѓ Рё РЅРµ РёР·РјРµРЅСЏС‚СЊ СЃРѕСЃС‚РѕСЏРЅРёРµ РїР°СЂС‚РёРё;</w:t>
       </w:r>
     </w:p>
     <w:p>
@@ -8361,7 +8435,7 @@
         <w:rPr>
           <w:lang w:val="ru-RU"/>
         </w:rPr>
-        <w:t xml:space="preserve">при некорректном ходе </w:t>
+        <w:t xml:space="preserve">РїСЂРё РЅРµРєРѕСЂСЂРµРєС‚РЅРѕРј С…РѕРґРµ </w:t>
       </w:r>
       <w:proofErr w:type="spellStart"/>
       <w:r>
@@ -8372,13 +8446,13 @@
         <w:rPr>
           <w:lang w:val="ru-RU"/>
         </w:rPr>
-        <w:t xml:space="preserve"> дол</w:t>
+        <w:t xml:space="preserve"> РґРѕР»</w:t>
       </w:r>
       <w:r>
         <w:rPr>
           <w:lang w:val="ru-RU"/>
         </w:rPr>
-        <w:t xml:space="preserve">жен возвращать результат с </w:t>
+        <w:t xml:space="preserve">Р¶РµРЅ РІРѕР·РІСЂР°С‰Р°С‚СЊ СЂРµР·СѓР»СЊС‚Р°С‚ СЃ </w:t>
       </w:r>
       <w:r>
         <w:t>success</w:t>
@@ -8396,7 +8470,7 @@
         <w:rPr>
           <w:lang w:val="ru-RU"/>
         </w:rPr>
-        <w:t xml:space="preserve"> и поясняющим текстом;</w:t>
+        <w:t xml:space="preserve"> Рё РїРѕСЏСЃРЅСЏСЋС‰РёРј С‚РµРєСЃС‚РѕРј;</w:t>
       </w:r>
     </w:p>
     <w:p>
@@ -8415,7 +8489,7 @@
         <w:rPr>
           <w:lang w:val="ru-RU"/>
         </w:rPr>
-        <w:t xml:space="preserve">исключения сетевого модуля не должны приводить к аварийному завершению </w:t>
+        <w:t xml:space="preserve">РёСЃРєР»СЋС‡РµРЅРёСЏ СЃРµС‚РµРІРѕРіРѕ РјРѕРґСѓР»СЏ РЅРµ РґРѕР»Р¶РЅС‹ РїСЂРёРІРѕРґРёС‚СЊ Рє Р°РІР°СЂРёР№РЅРѕРјСѓ Р·Р°РІРµСЂС€РµРЅРёСЋ </w:t>
       </w:r>
       <w:proofErr w:type="spellStart"/>
       <w:r>
@@ -8445,7 +8519,7 @@
         <w:rPr>
           <w:lang w:val="ru-RU"/>
         </w:rPr>
-        <w:t xml:space="preserve">состояние </w:t>
+        <w:t xml:space="preserve">СЃРѕСЃС‚РѕСЏРЅРёРµ </w:t>
       </w:r>
       <w:proofErr w:type="spellStart"/>
       <w:r>
@@ -8456,7 +8530,7 @@
         <w:rPr>
           <w:lang w:val="ru-RU"/>
         </w:rPr>
-        <w:t xml:space="preserve"> должно изменяться только после успешной проверки </w:t>
+        <w:t xml:space="preserve"> РґРѕР»Р¶РЅРѕ РёР·РјРµРЅСЏС‚СЊСЃСЏ С‚РѕР»СЊРєРѕ РїРѕСЃР»Рµ СѓСЃРїРµС€РЅРѕР№ РїСЂРѕРІРµСЂРєРё </w:t>
       </w:r>
       <w:proofErr w:type="spellStart"/>
       <w:r>
@@ -8494,7 +8568,7 @@
           <w:b/>
           <w:sz w:val="32"/>
         </w:rPr>
-        <w:t>Связь</w:t>
+        <w:t>РЎРІСЏР·СЊ</w:t>
       </w:r>
       <w:proofErr w:type="spellEnd"/>
       <w:r>
@@ -8502,7 +8576,7 @@
           <w:b/>
           <w:sz w:val="32"/>
         </w:rPr>
-        <w:t xml:space="preserve"> с </w:t>
+        <w:t xml:space="preserve"> СЃ </w:t>
       </w:r>
       <w:proofErr w:type="spellStart"/>
       <w:r>
@@ -8510,14 +8584,14 @@
           <w:b/>
           <w:sz w:val="32"/>
         </w:rPr>
-        <w:t>требования</w:t>
+        <w:t>С‚СЂРµР±РѕРІР°РЅРёСЏ</w:t>
       </w:r>
       <w:r>
         <w:rPr>
           <w:b/>
           <w:sz w:val="32"/>
         </w:rPr>
-        <w:t>ми</w:t>
+        <w:t>РјРё</w:t>
       </w:r>
       <w:proofErr w:type="spellEnd"/>
       <w:r>
@@ -8533,7 +8607,7 @@
           <w:b/>
           <w:sz w:val="32"/>
         </w:rPr>
-        <w:t>технического</w:t>
+        <w:t>С‚РµС…РЅРёС‡РµСЃРєРѕРіРѕ</w:t>
       </w:r>
       <w:proofErr w:type="spellEnd"/>
       <w:r>
@@ -8549,7 +8623,7 @@
           <w:b/>
           <w:sz w:val="32"/>
         </w:rPr>
-        <w:t>задания</w:t>
+        <w:t>Р·Р°РґР°РЅРёСЏ</w:t>
       </w:r>
       <w:proofErr w:type="spellEnd"/>
     </w:p>
@@ -8591,7 +8665,7 @@
                 <w:b/>
                 <w:sz w:val="22"/>
               </w:rPr>
-              <w:t>Требование</w:t>
+              <w:t>РўСЂРµР±РѕРІР°РЅРёРµ</w:t>
             </w:r>
             <w:proofErr w:type="spellEnd"/>
           </w:p>
@@ -8620,7 +8694,7 @@
                 <w:sz w:val="22"/>
                 <w:lang w:val="ru-RU"/>
               </w:rPr>
-              <w:t xml:space="preserve">Как учитывается в проектировании интерфейса и </w:t>
+              <w:t xml:space="preserve">РљР°Рє СѓС‡РёС‚С‹РІР°РµС‚СЃСЏ РІ РїСЂРѕРµРєС‚РёСЂРѕРІР°РЅРёРё РёРЅС‚РµСЂС„РµР№СЃР° Рё </w:t>
             </w:r>
             <w:r>
               <w:rPr>
@@ -8683,7 +8757,7 @@
                 <w:sz w:val="22"/>
                 <w:lang w:val="ru-RU"/>
               </w:rPr>
-              <w:t xml:space="preserve">В интерфейсе предусмотрены элементы создания </w:t>
+              <w:t xml:space="preserve">Р’ РёРЅС‚РµСЂС„РµР№СЃРµ РїСЂРµРґСѓСЃРјРѕС‚СЂРµРЅС‹ СЌР»РµРјРµРЅС‚С‹ СЃРѕР·РґР°РЅРёСЏ </w:t>
             </w:r>
             <w:r>
               <w:rPr>
@@ -8696,7 +8770,7 @@
                 <w:sz w:val="22"/>
                 <w:lang w:val="ru-RU"/>
               </w:rPr>
-              <w:t xml:space="preserve">-сервера и подключения по </w:t>
+              <w:t xml:space="preserve">-СЃРµСЂРІРµСЂР° Рё РїРѕРґРєР»СЋС‡РµРЅРёСЏ РїРѕ </w:t>
             </w:r>
             <w:r>
               <w:rPr>
@@ -8709,7 +8783,7 @@
                 <w:sz w:val="22"/>
                 <w:lang w:val="ru-RU"/>
               </w:rPr>
-              <w:t>-адресу и порту.</w:t>
+              <w:t>-Р°РґСЂРµСЃСѓ Рё РїРѕСЂС‚Сѓ.</w:t>
             </w:r>
           </w:p>
         </w:tc>
@@ -8765,7 +8839,7 @@
                 <w:sz w:val="22"/>
                 <w:lang w:val="ru-RU"/>
               </w:rPr>
-              <w:t>Игровое поле 8</w:t>
+              <w:t>РРіСЂРѕРІРѕРµ РїРѕР»Рµ 8</w:t>
             </w:r>
             <w:r>
               <w:rPr>
@@ -8778,14 +8852,14 @@
                 <w:sz w:val="22"/>
                 <w:lang w:val="ru-RU"/>
               </w:rPr>
-              <w:t xml:space="preserve">8 и шашки двух цветов </w:t>
+              <w:t xml:space="preserve">8 Рё С€Р°С€РєРё РґРІСѓС… С†РІРµС‚РѕРІ </w:t>
             </w:r>
             <w:r>
               <w:rPr>
                 <w:sz w:val="22"/>
                 <w:lang w:val="ru-RU"/>
               </w:rPr>
-              <w:t xml:space="preserve">являются центральным элементом </w:t>
+              <w:t xml:space="preserve">СЏРІР»СЏСЋС‚СЃСЏ С†РµРЅС‚СЂР°Р»СЊРЅС‹Рј СЌР»РµРјРµРЅС‚РѕРј </w:t>
             </w:r>
             <w:proofErr w:type="spellStart"/>
             <w:r>
@@ -8856,7 +8930,7 @@
                 <w:sz w:val="22"/>
                 <w:lang w:val="ru-RU"/>
               </w:rPr>
-              <w:t>Интерфейс поддерживает выбор шашки и выбор клетки назначения.</w:t>
+              <w:t>РРЅС‚РµСЂС„РµР№СЃ РїРѕРґРґРµСЂР¶РёРІР°РµС‚ РІС‹Р±РѕСЂ С€Р°С€РєРё Рё РІС‹Р±РѕСЂ РєР»РµС‚РєРё РЅР°Р·РЅР°С‡РµРЅРёСЏ.</w:t>
             </w:r>
           </w:p>
         </w:tc>
@@ -8912,7 +8986,7 @@
                 <w:sz w:val="22"/>
                 <w:lang w:val="ru-RU"/>
               </w:rPr>
-              <w:t xml:space="preserve">Проверка хода выполняется через </w:t>
+              <w:t xml:space="preserve">РџСЂРѕРІРµСЂРєР° С…РѕРґР° РІС‹РїРѕР»РЅСЏРµС‚СЃСЏ С‡РµСЂРµР· </w:t>
             </w:r>
             <w:proofErr w:type="spellStart"/>
             <w:r>
@@ -8927,7 +9001,7 @@
                 <w:sz w:val="22"/>
                 <w:lang w:val="ru-RU"/>
               </w:rPr>
-              <w:t xml:space="preserve"> и </w:t>
+              <w:t xml:space="preserve"> Рё </w:t>
             </w:r>
             <w:proofErr w:type="spellStart"/>
             <w:r>
@@ -8942,7 +9016,7 @@
                 <w:sz w:val="22"/>
                 <w:lang w:val="ru-RU"/>
               </w:rPr>
-              <w:t xml:space="preserve">, а не напрямую в </w:t>
+              <w:t xml:space="preserve">, Р° РЅРµ РЅР°РїСЂСЏРјСѓСЋ РІ </w:t>
             </w:r>
             <w:r>
               <w:rPr>
@@ -9011,14 +9085,14 @@
                 <w:sz w:val="22"/>
                 <w:lang w:val="ru-RU"/>
               </w:rPr>
-              <w:t>После успешного хода ф</w:t>
+              <w:t>РџРѕСЃР»Рµ СѓСЃРїРµС€РЅРѕРіРѕ С…РѕРґР° С„</w:t>
             </w:r>
             <w:r>
               <w:rPr>
                 <w:sz w:val="22"/>
                 <w:lang w:val="ru-RU"/>
               </w:rPr>
-              <w:t xml:space="preserve">ормируется </w:t>
+              <w:t xml:space="preserve">РѕСЂРјРёСЂСѓРµС‚СЃСЏ </w:t>
             </w:r>
             <w:proofErr w:type="spellStart"/>
             <w:r>
@@ -9033,7 +9107,7 @@
                 <w:sz w:val="22"/>
                 <w:lang w:val="ru-RU"/>
               </w:rPr>
-              <w:t xml:space="preserve"> типа </w:t>
+              <w:t xml:space="preserve"> С‚РёРїР° </w:t>
             </w:r>
             <w:r>
               <w:rPr>
@@ -9046,7 +9120,7 @@
                 <w:sz w:val="22"/>
                 <w:lang w:val="ru-RU"/>
               </w:rPr>
-              <w:t>, поле обновляется у обоих игроков.</w:t>
+              <w:t>, РїРѕР»Рµ РѕР±РЅРѕРІР»СЏРµС‚СЃСЏ Сѓ РѕР±РѕРёС… РёРіСЂРѕРєРѕРІ.</w:t>
             </w:r>
           </w:p>
         </w:tc>
@@ -9102,7 +9176,7 @@
                 <w:sz w:val="22"/>
                 <w:lang w:val="ru-RU"/>
               </w:rPr>
-              <w:t>Панель состояния показывает текущего игрока, а окончание партии отображается сообщением о победителе.</w:t>
+              <w:t>РџР°РЅРµР»СЊ СЃРѕСЃС‚РѕСЏРЅРёСЏ РїРѕРєР°Р·С‹РІР°РµС‚ С‚РµРєСѓС‰РµРіРѕ РёРіСЂРѕРєР°, Р° РѕРєРѕРЅС‡Р°РЅРёРµ РїР°СЂС‚РёРё РѕС‚РѕР±СЂР°Р¶Р°РµС‚СЃСЏ СЃРѕРѕР±С‰РµРЅРёРµРј Рѕ РїРѕР±РµРґРёС‚РµР»Рµ.</w:t>
             </w:r>
           </w:p>
         </w:tc>
@@ -9158,14 +9232,14 @@
                 <w:sz w:val="22"/>
                 <w:lang w:val="ru-RU"/>
               </w:rPr>
-              <w:t>При потере соединения интерфейс показывает сообщение и блокиру</w:t>
+              <w:t>РџСЂРё РїРѕС‚РµСЂРµ СЃРѕРµРґРёРЅРµРЅРёСЏ РёРЅС‚РµСЂС„РµР№СЃ РїРѕРєР°Р·С‹РІР°РµС‚ СЃРѕРѕР±С‰РµРЅРёРµ Рё Р±Р»РѕРєРёСЂСѓ</w:t>
             </w:r>
             <w:r>
               <w:rPr>
                 <w:sz w:val="22"/>
                 <w:lang w:val="ru-RU"/>
               </w:rPr>
-              <w:t>ет игровые действия.</w:t>
+              <w:t>РµС‚ РёРіСЂРѕРІС‹Рµ РґРµР№СЃС‚РІРёСЏ.</w:t>
             </w:r>
           </w:p>
         </w:tc>
@@ -9221,7 +9295,7 @@
                 <w:sz w:val="22"/>
                 <w:lang w:val="ru-RU"/>
               </w:rPr>
-              <w:t>Интерфейс описан как простой, русскоязычный и понятный без дополнительного обучения.</w:t>
+              <w:t>РРЅС‚РµСЂС„РµР№СЃ РѕРїРёСЃР°РЅ РєР°Рє РїСЂРѕСЃС‚РѕР№, СЂСѓСЃСЃРєРѕСЏР·С‹С‡РЅС‹Р№ Рё РїРѕРЅСЏС‚РЅС‹Р№ Р±РµР· РґРѕРїРѕР»РЅРёС‚РµР»СЊРЅРѕРіРѕ РѕР±СѓС‡РµРЅРёСЏ.</w:t>
             </w:r>
           </w:p>
         </w:tc>
@@ -9283,7 +9357,7 @@
                 <w:sz w:val="22"/>
                 <w:lang w:val="ru-RU"/>
               </w:rPr>
-              <w:t xml:space="preserve"> разделяет </w:t>
+              <w:t xml:space="preserve"> СЂР°Р·РґРµР»СЏРµС‚ </w:t>
             </w:r>
             <w:r>
               <w:rPr>
@@ -9296,7 +9370,7 @@
                 <w:sz w:val="22"/>
                 <w:lang w:val="ru-RU"/>
               </w:rPr>
-              <w:t>, игровую логику и сетевой код.</w:t>
+              <w:t>, РёРіСЂРѕРІСѓСЋ Р»РѕРіРёРєСѓ Рё СЃРµС‚РµРІРѕР№ РєРѕРґ.</w:t>
             </w:r>
           </w:p>
         </w:tc>
@@ -9352,14 +9426,14 @@
                 <w:sz w:val="22"/>
                 <w:lang w:val="ru-RU"/>
               </w:rPr>
-              <w:t xml:space="preserve">Ошибки ходов и соединения обрабатываются без </w:t>
+              <w:t xml:space="preserve">РћС€РёР±РєРё С…РѕРґРѕРІ Рё СЃРѕРµРґРёРЅРµРЅРёСЏ РѕР±СЂР°Р±Р°С‚С‹РІР°СЋС‚СЃСЏ Р±РµР· </w:t>
             </w:r>
             <w:r>
               <w:rPr>
                 <w:sz w:val="22"/>
                 <w:lang w:val="ru-RU"/>
               </w:rPr>
-              <w:t>аварийного завершения приложения.</w:t>
+              <w:t>Р°РІР°СЂРёР№РЅРѕРіРѕ Р·Р°РІРµСЂС€РµРЅРёСЏ РїСЂРёР»РѕР¶РµРЅРёСЏ.</w:t>
             </w:r>
           </w:p>
         </w:tc>
@@ -9385,7 +9459,7 @@
 </w:document>
 </file>
 
-<file path=word/endnotes.xml><?xml version="1.0" encoding="utf-8"?>
+<file path=word\endnotes.xml><?xml version="1.0" encoding="utf-8"?>
 <w:endnotes xmlns:wpc="http://schemas.microsoft.com/office/word/2010/wordprocessingCanvas" xmlns:cx="http://schemas.microsoft.com/office/drawing/2014/chartex" xmlns:cx1="http://schemas.microsoft.com/office/drawing/2015/9/8/chartex" xmlns:cx2="http://schemas.microsoft.com/office/drawing/2015/10/21/chartex" xmlns:cx3="http://schemas.microsoft.com/office/drawing/2016/5/9/chartex" xmlns:cx4="http://schemas.microsoft.com/office/drawing/2016/5/10/chartex" xmlns:cx5="http://schemas.microsoft.com/office/drawing/2016/5/11/chartex" xmlns:cx6="http://schemas.microsoft.com/office/drawing/2016/5/12/chartex" xmlns:cx7="http://schemas.microsoft.com/office/drawing/2016/5/13/chartex" xmlns:cx8="http://schemas.microsoft.com/office/drawing/2016/5/14/chartex" xmlns:mc="http://schemas.openxmlformats.org/markup-compatibility/2006" xmlns:aink="http://schemas.microsoft.com/office/drawing/2016/ink" xmlns:am3d="http://schemas.microsoft.com/office/drawing/2017/model3d" xmlns:o="urn:schemas-microsoft-com:office:office" xmlns:r="http://schemas.openxmlformats.org/officeDocument/2006/relationships" xmlns:m="http://schemas.openxmlformats.org/officeDocument/2006/math" xmlns:v="urn:schemas-microsoft-com:vml" xmlns:wp14="http://schemas.microsoft.com/office/word/2010/wordprocessingDrawing" xmlns:wp="http://schemas.openxmlformats.org/drawingml/2006/wordprocessingDrawing" xmlns:w10="urn:schemas-microsoft-com:office:word" xmlns:w="http://schemas.openxmlformats.org/wordprocessingml/2006/main" xmlns:w14="http://schemas.microsoft.com/office/word/2010/wordml" xmlns:w15="http://schemas.microsoft.com/office/word/2012/wordml" xmlns:w16cex="http://schemas.microsoft.com/office/word/2018/wordml/cex" xmlns:w16cid="http://schemas.microsoft.com/office/word/2016/wordml/cid" xmlns:w16="http://schemas.microsoft.com/office/word/2018/wordml" xmlns:w16sdtdh="http://schemas.microsoft.com/office/word/2020/wordml/sdtdatahash" xmlns:w16se="http://schemas.microsoft.com/office/word/2015/wordml/symex" xmlns:wpg="http://schemas.microsoft.com/office/word/2010/wordprocessingGroup" xmlns:wpi="http://schemas.microsoft.com/office/word/2010/wordprocessingInk" xmlns:wne="http://schemas.microsoft.com/office/word/2006/wordml" xmlns:wps="http://schemas.microsoft.com/office/word/2010/wordprocessingShape" mc:Ignorable="w14 w15 w16se w16cid w16 w16cex w16sdtdh wp14">
   <w:endnote w:type="separator" w:id="-1">
     <w:p>
@@ -9410,7 +9484,77 @@
 </w:endnotes>
 </file>
 
-<file path=word/footer1.xml><?xml version="1.0" encoding="utf-8"?>
+<file path=word\fontTable.xml><?xml version="1.0" encoding="utf-8"?>
+<w:fonts xmlns:mc="http://schemas.openxmlformats.org/markup-compatibility/2006" xmlns:r="http://schemas.openxmlformats.org/officeDocument/2006/relationships" xmlns:w="http://schemas.openxmlformats.org/wordprocessingml/2006/main" xmlns:w14="http://schemas.microsoft.com/office/word/2010/wordml" xmlns:w15="http://schemas.microsoft.com/office/word/2012/wordml" xmlns:w16cex="http://schemas.microsoft.com/office/word/2018/wordml/cex" xmlns:w16cid="http://schemas.microsoft.com/office/word/2016/wordml/cid" xmlns:w16="http://schemas.microsoft.com/office/word/2018/wordml" xmlns:w16sdtdh="http://schemas.microsoft.com/office/word/2020/wordml/sdtdatahash" xmlns:w16se="http://schemas.microsoft.com/office/word/2015/wordml/symex" mc:Ignorable="w14 w15 w16se w16cid w16 w16cex w16sdtdh">
+  <w:font w:name="Symbol">
+    <w:panose1 w:val="05050102010706020507"/>
+    <w:charset w:val="02"/>
+    <w:family w:val="roman"/>
+    <w:pitch w:val="variable"/>
+    <w:sig w:usb0="00000000" w:usb1="10000000" w:usb2="00000000" w:usb3="00000000" w:csb0="80000000" w:csb1="00000000"/>
+  </w:font>
+  <w:font w:name="Times New Roman">
+    <w:panose1 w:val="02020603050405020304"/>
+    <w:charset w:val="CC"/>
+    <w:family w:val="roman"/>
+    <w:pitch w:val="variable"/>
+    <w:sig w:usb0="E0002EFF" w:usb1="C000785B" w:usb2="00000009" w:usb3="00000000" w:csb0="000001FF" w:csb1="00000000"/>
+  </w:font>
+  <w:font w:name="Courier New">
+    <w:panose1 w:val="02070309020205020404"/>
+    <w:charset w:val="CC"/>
+    <w:family w:val="modern"/>
+    <w:pitch w:val="fixed"/>
+    <w:sig w:usb0="E0002EFF" w:usb1="C0007843" w:usb2="00000009" w:usb3="00000000" w:csb0="000001FF" w:csb1="00000000"/>
+  </w:font>
+  <w:font w:name="Wingdings">
+    <w:panose1 w:val="05000000000000000000"/>
+    <w:charset w:val="02"/>
+    <w:family w:val="auto"/>
+    <w:pitch w:val="variable"/>
+    <w:sig w:usb0="00000000" w:usb1="10000000" w:usb2="00000000" w:usb3="00000000" w:csb0="80000000" w:csb1="00000000"/>
+  </w:font>
+  <w:font w:name="Cambria">
+    <w:panose1 w:val="02040503050406030204"/>
+    <w:charset w:val="CC"/>
+    <w:family w:val="roman"/>
+    <w:pitch w:val="variable"/>
+    <w:sig w:usb0="E00006FF" w:usb1="420024FF" w:usb2="02000000" w:usb3="00000000" w:csb0="0000019F" w:csb1="00000000"/>
+  </w:font>
+  <w:font w:name="MS Mincho">
+    <w:altName w:val="ＭＳ 明朝"/>
+    <w:panose1 w:val="02020609040205080304"/>
+    <w:charset w:val="80"/>
+    <w:family w:val="modern"/>
+    <w:pitch w:val="fixed"/>
+    <w:sig w:usb0="E00002FF" w:usb1="6AC7FDFB" w:usb2="08000012" w:usb3="00000000" w:csb0="0002009F" w:csb1="00000000"/>
+  </w:font>
+  <w:font w:name="Calibri">
+    <w:panose1 w:val="020F0502020204030204"/>
+    <w:charset w:val="CC"/>
+    <w:family w:val="swiss"/>
+    <w:pitch w:val="variable"/>
+    <w:sig w:usb0="E4002EFF" w:usb1="C000247B" w:usb2="00000009" w:usb3="00000000" w:csb0="000001FF" w:csb1="00000000"/>
+  </w:font>
+  <w:font w:name="MS Gothic">
+    <w:altName w:val="ＭＳ ゴシック"/>
+    <w:panose1 w:val="020B0609070205080204"/>
+    <w:charset w:val="80"/>
+    <w:family w:val="modern"/>
+    <w:pitch w:val="fixed"/>
+    <w:sig w:usb0="E00002FF" w:usb1="6AC7FDFB" w:usb2="08000012" w:usb3="00000000" w:csb0="0002009F" w:csb1="00000000"/>
+  </w:font>
+  <w:font w:name="Courier">
+    <w:panose1 w:val="02070309020205020404"/>
+    <w:charset w:val="00"/>
+    <w:family w:val="auto"/>
+    <w:pitch w:val="variable"/>
+    <w:sig w:usb0="00000003" w:usb1="00000000" w:usb2="00000000" w:usb3="00000000" w:csb0="00000001" w:csb1="00000000"/>
+  </w:font>
+</w:fonts>
+</file>
+
+<file path=word\footer1.xml><?xml version="1.0" encoding="utf-8"?>
 <w:ftr xmlns:wpc="http://schemas.microsoft.com/office/word/2010/wordprocessingCanvas" xmlns:cx="http://schemas.microsoft.com/office/drawing/2014/chartex" xmlns:cx1="http://schemas.microsoft.com/office/drawing/2015/9/8/chartex" xmlns:cx2="http://schemas.microsoft.com/office/drawing/2015/10/21/chartex" xmlns:cx3="http://schemas.microsoft.com/office/drawing/2016/5/9/chartex" xmlns:cx4="http://schemas.microsoft.com/office/drawing/2016/5/10/chartex" xmlns:cx5="http://schemas.microsoft.com/office/drawing/2016/5/11/chartex" xmlns:cx6="http://schemas.microsoft.com/office/drawing/2016/5/12/chartex" xmlns:cx7="http://schemas.microsoft.com/office/drawing/2016/5/13/chartex" xmlns:cx8="http://schemas.microsoft.com/office/drawing/2016/5/14/chartex" xmlns:mc="http://schemas.openxmlformats.org/markup-compatibility/2006" xmlns:aink="http://schemas.microsoft.com/office/drawing/2016/ink" xmlns:am3d="http://schemas.microsoft.com/office/drawing/2017/model3d" xmlns:o="urn:schemas-microsoft-com:office:office" xmlns:r="http://schemas.openxmlformats.org/officeDocument/2006/relationships" xmlns:m="http://schemas.openxmlformats.org/officeDocument/2006/math" xmlns:v="urn:schemas-microsoft-com:vml" xmlns:wp14="http://schemas.microsoft.com/office/word/2010/wordprocessingDrawing" xmlns:wp="http://schemas.openxmlformats.org/drawingml/2006/wordprocessingDrawing" xmlns:w10="urn:schemas-microsoft-com:office:word" xmlns:w="http://schemas.openxmlformats.org/wordprocessingml/2006/main" xmlns:w14="http://schemas.microsoft.com/office/word/2010/wordml" xmlns:w15="http://schemas.microsoft.com/office/word/2012/wordml" xmlns:w16cex="http://schemas.microsoft.com/office/word/2018/wordml/cex" xmlns:w16cid="http://schemas.microsoft.com/office/word/2016/wordml/cid" xmlns:w16="http://schemas.microsoft.com/office/word/2018/wordml" xmlns:w16sdtdh="http://schemas.microsoft.com/office/word/2020/wordml/sdtdatahash" xmlns:w16se="http://schemas.microsoft.com/office/word/2015/wordml/symex" xmlns:wpg="http://schemas.microsoft.com/office/word/2010/wordprocessingGroup" xmlns:wpi="http://schemas.microsoft.com/office/word/2010/wordprocessingInk" xmlns:wne="http://schemas.microsoft.com/office/word/2006/wordml" xmlns:wps="http://schemas.microsoft.com/office/word/2010/wordprocessingShape" mc:Ignorable="w14 w15 w16se w16cid w16 w16cex w16sdtdh wp14">
   <w:p>
     <w:pPr>
@@ -9452,7 +9596,7 @@
 </w:ftr>
 </file>
 
-<file path=word/footnotes.xml><?xml version="1.0" encoding="utf-8"?>
+<file path=word\footnotes.xml><?xml version="1.0" encoding="utf-8"?>
 <w:footnotes xmlns:wpc="http://schemas.microsoft.com/office/word/2010/wordprocessingCanvas" xmlns:cx="http://schemas.microsoft.com/office/drawing/2014/chartex" xmlns:cx1="http://schemas.microsoft.com/office/drawing/2015/9/8/chartex" xmlns:cx2="http://schemas.microsoft.com/office/drawing/2015/10/21/chartex" xmlns:cx3="http://schemas.microsoft.com/office/drawing/2016/5/9/chartex" xmlns:cx4="http://schemas.microsoft.com/office/drawing/2016/5/10/chartex" xmlns:cx5="http://schemas.microsoft.com/office/drawing/2016/5/11/chartex" xmlns:cx6="http://schemas.microsoft.com/office/drawing/2016/5/12/chartex" xmlns:cx7="http://schemas.microsoft.com/office/drawing/2016/5/13/chartex" xmlns:cx8="http://schemas.microsoft.com/office/drawing/2016/5/14/chartex" xmlns:mc="http://schemas.openxmlformats.org/markup-compatibility/2006" xmlns:aink="http://schemas.microsoft.com/office/drawing/2016/ink" xmlns:am3d="http://schemas.microsoft.com/office/drawing/2017/model3d" xmlns:o="urn:schemas-microsoft-com:office:office" xmlns:r="http://schemas.openxmlformats.org/officeDocument/2006/relationships" xmlns:m="http://schemas.openxmlformats.org/officeDocument/2006/math" xmlns:v="urn:schemas-microsoft-com:vml" xmlns:wp14="http://schemas.microsoft.com/office/word/2010/wordprocessingDrawing" xmlns:wp="http://schemas.openxmlformats.org/drawingml/2006/wordprocessingDrawing" xmlns:w10="urn:schemas-microsoft-com:office:word" xmlns:w="http://schemas.openxmlformats.org/wordprocessingml/2006/main" xmlns:w14="http://schemas.microsoft.com/office/word/2010/wordml" xmlns:w15="http://schemas.microsoft.com/office/word/2012/wordml" xmlns:w16cex="http://schemas.microsoft.com/office/word/2018/wordml/cex" xmlns:w16cid="http://schemas.microsoft.com/office/word/2016/wordml/cid" xmlns:w16="http://schemas.microsoft.com/office/word/2018/wordml" xmlns:w16sdtdh="http://schemas.microsoft.com/office/word/2020/wordml/sdtdatahash" xmlns:w16se="http://schemas.microsoft.com/office/word/2015/wordml/symex" xmlns:wpg="http://schemas.microsoft.com/office/word/2010/wordprocessingGroup" xmlns:wpi="http://schemas.microsoft.com/office/word/2010/wordprocessingInk" xmlns:wne="http://schemas.microsoft.com/office/word/2006/wordml" xmlns:wps="http://schemas.microsoft.com/office/word/2010/wordprocessingShape" mc:Ignorable="w14 w15 w16se w16cid w16 w16cex w16sdtdh wp14">
   <w:footnote w:type="separator" w:id="-1">
     <w:p>
@@ -9477,7 +9621,7 @@
 </w:footnotes>
 </file>
 
-<file path=word/numbering.xml><?xml version="1.0" encoding="utf-8"?>
+<file path=word\numbering.xml><?xml version="1.0" encoding="utf-8"?>
 <w:numbering xmlns:wpc="http://schemas.microsoft.com/office/word/2010/wordprocessingCanvas" xmlns:cx="http://schemas.microsoft.com/office/drawing/2014/chartex" xmlns:cx1="http://schemas.microsoft.com/office/drawing/2015/9/8/chartex" xmlns:cx2="http://schemas.microsoft.com/office/drawing/2015/10/21/chartex" xmlns:cx3="http://schemas.microsoft.com/office/drawing/2016/5/9/chartex" xmlns:cx4="http://schemas.microsoft.com/office/drawing/2016/5/10/chartex" xmlns:cx5="http://schemas.microsoft.com/office/drawing/2016/5/11/chartex" xmlns:cx6="http://schemas.microsoft.com/office/drawing/2016/5/12/chartex" xmlns:cx7="http://schemas.microsoft.com/office/drawing/2016/5/13/chartex" xmlns:cx8="http://schemas.microsoft.com/office/drawing/2016/5/14/chartex" xmlns:mc="http://schemas.openxmlformats.org/markup-compatibility/2006" xmlns:aink="http://schemas.microsoft.com/office/drawing/2016/ink" xmlns:am3d="http://schemas.microsoft.com/office/drawing/2017/model3d" xmlns:o="urn:schemas-microsoft-com:office:office" xmlns:r="http://schemas.openxmlformats.org/officeDocument/2006/relationships" xmlns:m="http://schemas.openxmlformats.org/officeDocument/2006/math" xmlns:v="urn:schemas-microsoft-com:vml" xmlns:wp14="http://schemas.microsoft.com/office/word/2010/wordprocessingDrawing" xmlns:wp="http://schemas.openxmlformats.org/drawingml/2006/wordprocessingDrawing" xmlns:w10="urn:schemas-microsoft-com:office:word" xmlns:w="http://schemas.openxmlformats.org/wordprocessingml/2006/main" xmlns:w14="http://schemas.microsoft.com/office/word/2010/wordml" xmlns:w15="http://schemas.microsoft.com/office/word/2012/wordml" xmlns:w16cex="http://schemas.microsoft.com/office/word/2018/wordml/cex" xmlns:w16cid="http://schemas.microsoft.com/office/word/2016/wordml/cid" xmlns:w16="http://schemas.microsoft.com/office/word/2018/wordml" xmlns:w16sdtdh="http://schemas.microsoft.com/office/word/2020/wordml/sdtdatahash" xmlns:w16se="http://schemas.microsoft.com/office/word/2015/wordml/symex" xmlns:wpg="http://schemas.microsoft.com/office/word/2010/wordprocessingGroup" xmlns:wpi="http://schemas.microsoft.com/office/word/2010/wordprocessingInk" xmlns:wne="http://schemas.microsoft.com/office/word/2006/wordml" xmlns:wps="http://schemas.microsoft.com/office/word/2010/wordprocessingShape" mc:Ignorable="w14 w15 w16se w16cid w16 w16cex w16sdtdh wp14">
   <w:abstractNum w:abstractNumId="0" w15:restartNumberingAfterBreak="0">
     <w:nsid w:val="FFFFFF7C"/>
@@ -11884,7 +12028,82 @@
 </w:numbering>
 </file>
 
-<file path=word/styles.xml><?xml version="1.0" encoding="utf-8"?>
+<file path=word\settings.xml><?xml version="1.0" encoding="utf-8"?>
+<w:settings xmlns:mc="http://schemas.openxmlformats.org/markup-compatibility/2006" xmlns:o="urn:schemas-microsoft-com:office:office" xmlns:r="http://schemas.openxmlformats.org/officeDocument/2006/relationships" xmlns:m="http://schemas.openxmlformats.org/officeDocument/2006/math" xmlns:v="urn:schemas-microsoft-com:vml" xmlns:w10="urn:schemas-microsoft-com:office:word" xmlns:w="http://schemas.openxmlformats.org/wordprocessingml/2006/main" xmlns:w14="http://schemas.microsoft.com/office/word/2010/wordml" xmlns:w15="http://schemas.microsoft.com/office/word/2012/wordml" xmlns:w16cex="http://schemas.microsoft.com/office/word/2018/wordml/cex" xmlns:w16cid="http://schemas.microsoft.com/office/word/2016/wordml/cid" xmlns:w16="http://schemas.microsoft.com/office/word/2018/wordml" xmlns:w16sdtdh="http://schemas.microsoft.com/office/word/2020/wordml/sdtdatahash" xmlns:w16se="http://schemas.microsoft.com/office/word/2015/wordml/symex" xmlns:sl="http://schemas.openxmlformats.org/schemaLibrary/2006/main" mc:Ignorable="w14 w15 w16se w16cid w16 w16cex w16sdtdh">
+  <w:zoom w:percent="100"/>
+  <w:proofState w:spelling="clean" w:grammar="clean"/>
+  <w:defaultTabStop w:val="720"/>
+  <w:characterSpacingControl w:val="doNotCompress"/>
+  <w:footnotePr>
+    <w:footnote w:id="-1"/>
+    <w:footnote w:id="0"/>
+  </w:footnotePr>
+  <w:endnotePr>
+    <w:endnote w:id="-1"/>
+    <w:endnote w:id="0"/>
+  </w:endnotePr>
+  <w:compat>
+    <w:useFELayout/>
+    <w:compatSetting w:name="compatibilityMode" w:uri="http://schemas.microsoft.com/office/word" w:val="15"/>
+    <w:compatSetting w:name="overrideTableStyleFontSizeAndJustification" w:uri="http://schemas.microsoft.com/office/word" w:val="1"/>
+    <w:compatSetting w:name="enableOpenTypeFeatures" w:uri="http://schemas.microsoft.com/office/word" w:val="1"/>
+    <w:compatSetting w:name="doNotFlipMirrorIndents" w:uri="http://schemas.microsoft.com/office/word" w:val="1"/>
+    <w:compatSetting w:name="differentiateMultirowTableHeaders" w:uri="http://schemas.microsoft.com/office/word" w:val="1"/>
+    <w:compatSetting w:name="useWord2013TrackBottomHyphenation" w:uri="http://schemas.microsoft.com/office/word" w:val="0"/>
+  </w:compat>
+  <w:rsids>
+    <w:rsidRoot w:val="00B47730"/>
+    <w:rsid w:val="00034616"/>
+    <w:rsid w:val="0006063C"/>
+    <w:rsid w:val="000A4EEB"/>
+    <w:rsid w:val="0015074B"/>
+    <w:rsid w:val="00286BDF"/>
+    <w:rsid w:val="0029639D"/>
+    <w:rsid w:val="00326F90"/>
+    <w:rsid w:val="00585588"/>
+    <w:rsid w:val="00641527"/>
+    <w:rsid w:val="00876DA1"/>
+    <w:rsid w:val="008B1C88"/>
+    <w:rsid w:val="00AA1D8D"/>
+    <w:rsid w:val="00B46D48"/>
+    <w:rsid w:val="00B47730"/>
+    <w:rsid w:val="00C95838"/>
+    <w:rsid w:val="00CB0664"/>
+    <w:rsid w:val="00DC5DA2"/>
+    <w:rsid w:val="00EA2A9A"/>
+    <w:rsid w:val="00FC693F"/>
+  </w:rsids>
+  <m:mathPr>
+    <m:mathFont m:val="Cambria Math"/>
+    <m:brkBin m:val="before"/>
+    <m:brkBinSub m:val="--"/>
+    <m:smallFrac m:val="0"/>
+    <m:dispDef/>
+    <m:lMargin m:val="0"/>
+    <m:rMargin m:val="0"/>
+    <m:defJc m:val="centerGroup"/>
+    <m:wrapIndent m:val="1440"/>
+    <m:intLim m:val="subSup"/>
+    <m:naryLim m:val="undOvr"/>
+  </m:mathPr>
+  <w:themeFontLang w:val="en-US" w:eastAsia="ja-JP"/>
+  <w:clrSchemeMapping w:bg1="light1" w:t1="dark1" w:bg2="light2" w:t2="dark2" w:accent1="accent1" w:accent2="accent2" w:accent3="accent3" w:accent4="accent4" w:accent5="accent5" w:accent6="accent6" w:hyperlink="hyperlink" w:followedHyperlink="followedHyperlink"/>
+  <w:doNotAutoCompressPictures/>
+  <w:shapeDefaults>
+    <o:shapedefaults v:ext="edit" spidmax="1026"/>
+    <o:shapelayout v:ext="edit">
+      <o:idmap v:ext="edit" data="1"/>
+    </o:shapelayout>
+  </w:shapeDefaults>
+  <w:decimalSymbol w:val=","/>
+  <w:listSeparator w:val=";"/>
+  <w14:docId w14:val="325F6890"/>
+  <w14:defaultImageDpi w14:val="300"/>
+  <w15:docId w15:val="{99468ACF-5094-4C20-A726-A23C964DB3C7}"/>
+</w:settings>
+</file>
+
+<file path=word\styles.xml><?xml version="1.0" encoding="utf-8"?>
 <w:styles xmlns:mc="http://schemas.openxmlformats.org/markup-compatibility/2006" xmlns:r="http://schemas.openxmlformats.org/officeDocument/2006/relationships" xmlns:w="http://schemas.openxmlformats.org/wordprocessingml/2006/main" xmlns:w14="http://schemas.microsoft.com/office/word/2010/wordml" xmlns:w15="http://schemas.microsoft.com/office/word/2012/wordml" xmlns:w16cex="http://schemas.microsoft.com/office/word/2018/wordml/cex" xmlns:w16cid="http://schemas.microsoft.com/office/word/2016/wordml/cid" xmlns:w16="http://schemas.microsoft.com/office/word/2018/wordml" xmlns:w16sdtdh="http://schemas.microsoft.com/office/word/2020/wordml/sdtdatahash" xmlns:w16se="http://schemas.microsoft.com/office/word/2015/wordml/symex" mc:Ignorable="w14 w15 w16se w16cid w16 w16cex w16sdtdh">
   <w:docDefaults>
     <w:rPrDefault>
@@ -23270,7 +23489,7 @@
 </w:styles>
 </file>
 
-<file path=word/theme/theme1.xml><?xml version="1.0" encoding="utf-8"?>
+<file path=word\theme\theme1.xml><?xml version="1.0" encoding="utf-8"?>
 <a:theme xmlns:a="http://schemas.openxmlformats.org/drawingml/2006/main" name="Office Theme">
   <a:themeElements>
     <a:clrScheme name="Office">
@@ -23590,14 +23809,8 @@
 </a:theme>
 </file>
 
-<file path=customXml/item1.xml><?xml version="1.0" encoding="utf-8"?>
-<b:Sources xmlns:b="http://schemas.openxmlformats.org/officeDocument/2006/bibliography" xmlns="http://schemas.openxmlformats.org/officeDocument/2006/bibliography" SelectedStyle="/APA.XSL" StyleName="APA"/>
-</file>
-
-<file path=customXml/itemProps1.xml><?xml version="1.0" encoding="utf-8"?>
-<ds:datastoreItem xmlns:ds="http://schemas.openxmlformats.org/officeDocument/2006/customXml" ds:itemID="{EF278816-EC6F-A645-907D-7F25AECB1D4A}">
-  <ds:schemaRefs>
-    <ds:schemaRef ds:uri="http://schemas.openxmlformats.org/officeDocument/2006/bibliography"/>
-  </ds:schemaRefs>
-</ds:datastoreItem>
+<file path=word\webSettings.xml><?xml version="1.0" encoding="utf-8"?>
+<w:webSettings xmlns:mc="http://schemas.openxmlformats.org/markup-compatibility/2006" xmlns:r="http://schemas.openxmlformats.org/officeDocument/2006/relationships" xmlns:w="http://schemas.openxmlformats.org/wordprocessingml/2006/main" xmlns:w14="http://schemas.microsoft.com/office/word/2010/wordml" xmlns:w15="http://schemas.microsoft.com/office/word/2012/wordml" xmlns:w16cex="http://schemas.microsoft.com/office/word/2018/wordml/cex" xmlns:w16cid="http://schemas.microsoft.com/office/word/2016/wordml/cid" xmlns:w16="http://schemas.microsoft.com/office/word/2018/wordml" xmlns:w16sdtdh="http://schemas.microsoft.com/office/word/2020/wordml/sdtdatahash" xmlns:w16se="http://schemas.microsoft.com/office/word/2015/wordml/symex" mc:Ignorable="w14 w15 w16se w16cid w16 w16cex w16sdtdh">
+  <w:allowPNG/>
+</w:webSettings>
 </file>
--- a/docs/ПроектированиеИнтерфейсаИAPI.docx
+++ b/docs/ПроектированиеИнтерфейсаИAPI.docx
@@ -2262,14 +2262,15 @@
                 <w:sz w:val="20"/>
                 <w:lang w:val="ru-RU"/>
               </w:rPr>
-              <w:t>РџРѕСЃР»Рµ СѓСЃРїРµС€РЅРѕРіРѕ РїРѕРґРєР»СЋС‡РµРЅРёСЏ Р°РєС‚РёРІРёСЂСѓРµС‚СЃСЏ РёРіСЂРѕРІРѕРµ РїРѕР»Рµ. РџРѕР»СЊР·РѕРІР°С‚РµР»СЋ РЅР°Р·РЅР°</w:t>
+              <w:t>После успешного TCP-подключения и обмена сообщениями connect активируется игровое поле. MainForm вызывает BeginConnectedGame(), пользователю назначается цвет или роль в партии.</w:t>
             </w:r>
             <w:r>
               <w:rPr>
                 <w:sz w:val="20"/>
                 <w:lang w:val="ru-RU"/>
               </w:rPr>
-              <w:t>С‡Р°РµС‚СЃСЏ С†РІРµС‚ РёР»Рё СЂРѕР»СЊ РІ РїР°СЂС‚РёРё.</w:t>
+              <w:t>
+              </w:t>
             </w:r>
           </w:p>
         </w:tc>
@@ -2293,56 +2294,63 @@
               <w:rPr>
                 <w:sz w:val="20"/>
               </w:rPr>
-              <w:t>РџРѕРґРєР»СЋС‡РµРЅРёРµ</w:t>
+              <w:t>Подключение выполнено. Игра начинается после подтверждения connect.</w:t>
             </w:r>
             <w:proofErr w:type="spellEnd"/>
             <w:r>
               <w:rPr>
                 <w:sz w:val="20"/>
               </w:rPr>
-              <w:t xml:space="preserve"> </w:t>
+              <w:t xml:space="preserve">
+              </w:t>
             </w:r>
             <w:proofErr w:type="spellStart"/>
             <w:r>
               <w:rPr>
                 <w:sz w:val="20"/>
               </w:rPr>
-              <w:t>РІС‹РїРѕР»РЅРµРЅРѕ</w:t>
+              <w:t>
+              </w:t>
             </w:r>
             <w:proofErr w:type="spellEnd"/>
             <w:r>
               <w:rPr>
                 <w:sz w:val="20"/>
               </w:rPr>
-              <w:t xml:space="preserve">. </w:t>
+              <w:t xml:space="preserve">
+              </w:t>
             </w:r>
             <w:proofErr w:type="spellStart"/>
             <w:r>
               <w:rPr>
                 <w:sz w:val="20"/>
               </w:rPr>
-              <w:t>РРіСЂР°</w:t>
+              <w:t>
+              </w:t>
             </w:r>
             <w:proofErr w:type="spellEnd"/>
             <w:r>
               <w:rPr>
                 <w:sz w:val="20"/>
               </w:rPr>
-              <w:t xml:space="preserve"> </w:t>
+              <w:t xml:space="preserve">
+              </w:t>
             </w:r>
             <w:proofErr w:type="spellStart"/>
             <w:r>
               <w:rPr>
                 <w:sz w:val="20"/>
               </w:rPr>
-              <w:t>РЅР°С‡РёРЅР°РµС‚СЃСЏ</w:t>
+              <w:t>
+              </w:t>
             </w:r>
             <w:proofErr w:type="spellEnd"/>
             <w:r>
               <w:rPr>
                 <w:sz w:val="20"/>
               </w:rPr>
-              <w:t>.</w:t>
+              <w:t>
+              </w:t>
             </w:r>
           </w:p>
         </w:tc>
@@ -2821,28 +2829,31 @@
                 <w:sz w:val="20"/>
                 <w:lang w:val="ru-RU"/>
               </w:rPr>
-              <w:t xml:space="preserve">РРіСЂРѕРІРѕРµ РїРѕР»Рµ </w:t>
+              <w:t xml:space="preserve">Игровое поле блокируется для новых ходов. Показывается победитель. При нажатии кнопки «Новая игра» пользователь может начать новую партию без повторного подключения.</w:t>
             </w:r>
             <w:r>
               <w:rPr>
                 <w:sz w:val="20"/>
                 <w:lang w:val="ru-RU"/>
               </w:rPr>
-              <w:t xml:space="preserve">Р±Р»РѕРєРёСЂСѓРµС‚СЃСЏ РґР»СЏ РЅРѕРІС‹С… С…РѕРґРѕРІ. РџРѕРєР°Р·С‹РІР°РµС‚СЃСЏ РїРѕР±РµРґРёС‚РµР»СЊ. РџСЂРё </w:t>
+              <w:t xml:space="preserve">
+              </w:t>
             </w:r>
             <w:r>
               <w:rPr>
                 <w:sz w:val="20"/>
                 <w:lang w:val="ru-RU"/>
               </w:rPr>
-              <w:t>РЅР°Р¶Р°С‚РёРё</w:t>
+              <w:t>
+              </w:t>
             </w:r>
             <w:r>
               <w:rPr>
                 <w:sz w:val="20"/>
                 <w:lang w:val="ru-RU"/>
               </w:rPr>
-              <w:t xml:space="preserve"> РєРЅРѕРїРєРё В«РќРѕРІР°СЏ РёРіСЂР°В» РїРѕР»СЊР·РѕРІР°С‚РµР»СЊ РјРѕР¶РµС‚ РЅР°С‡Р°С‚СЊ РЅРѕРІСѓСЋ РїР°СЂС‚РёСЋ.</w:t>
+              <w:t xml:space="preserve">
+              </w:t>
             </w:r>
           </w:p>
         </w:tc>
@@ -3852,7 +3863,7 @@
                 <w:sz w:val="22"/>
                 <w:lang w:val="ru-RU"/>
               </w:rPr>
-              <w:t>РЎРѕР·РґР°РµС‚ РЅР°С‡Р°Р»СЊРЅРѕРµ СЃРѕСЃС‚РѕСЏРЅРёРµ РїР°СЂС‚РёРё Рё СЂР°СЃСЃС‚Р°РІР»СЏРµС‚ С€Р°С€РєРё РЅР° РґРѕСЃРєРµ.</w:t>
+              <w:t>Подготавливает стартовую доску и переводит партию в состояние ожидания подключения.</w:t>
             </w:r>
           </w:p>
         </w:tc>
@@ -6611,42 +6622,47 @@
               <w:rPr>
                 <w:sz w:val="22"/>
               </w:rPr>
-              <w:t>РЎРѕРѕР±С‰РµРЅРёРµ</w:t>
+              <w:t>Сообщение о подключении игрока и подтверждении начала партии.</w:t>
             </w:r>
             <w:proofErr w:type="spellEnd"/>
             <w:r>
               <w:rPr>
                 <w:sz w:val="22"/>
               </w:rPr>
-              <w:t xml:space="preserve"> Рѕ </w:t>
+              <w:t xml:space="preserve">
+              </w:t>
             </w:r>
             <w:proofErr w:type="spellStart"/>
             <w:r>
               <w:rPr>
                 <w:sz w:val="22"/>
               </w:rPr>
-              <w:t>РїРѕРґРєР»СЋС‡РµРЅРёРё</w:t>
+              <w:t>
+              </w:t>
             </w:r>
             <w:proofErr w:type="spellEnd"/>
             <w:r>
               <w:rPr>
                 <w:sz w:val="22"/>
               </w:rPr>
-              <w:t xml:space="preserve"> </w:t>
+              <w:t xml:space="preserve">
+              </w:t>
             </w:r>
             <w:proofErr w:type="spellStart"/>
             <w:r>
               <w:rPr>
                 <w:sz w:val="22"/>
               </w:rPr>
-              <w:t>РёРіСЂРѕРєР°</w:t>
+              <w:t>
+              </w:t>
             </w:r>
             <w:proofErr w:type="spellEnd"/>
             <w:r>
               <w:rPr>
                 <w:sz w:val="22"/>
               </w:rPr>
-              <w:t>.</w:t>
+              <w:t>
+              </w:t>
             </w:r>
           </w:p>
         </w:tc>
@@ -7206,7 +7222,7 @@
         <w:rPr>
           <w:lang w:val="ru-RU"/>
         </w:rPr>
-        <w:t>РљРѕРЅРєСЂРµС‚РЅС‹Рµ РЅР°Р·РІР°РЅРёСЏ РєР»Р°СЃСЃРѕРІ Рё РїРѕР»РµР№ РјРѕРіСѓС‚ Р±С‹С‚СЊ СѓС‚РѕС‡РЅРµРЅС‹ РїСЂРё СЂРµР°Р»РёР·Р°С†РёРё, РЅРѕ СЃС‚СЂСѓРєС‚СѓСЂР° СЃРѕРѕР±С‰РµРЅРёР№ РґРѕР»Р¶РЅР° РѕСЃС‚Р°РІР°С‚СЊСЃСЏ СЃС‚Р°Р±РёР»СЊРЅРѕР№ Рё РїРѕРЅСЏС‚РЅРѕР№.</w:t>
+        <w:t>Конкретные названия классов и полей могут быть уточнены при реализации, но структура сообщений должна оставаться стабильной и понятной. Для перезапуска партии без разрыва соединения может использоваться сообщение { "type": "newGame" }.</w:t>
       </w:r>
     </w:p>
     <w:p>
@@ -7237,68 +7253,79 @@
         <w:rPr>
           <w:lang w:val="ru-RU"/>
         </w:rPr>
-        <w:t xml:space="preserve">РџРѕСЃР»РµРґРѕРІР°С‚РµР»СЊРЅРѕСЃС‚СЊ РІР·Р°РёРјРѕРґРµР№СЃС‚РІРёСЏ РјРѕРґСѓР»РµР№ РґРѕР»Р¶РЅР° СЃРѕРѕС‚РІРµС‚СЃС‚РІРѕРІР°С‚СЊ </w:t>
+        <w:t xml:space="preserve">Последовательность взаимодействия модулей должна соответствовать ранее выполненному системному и детальному проектированию: MainForm принимает действие пользователя, CheckersGame управляет партией, MoveValidator проверяет ход, GameBoard хранит состояние доски, а NetworkMessage передает подтвержденный ход второму игроку. После обмена сообщениями connect MainForm вызывает BeginConnectedGame(), а для запуска новой партии без повторного подключения может использоваться сообщение newGame.</w:t>
       </w:r>
       <w:r>
         <w:rPr>
           <w:lang w:val="ru-RU"/>
         </w:rPr>
-        <w:t xml:space="preserve">СЂР°РЅРµРµ РІС‹РїРѕР»РЅРµРЅРЅРѕРјСѓ СЃРёСЃС‚РµРјРЅРѕРјСѓ Рё РґРµС‚Р°Р»СЊРЅРѕРјСѓ РїСЂРѕРµРєС‚РёСЂРѕРІР°РЅРёСЋ: </w:t>
+        <w:t xml:space="preserve">
+        </w:t>
       </w:r>
       <w:proofErr w:type="spellStart"/>
       <w:r>
-        <w:t>MainForm</w:t>
+        <w:t>
+        </w:t>
       </w:r>
       <w:proofErr w:type="spellEnd"/>
       <w:r>
         <w:rPr>
           <w:lang w:val="ru-RU"/>
         </w:rPr>
-        <w:t xml:space="preserve"> РїСЂРёРЅРёРјР°РµС‚ РґРµР№СЃС‚РІРёРµ РїРѕР»СЊР·РѕРІР°С‚РµР»СЏ, </w:t>
+        <w:t xml:space="preserve">
+        </w:t>
       </w:r>
       <w:proofErr w:type="spellStart"/>
       <w:r>
-        <w:t>CheckersGame</w:t>
+        <w:t>
+        </w:t>
       </w:r>
       <w:proofErr w:type="spellEnd"/>
       <w:r>
         <w:rPr>
           <w:lang w:val="ru-RU"/>
         </w:rPr>
-        <w:t xml:space="preserve"> СѓРїСЂР°РІР»СЏРµС‚ РїР°СЂС‚РёРµР№, </w:t>
+        <w:t xml:space="preserve">
+        </w:t>
       </w:r>
       <w:proofErr w:type="spellStart"/>
       <w:r>
-        <w:t>MoveValidator</w:t>
+        <w:t>
+        </w:t>
       </w:r>
       <w:proofErr w:type="spellEnd"/>
       <w:r>
         <w:rPr>
           <w:lang w:val="ru-RU"/>
         </w:rPr>
-        <w:t xml:space="preserve"> РїСЂРѕРІРµСЂСЏРµС‚ С…РѕРґ, </w:t>
+        <w:t xml:space="preserve">
+        </w:t>
       </w:r>
       <w:proofErr w:type="spellStart"/>
       <w:r>
-        <w:t>GameBoard</w:t>
+        <w:t>
+        </w:t>
       </w:r>
       <w:proofErr w:type="spellEnd"/>
       <w:r>
         <w:rPr>
           <w:lang w:val="ru-RU"/>
         </w:rPr>
-        <w:t xml:space="preserve"> С…СЂР°РЅРёС‚ СЃРѕСЃС‚РѕСЏРЅРёРµ РґРѕСЃРєРё, Р° </w:t>
+        <w:t xml:space="preserve">
+        </w:t>
       </w:r>
       <w:proofErr w:type="spellStart"/>
       <w:r>
-        <w:t>NetworkMessage</w:t>
+        <w:t>
+        </w:t>
       </w:r>
       <w:proofErr w:type="spellEnd"/>
       <w:r>
         <w:rPr>
           <w:lang w:val="ru-RU"/>
         </w:rPr>
-        <w:t xml:space="preserve"> РїРµСЂРµРґР°РµС‚ РїРѕРґС‚РІРµСЂР¶РґРµРЅРЅС‹Р№ С…РѕРґ РІС‚РѕСЂРѕРјСѓ РёРіСЂРѕРєСѓ.</w:t>
+        <w:t xml:space="preserve">
+        </w:t>
       </w:r>
     </w:p>
     <w:tbl>

--- a/docs/ПроектированиеИнтерфейсаИAPI.docx
+++ b/docs/ПроектированиеИнтерфейсаИAPI.docx
@@ -1,77 +1,5 @@
 
-<file path=customXml\item1.xml><?xml version="1.0" encoding="utf-8"?>
-<b:Sources xmlns:b="http://schemas.openxmlformats.org/officeDocument/2006/bibliography" xmlns="http://schemas.openxmlformats.org/officeDocument/2006/bibliography" SelectedStyle="/APA.XSL" StyleName="APA"/>
-</file>
-
-<file path=customXml\itemProps1.xml><?xml version="1.0" encoding="utf-8"?>
-<ds:datastoreItem xmlns:ds="http://schemas.openxmlformats.org/officeDocument/2006/customXml" ds:itemID="{EF278816-EC6F-A645-907D-7F25AECB1D4A}">
-  <ds:schemaRefs>
-    <ds:schemaRef ds:uri="http://schemas.openxmlformats.org/officeDocument/2006/bibliography"/>
-  </ds:schemaRefs>
-</ds:datastoreItem>
-</file>
-
-<file path=docProps\app.xml><?xml version="1.0" encoding="utf-8"?>
-<Properties xmlns="http://schemas.openxmlformats.org/officeDocument/2006/extended-properties" xmlns:vt="http://schemas.openxmlformats.org/officeDocument/2006/docPropsVTypes">
-  <Template>Normal</Template>
-  <TotalTime>0</TotalTime>
-  <Pages>8</Pages>
-  <Words>1844</Words>
-  <Characters>10512</Characters>
-  <Application>Microsoft Office Word</Application>
-  <DocSecurity>0</DocSecurity>
-  <Lines>87</Lines>
-  <Paragraphs>24</Paragraphs>
-  <ScaleCrop>false</ScaleCrop>
-  <HeadingPairs>
-    <vt:vector size="4" baseType="variant">
-      <vt:variant>
-        <vt:lpstr>Название</vt:lpstr>
-      </vt:variant>
-      <vt:variant>
-        <vt:i4>1</vt:i4>
-      </vt:variant>
-      <vt:variant>
-        <vt:lpstr>Title</vt:lpstr>
-      </vt:variant>
-      <vt:variant>
-        <vt:i4>1</vt:i4>
-      </vt:variant>
-    </vt:vector>
-  </HeadingPairs>
-  <TitlesOfParts>
-    <vt:vector size="2" baseType="lpstr">
-      <vt:lpstr/>
-      <vt:lpstr/>
-    </vt:vector>
-  </TitlesOfParts>
-  <Manager/>
-  <Company/>
-  <LinksUpToDate>false</LinksUpToDate>
-  <CharactersWithSpaces>12332</CharactersWithSpaces>
-  <SharedDoc>false</SharedDoc>
-  <HyperlinkBase/>
-  <HyperlinksChanged>false</HyperlinksChanged>
-  <AppVersion>16.0000</AppVersion>
-</Properties>
-</file>
-
-<file path=docProps\core.xml><?xml version="1.0" encoding="utf-8"?>
-<cp:coreProperties xmlns:cp="http://schemas.openxmlformats.org/package/2006/metadata/core-properties" xmlns:dc="http://purl.org/dc/elements/1.1/" xmlns:dcterms="http://purl.org/dc/terms/" xmlns:dcmitype="http://purl.org/dc/dcmitype/" xmlns:xsi="http://www.w3.org/2001/XMLSchema-instance">
-  <dc:title/>
-  <dc:subject/>
-  <dc:creator>python-docx</dc:creator>
-  <cp:keywords/>
-  <dc:description>generated by python-docx</dc:description>
-  <cp:lastModifiedBy>Иван</cp:lastModifiedBy>
-  <cp:revision>2</cp:revision>
-  <dcterms:created xsi:type="dcterms:W3CDTF">2026-05-28T13:58:00Z</dcterms:created>
-  <dcterms:modified xsi:type="dcterms:W3CDTF">2026-05-28T13:58:00Z</dcterms:modified>
-  <cp:category/>
-</cp:coreProperties>
-</file>
-
-<file path=word\document.xml><?xml version="1.0" encoding="utf-8"?>
+<file path=word/document.xml><?xml version="1.0" encoding="utf-8"?>
 <w:document xmlns:wpc="http://schemas.microsoft.com/office/word/2010/wordprocessingCanvas" xmlns:cx="http://schemas.microsoft.com/office/drawing/2014/chartex" xmlns:cx1="http://schemas.microsoft.com/office/drawing/2015/9/8/chartex" xmlns:cx2="http://schemas.microsoft.com/office/drawing/2015/10/21/chartex" xmlns:cx3="http://schemas.microsoft.com/office/drawing/2016/5/9/chartex" xmlns:cx4="http://schemas.microsoft.com/office/drawing/2016/5/10/chartex" xmlns:cx5="http://schemas.microsoft.com/office/drawing/2016/5/11/chartex" xmlns:cx6="http://schemas.microsoft.com/office/drawing/2016/5/12/chartex" xmlns:cx7="http://schemas.microsoft.com/office/drawing/2016/5/13/chartex" xmlns:cx8="http://schemas.microsoft.com/office/drawing/2016/5/14/chartex" xmlns:mc="http://schemas.openxmlformats.org/markup-compatibility/2006" xmlns:aink="http://schemas.microsoft.com/office/drawing/2016/ink" xmlns:am3d="http://schemas.microsoft.com/office/drawing/2017/model3d" xmlns:o="urn:schemas-microsoft-com:office:office" xmlns:r="http://schemas.openxmlformats.org/officeDocument/2006/relationships" xmlns:m="http://schemas.openxmlformats.org/officeDocument/2006/math" xmlns:v="urn:schemas-microsoft-com:vml" xmlns:wp14="http://schemas.microsoft.com/office/word/2010/wordprocessingDrawing" xmlns:wp="http://schemas.openxmlformats.org/drawingml/2006/wordprocessingDrawing" xmlns:w10="urn:schemas-microsoft-com:office:word" xmlns:w="http://schemas.openxmlformats.org/wordprocessingml/2006/main" xmlns:w14="http://schemas.microsoft.com/office/word/2010/wordml" xmlns:w15="http://schemas.microsoft.com/office/word/2012/wordml" xmlns:w16cex="http://schemas.microsoft.com/office/word/2018/wordml/cex" xmlns:w16cid="http://schemas.microsoft.com/office/word/2016/wordml/cid" xmlns:w16="http://schemas.microsoft.com/office/word/2018/wordml" xmlns:w16sdtdh="http://schemas.microsoft.com/office/word/2020/wordml/sdtdatahash" xmlns:w16se="http://schemas.microsoft.com/office/word/2015/wordml/symex" xmlns:wpg="http://schemas.microsoft.com/office/word/2010/wordprocessingGroup" xmlns:wpi="http://schemas.microsoft.com/office/word/2010/wordprocessingInk" xmlns:wne="http://schemas.microsoft.com/office/word/2006/wordml" xmlns:wps="http://schemas.microsoft.com/office/word/2010/wordprocessingShape" mc:Ignorable="w14 w15 w16se w16cid w16 w16cex w16sdtdh wp14">
   <w:body>
     <w:p>
@@ -88,7 +16,7 @@
           <w:sz w:val="48"/>
           <w:lang w:val="ru-RU"/>
         </w:rPr>
-        <w:t>РџСЂРѕРµРєС‚РёСЂРѕРІР°РЅРёРµ РёРЅС‚РµСЂС„РµР№СЃРѕРІ</w:t>
+        <w:t>Проектирование интерфейсов</w:t>
       </w:r>
     </w:p>
     <w:p>
@@ -108,7 +36,7 @@
           <w:b/>
           <w:sz w:val="32"/>
         </w:rPr>
-        <w:t>РћР±С‰РёРµ</w:t>
+        <w:t>Общие</w:t>
       </w:r>
       <w:proofErr w:type="spellEnd"/>
       <w:r>
@@ -124,7 +52,7 @@
           <w:b/>
           <w:sz w:val="32"/>
         </w:rPr>
-        <w:t>СЃРІРµРґРµРЅРёСЏ</w:t>
+        <w:t>сведения</w:t>
       </w:r>
       <w:proofErr w:type="spellEnd"/>
     </w:p>
@@ -166,7 +94,7 @@
                 <w:b/>
                 <w:sz w:val="24"/>
               </w:rPr>
-              <w:t>РџР°СЂР°РјРµС‚СЂ</w:t>
+              <w:t>Параметр</w:t>
             </w:r>
             <w:proofErr w:type="spellEnd"/>
           </w:p>
@@ -192,7 +120,7 @@
                 <w:b/>
                 <w:sz w:val="24"/>
               </w:rPr>
-              <w:t>Р—РЅР°С‡РµРЅРёРµ</w:t>
+              <w:t>Значение</w:t>
             </w:r>
             <w:proofErr w:type="spellEnd"/>
           </w:p>
@@ -223,7 +151,7 @@
               <w:rPr>
                 <w:sz w:val="24"/>
               </w:rPr>
-              <w:t>РќР°РёРјРµРЅРѕРІР°РЅРёРµ</w:t>
+              <w:t>Наименование</w:t>
             </w:r>
             <w:proofErr w:type="spellEnd"/>
             <w:r>
@@ -237,7 +165,7 @@
               <w:rPr>
                 <w:sz w:val="24"/>
               </w:rPr>
-              <w:t>РїСЂРѕРµРєС‚Р°</w:t>
+              <w:t>проекта</w:t>
             </w:r>
             <w:proofErr w:type="spellEnd"/>
           </w:p>
@@ -262,7 +190,7 @@
               <w:rPr>
                 <w:sz w:val="24"/>
               </w:rPr>
-              <w:t>РЁР°С€РєРё</w:t>
+              <w:t>Шашки</w:t>
             </w:r>
             <w:proofErr w:type="spellEnd"/>
             <w:r>
@@ -276,7 +204,7 @@
               <w:rPr>
                 <w:sz w:val="24"/>
               </w:rPr>
-              <w:t>РїРѕ</w:t>
+              <w:t>по</w:t>
             </w:r>
             <w:proofErr w:type="spellEnd"/>
             <w:r>
@@ -290,7 +218,7 @@
               <w:rPr>
                 <w:sz w:val="24"/>
               </w:rPr>
-              <w:t>СЃРµС‚Рё</w:t>
+              <w:t>сети</w:t>
             </w:r>
             <w:proofErr w:type="spellEnd"/>
           </w:p>
@@ -321,7 +249,7 @@
               <w:rPr>
                 <w:sz w:val="24"/>
               </w:rPr>
-              <w:t>Р­С‚Р°Рї</w:t>
+              <w:t>Этап</w:t>
             </w:r>
             <w:proofErr w:type="spellEnd"/>
             <w:r>
@@ -335,7 +263,7 @@
               <w:rPr>
                 <w:sz w:val="24"/>
               </w:rPr>
-              <w:t>Р¶РёР·РЅРµРЅРЅРѕРіРѕ</w:t>
+              <w:t>жизненного</w:t>
             </w:r>
             <w:proofErr w:type="spellEnd"/>
             <w:r>
@@ -349,7 +277,7 @@
               <w:rPr>
                 <w:sz w:val="24"/>
               </w:rPr>
-              <w:t>С†РёРєР»Р°</w:t>
+              <w:t>цикла</w:t>
             </w:r>
             <w:proofErr w:type="spellEnd"/>
           </w:p>
@@ -374,7 +302,7 @@
               <w:rPr>
                 <w:sz w:val="24"/>
               </w:rPr>
-              <w:t>РџСЂРѕРµРєС‚РёСЂРѕРІР°РЅРёРµ</w:t>
+              <w:t>Проектирование</w:t>
             </w:r>
             <w:proofErr w:type="spellEnd"/>
             <w:r>
@@ -388,7 +316,7 @@
               <w:rPr>
                 <w:sz w:val="24"/>
               </w:rPr>
-              <w:t>РёРЅС‚РµСЂС„РµР№СЃРѕРІ</w:t>
+              <w:t>интерфейсов</w:t>
             </w:r>
             <w:proofErr w:type="spellEnd"/>
           </w:p>
@@ -419,7 +347,7 @@
               <w:rPr>
                 <w:sz w:val="24"/>
               </w:rPr>
-              <w:t>РўРµС…РЅРѕР»РѕРіРёРё</w:t>
+              <w:t>Технологии</w:t>
             </w:r>
             <w:proofErr w:type="spellEnd"/>
           </w:p>
@@ -462,7 +390,7 @@
           <w:sz w:val="32"/>
           <w:lang w:val="ru-RU"/>
         </w:rPr>
-        <w:t>4. РћР±С‰Р°СЏ РєРѕРЅС†РµРїС†РёСЏ РїРѕР»СЊР·РѕРІР°С‚РµР»СЊСЃРєРѕРіРѕ РёРЅС‚РµСЂС„РµР№СЃР°</w:t>
+        <w:t>4. Общая концепция пользовательского интерфейса</w:t>
       </w:r>
     </w:p>
     <w:p>
@@ -477,7 +405,7 @@
         <w:rPr>
           <w:lang w:val="ru-RU"/>
         </w:rPr>
-        <w:t xml:space="preserve">РџРѕР»СЊР·РѕРІР°С‚РµР»СЊСЃРєРёР№ РёРЅС‚РµСЂС„РµР№СЃ РґРѕР»Р¶РµРЅ Р±С‹С‚СЊ РїСЂРѕСЃС‚С‹Рј, РїРѕРЅСЏС‚РЅС‹Рј Рё СЂРµР°Р»РёР·СѓРµРјС‹Рј СЃС‚Р°РЅРґР°СЂС‚РЅС‹РјРё СЃСЂРµРґСЃС‚РІР°РјРё </w:t>
+        <w:t xml:space="preserve">Пользовательский интерфейс должен быть простым, понятным и реализуемым стандартными средствами </w:t>
       </w:r>
       <w:r>
         <w:t>Windows</w:t>
@@ -495,27 +423,27 @@
         <w:rPr>
           <w:lang w:val="ru-RU"/>
         </w:rPr>
-        <w:t xml:space="preserve">. РРЅС‚РµСЂС„РµР№СЃ РЅРµ РґРѕР»Р¶РµРЅ С‚СЂРµР±РѕРІР°С‚СЊ СЃР»РѕР¶РЅРѕР№ </w:t>
+        <w:t xml:space="preserve">. Интерфейс не должен требовать сложной </w:t>
       </w:r>
       <w:r>
         <w:rPr>
           <w:lang w:val="ru-RU"/>
         </w:rPr>
-        <w:t xml:space="preserve">СЃС‚РёР»РёР·Р°С†РёРё, РЅРµСЃС‚Р°РЅРґР°СЂС‚РЅС‹С… </w:t>
+        <w:t xml:space="preserve">стилизации, нестандартных </w:t>
       </w:r>
       <w:proofErr w:type="spellStart"/>
       <w:r>
         <w:rPr>
           <w:lang w:val="ru-RU"/>
         </w:rPr>
-        <w:t>Р°РЅРёРјР°С†РёР№</w:t>
+        <w:t>анимаций</w:t>
       </w:r>
       <w:proofErr w:type="spellEnd"/>
       <w:r>
         <w:rPr>
           <w:lang w:val="ru-RU"/>
         </w:rPr>
-        <w:t xml:space="preserve"> РёР»Рё РґРѕРїРѕР»РЅРёС‚РµР»СЊРЅС‹С… Р±РёР±Р»РёРѕС‚РµРє</w:t>
+        <w:t xml:space="preserve"> или дополнительных библиотек</w:t>
       </w:r>
       <w:r>
         <w:rPr>
@@ -536,7 +464,7 @@
         <w:rPr>
           <w:lang w:val="ru-RU"/>
         </w:rPr>
-        <w:t xml:space="preserve">РћСЃРЅРѕРІРЅР°СЏ Р·Р°РґР°С‡Р° РёРЅС‚РµСЂС„РµР№СЃР° </w:t>
+        <w:t xml:space="preserve">Основная задача интерфейса </w:t>
       </w:r>
       <w:r>
         <w:rPr>
@@ -548,13 +476,13 @@
         <w:rPr>
           <w:lang w:val="ru-RU"/>
         </w:rPr>
-        <w:t xml:space="preserve"> РґР°С‚СЊ РїРѕР»СЊР·РѕРІР°С‚РµР»СЋ РІРѕР·РјРѕР¶РЅРѕСЃС‚СЊ СЃРѕР·РґР°С‚СЊ СЃРµС‚РµРІСѓСЋ РёРіСЂСѓ, РїРѕРґРєР»СЋС‡РёС‚СЊСЃСЏ РєРѕ РІС‚РѕСЂРѕРјСѓ РёРіСЂРѕРєСѓ, РІРёРґРµС‚СЊ</w:t>
+        <w:t xml:space="preserve"> дать пользователю возможность создать сетевую игру, подключиться ко второму игроку, видеть</w:t>
       </w:r>
       <w:r>
         <w:rPr>
           <w:lang w:val="ru-RU"/>
         </w:rPr>
-        <w:t xml:space="preserve"> РёРіСЂРѕРІРѕРµ РїРѕР»Рµ, РїРѕРЅРёРјР°С‚СЊ С‚РµРєСѓС‰РёР№ С…РѕРґ Рё РїРѕР»СѓС‡Р°С‚СЊ СЃРѕРѕР±С‰РµРЅРёСЏ РѕР± РѕС€РёР±РєР°С… РёР»Рё СЃРѕСЃС‚РѕСЏРЅРёРё СЃРѕРµРґРёРЅРµРЅРёСЏ.</w:t>
+        <w:t xml:space="preserve"> игровое поле, понимать текущий ход и получать сообщения об ошибках или состоянии соединения.</w:t>
       </w:r>
     </w:p>
     <w:p>
@@ -569,7 +497,7 @@
           <w:b/>
           <w:lang w:val="ru-RU"/>
         </w:rPr>
-        <w:t>4.1. РћР±С‰РёРµ С‚СЂРµР±РѕРІР°РЅРёСЏ Рє РёРЅС‚РµСЂС„РµР№СЃСѓ</w:t>
+        <w:t>4.1. Общие требования к интерфейсу</w:t>
       </w:r>
     </w:p>
     <w:p>
@@ -588,7 +516,7 @@
         <w:rPr>
           <w:lang w:val="ru-RU"/>
         </w:rPr>
-        <w:t>РёРЅС‚РµСЂС„РµР№СЃ РґРѕР»Р¶РµРЅ Р±С‹С‚СЊ РІС‹РїРѕР»РЅРµРЅ РЅР° СЂСѓСЃСЃРєРѕРј СЏР·С‹РєРµ;</w:t>
+        <w:t>интерфейс должен быть выполнен на русском языке;</w:t>
       </w:r>
     </w:p>
     <w:p>
@@ -607,7 +535,7 @@
         <w:rPr>
           <w:lang w:val="ru-RU"/>
         </w:rPr>
-        <w:t>РѕСЃРЅРѕРІРЅС‹Рµ РґРµР№СЃС‚РІРёСЏ РґРѕР»Р¶РЅС‹ Р±С‹С‚СЊ РґРѕСЃС‚СѓРїРЅС‹ РёР· РіР»Р°РІРЅРѕРіРѕ РѕРєРЅР° РїСЂРёР»РѕР¶РµРЅРёСЏ;</w:t>
+        <w:t>основные действия должны быть доступны из главного окна приложения;</w:t>
       </w:r>
     </w:p>
     <w:p>
@@ -626,13 +554,13 @@
         <w:rPr>
           <w:lang w:val="ru-RU"/>
         </w:rPr>
-        <w:t>РёРіСЂРѕ</w:t>
+        <w:t>игро</w:t>
       </w:r>
       <w:r>
         <w:rPr>
           <w:lang w:val="ru-RU"/>
         </w:rPr>
-        <w:t>РІРѕРµ РїРѕР»Рµ РґРѕР»Р¶РЅРѕ Р·Р°РЅРёРјР°С‚СЊ С†РµРЅС‚СЂР°Р»СЊРЅСѓСЋ С‡Р°СЃС‚СЊ РѕРєРЅР° Рё Р±С‹С‚СЊ С…РѕСЂРѕС€Рѕ СЂР°Р·Р»РёС‡РёРјС‹Рј;</w:t>
+        <w:t>вое поле должно занимать центральную часть окна и быть хорошо различимым;</w:t>
       </w:r>
     </w:p>
     <w:p>
@@ -651,7 +579,7 @@
         <w:rPr>
           <w:lang w:val="ru-RU"/>
         </w:rPr>
-        <w:t>СЌР»РµРјРµРЅС‚С‹ СѓРїСЂР°РІР»РµРЅРёСЏ СЃРѕРµРґРёРЅРµРЅРёРµРј РґРѕР»Р¶РЅС‹ Р±С‹С‚СЊ СЃРіСЂСѓРїРїРёСЂРѕРІР°РЅС‹ РѕС‚РґРµР»СЊРЅРѕ РѕС‚ РёРіСЂРѕРІРѕРіРѕ РїРѕР»СЏ;</w:t>
+        <w:t>элементы управления соединением должны быть сгруппированы отдельно от игрового поля;</w:t>
       </w:r>
     </w:p>
     <w:p>
@@ -670,7 +598,7 @@
         <w:rPr>
           <w:lang w:val="ru-RU"/>
         </w:rPr>
-        <w:t>СЃРѕРѕР±С‰РµРЅРёСЏ РѕР± РѕС€РёР±РєР°С… Рё С…РѕРґРµ РїР°СЂС‚РёРё РґРѕР»Р¶РЅС‹ Р±С‹С‚СЊ РїРѕРЅСЏС‚РЅС‹РјРё РґР»СЏ РїРѕР»СЊР·РѕРІР°С‚РµР»СЏ;</w:t>
+        <w:t>сообщения об ошибках и ходе партии должны быть понятными для пользователя;</w:t>
       </w:r>
     </w:p>
     <w:p>
@@ -689,13 +617,13 @@
         <w:rPr>
           <w:lang w:val="ru-RU"/>
         </w:rPr>
-        <w:t>РЅРµРґРѕСЃС‚СѓРїРЅС‹Рµ РґРµР№СЃ</w:t>
+        <w:t>недоступные дейс</w:t>
       </w:r>
       <w:r>
         <w:rPr>
           <w:lang w:val="ru-RU"/>
         </w:rPr>
-        <w:t>С‚РІРёСЏ РґРѕР»Р¶РЅС‹ Р±Р»РѕРєРёСЂРѕРІР°С‚СЊСЃСЏ</w:t>
+        <w:t>твия должны блокироваться</w:t>
       </w:r>
       <w:r>
         <w:rPr>
@@ -720,21 +648,21 @@
         <w:rPr>
           <w:lang w:val="ru-RU"/>
         </w:rPr>
-        <w:t xml:space="preserve">РїСЂРёР»РѕР¶РµРЅРёРµ РЅРµ РґРѕР»Р¶РЅРѕ Р·Р°РІРµСЂС€Р°С‚СЊСЃСЏ </w:t>
+        <w:t xml:space="preserve">приложение не должно завершаться </w:t>
       </w:r>
       <w:proofErr w:type="spellStart"/>
       <w:r>
         <w:rPr>
           <w:lang w:val="ru-RU"/>
         </w:rPr>
-        <w:t>Р°РІР°СЂРёР№РЅРѕ</w:t>
+        <w:t>аварийно</w:t>
       </w:r>
       <w:proofErr w:type="spellEnd"/>
       <w:r>
         <w:rPr>
           <w:lang w:val="ru-RU"/>
         </w:rPr>
-        <w:t xml:space="preserve"> РїСЂРё РѕС€РёР±РєР°С… РїРѕРґРєР»СЋС‡РµРЅРёСЏ, РЅРµРІРµСЂРЅРѕРј С…РѕРґРµ РёР»Рё РїРѕС‚РµСЂРµ СЃРѕРµРґРёРЅРµРЅРёСЏ.</w:t>
+        <w:t xml:space="preserve"> при ошибках подключения, неверном ходе или потере соединения.</w:t>
       </w:r>
     </w:p>
     <w:p>
@@ -758,7 +686,7 @@
         <w:rPr>
           <w:b/>
         </w:rPr>
-        <w:t>РћСЃРЅРѕРІРЅС‹Рµ</w:t>
+        <w:t>Основные</w:t>
       </w:r>
       <w:proofErr w:type="spellEnd"/>
       <w:r>
@@ -772,7 +700,7 @@
         <w:rPr>
           <w:b/>
         </w:rPr>
-        <w:t>Р±Р»РѕРєРё</w:t>
+        <w:t>блоки</w:t>
       </w:r>
       <w:proofErr w:type="spellEnd"/>
       <w:r>
@@ -786,7 +714,7 @@
         <w:rPr>
           <w:b/>
         </w:rPr>
-        <w:t>РіР»Р°РІРЅРѕРіРѕ</w:t>
+        <w:t>главного</w:t>
       </w:r>
       <w:proofErr w:type="spellEnd"/>
       <w:r>
@@ -800,7 +728,7 @@
         <w:rPr>
           <w:b/>
         </w:rPr>
-        <w:t>РѕРєРЅР°</w:t>
+        <w:t>окна</w:t>
       </w:r>
       <w:proofErr w:type="spellEnd"/>
     </w:p>
@@ -843,7 +771,7 @@
                 <w:b/>
                 <w:sz w:val="22"/>
               </w:rPr>
-              <w:t>Р‘Р»РѕРє</w:t>
+              <w:t>Блок</w:t>
             </w:r>
             <w:proofErr w:type="spellEnd"/>
             <w:r>
@@ -859,7 +787,7 @@
                 <w:b/>
                 <w:sz w:val="22"/>
               </w:rPr>
-              <w:t>РёРЅС‚РµСЂС„РµР№СЃР°</w:t>
+              <w:t>интерфейса</w:t>
             </w:r>
             <w:proofErr w:type="spellEnd"/>
           </w:p>
@@ -885,7 +813,7 @@
                 <w:b/>
                 <w:sz w:val="22"/>
               </w:rPr>
-              <w:t>РЎРѕСЃС‚Р°РІ</w:t>
+              <w:t>Состав</w:t>
             </w:r>
             <w:proofErr w:type="spellEnd"/>
           </w:p>
@@ -911,7 +839,7 @@
                 <w:b/>
                 <w:sz w:val="22"/>
               </w:rPr>
-              <w:t>РќР°Р·РЅР°С‡РµРЅРёРµ</w:t>
+              <w:t>Назначение</w:t>
             </w:r>
             <w:proofErr w:type="spellEnd"/>
           </w:p>
@@ -942,7 +870,7 @@
               <w:rPr>
                 <w:sz w:val="22"/>
               </w:rPr>
-              <w:t>Р‘Р»РѕРє</w:t>
+              <w:t>Блок</w:t>
             </w:r>
             <w:proofErr w:type="spellEnd"/>
             <w:r>
@@ -956,7 +884,7 @@
               <w:rPr>
                 <w:sz w:val="22"/>
               </w:rPr>
-              <w:t>РїРѕРґРєР»СЋС‡РµРЅРёСЏ</w:t>
+              <w:t>подключения</w:t>
             </w:r>
             <w:proofErr w:type="spellEnd"/>
           </w:p>
@@ -984,7 +912,7 @@
                 <w:sz w:val="22"/>
                 <w:lang w:val="ru-RU"/>
               </w:rPr>
-              <w:t xml:space="preserve">РџРѕР»Рµ </w:t>
+              <w:t xml:space="preserve">Поле </w:t>
             </w:r>
             <w:r>
               <w:rPr>
@@ -997,7 +925,7 @@
                 <w:sz w:val="22"/>
                 <w:lang w:val="ru-RU"/>
               </w:rPr>
-              <w:t>-Р°РґСЂРµСЃР°, РїРѕР»Рµ РїРѕСЂС‚Р°, РєРЅРѕРїРєР° В«РЎРѕР·РґР°С‚СЊ СЃРµСЂРІРµСЂВ», РєРЅРѕРїРєР° В«РџРѕРґРєР»СЋС‡РёС‚СЊСЃСЏВ», РєРЅРѕРїРєР° В«РћС‚РєР»СЋС‡РёС‚СЊСЃСЏВ»</w:t>
+              <w:t>-адреса, поле порта, кнопка «Создать сервер», кнопка «Подключиться», кнопка «Отключиться»</w:t>
             </w:r>
           </w:p>
         </w:tc>
@@ -1024,7 +952,7 @@
                 <w:sz w:val="22"/>
                 <w:lang w:val="ru-RU"/>
               </w:rPr>
-              <w:t>РџРѕР·РІРѕР»СЏРµС‚ РѕРґРЅРѕРјСѓ РёРіСЂРѕРєСѓ СЃРѕР·РґР°С‚СЊ СЃРµСЂРІРµСЂ, Р° РІС‚РѕСЂРѕРјСѓ РїРѕРґРєР»СЋС‡РёС‚СЊСЃСЏ Рє РЅРµРјСѓ РїРѕ Р»РѕРєР°Р»СЊРЅРѕР№ СЃРµС‚Рё.</w:t>
+              <w:t>Позволяет одному игроку создать сервер, а второму подключиться к нему по локальной сети.</w:t>
             </w:r>
           </w:p>
         </w:tc>
@@ -1055,7 +983,7 @@
                 <w:sz w:val="22"/>
               </w:rPr>
               <w:lastRenderedPageBreak/>
-              <w:t>РРіСЂРѕРІРѕРµ</w:t>
+              <w:t>Игровое</w:t>
             </w:r>
             <w:proofErr w:type="spellEnd"/>
             <w:r>
@@ -1069,7 +997,7 @@
               <w:rPr>
                 <w:sz w:val="22"/>
               </w:rPr>
-              <w:t>РїРѕР»Рµ</w:t>
+              <w:t>поле</w:t>
             </w:r>
             <w:proofErr w:type="spellEnd"/>
           </w:p>
@@ -1097,7 +1025,7 @@
                 <w:sz w:val="22"/>
                 <w:lang w:val="ru-RU"/>
               </w:rPr>
-              <w:t>РџРѕР»Рµ 8</w:t>
+              <w:t>Поле 8</w:t>
             </w:r>
             <w:r>
               <w:rPr>
@@ -1110,14 +1038,14 @@
                 <w:sz w:val="22"/>
                 <w:lang w:val="ru-RU"/>
               </w:rPr>
-              <w:t xml:space="preserve">8, РєР»РµС‚РєРё РґРІСѓС… С†РІРµС‚РѕРІ, С€Р°С€РєРё РґРІСѓС… </w:t>
+              <w:t xml:space="preserve">8, клетки двух цветов, шашки двух </w:t>
             </w:r>
             <w:r>
               <w:rPr>
                 <w:sz w:val="22"/>
                 <w:lang w:val="ru-RU"/>
               </w:rPr>
-              <w:t>РёРіСЂРѕРєРѕРІ, РІС‹РґРµР»РµРЅРёРµ РІС‹Р±СЂР°РЅРЅРѕР№ С€Р°С€РєРё</w:t>
+              <w:t>игроков, выделение выбранной шашки</w:t>
             </w:r>
           </w:p>
         </w:tc>
@@ -1144,7 +1072,7 @@
                 <w:sz w:val="22"/>
                 <w:lang w:val="ru-RU"/>
               </w:rPr>
-              <w:t>РћС‚РѕР±СЂР°Р¶Р°РµС‚ СЃРѕСЃС‚РѕСЏРЅРёРµ РїР°СЂС‚РёРё Рё РїСЂРёРЅРёРјР°РµС‚ РґРµР№СЃС‚РІРёСЏ РїРѕР»СЊР·РѕРІР°С‚РµР»СЏ РїРѕ РІС‹Р±РѕСЂСѓ С€Р°С€РєРё Рё РєР»РµС‚РєРё РЅР°Р·РЅР°С‡РµРЅРёСЏ.</w:t>
+              <w:t>Отображает состояние партии и принимает действия пользователя по выбору шашки и клетки назначения.</w:t>
             </w:r>
           </w:p>
         </w:tc>
@@ -1174,7 +1102,7 @@
               <w:rPr>
                 <w:sz w:val="22"/>
               </w:rPr>
-              <w:t>РџР°РЅРµР»СЊ</w:t>
+              <w:t>Панель</w:t>
             </w:r>
             <w:proofErr w:type="spellEnd"/>
             <w:r>
@@ -1188,7 +1116,7 @@
               <w:rPr>
                 <w:sz w:val="22"/>
               </w:rPr>
-              <w:t>СЃРѕСЃС‚РѕСЏРЅРёСЏ</w:t>
+              <w:t>состояния</w:t>
             </w:r>
             <w:proofErr w:type="spellEnd"/>
           </w:p>
@@ -1216,7 +1144,7 @@
                 <w:sz w:val="22"/>
                 <w:lang w:val="ru-RU"/>
               </w:rPr>
-              <w:t>РўРµРєСѓС‰РёР№ РёРіСЂРѕРє, СЂРѕР»СЊ РїРѕР»СЊР·РѕРІР°С‚РµР»СЏ, СЃРѕСЃС‚РѕСЏРЅРёРµ СЃРѕРµРґРёРЅРµРЅРёСЏ, СЃРѕСЃС‚РѕСЏРЅРёРµ РїР°СЂС‚РёРё</w:t>
+              <w:t>Текущий игрок, роль пользователя, состояние соединения, состояние партии</w:t>
             </w:r>
           </w:p>
         </w:tc>
@@ -1243,14 +1171,14 @@
                 <w:sz w:val="22"/>
                 <w:lang w:val="ru-RU"/>
               </w:rPr>
-              <w:t>РџРѕРєР°Р·С‹РІР°РµС‚, С‡РµР№ СЃРµР№С‡Р°СЃ С…РѕРґ, РїРѕРґ</w:t>
+              <w:t>Показывает, чей сейчас ход, под</w:t>
             </w:r>
             <w:r>
               <w:rPr>
                 <w:sz w:val="22"/>
                 <w:lang w:val="ru-RU"/>
               </w:rPr>
-              <w:t>РєР»СЋС‡РµРЅ Р»Рё РІС‚РѕСЂРѕР№ РёРіСЂРѕРє Рё РІ РєР°РєРѕРј СЃРѕСЃС‚РѕСЏРЅРёРё РЅР°С…РѕРґРёС‚СЃСЏ РёРіСЂР°.</w:t>
+              <w:t>ключен ли второй игрок и в каком состоянии находится игра.</w:t>
             </w:r>
           </w:p>
         </w:tc>
@@ -1280,7 +1208,7 @@
               <w:rPr>
                 <w:sz w:val="22"/>
               </w:rPr>
-              <w:t>РћР±Р»Р°СЃС‚СЊ</w:t>
+              <w:t>Область</w:t>
             </w:r>
             <w:proofErr w:type="spellEnd"/>
             <w:r>
@@ -1294,7 +1222,7 @@
               <w:rPr>
                 <w:sz w:val="22"/>
               </w:rPr>
-              <w:t>СЃРѕРѕР±С‰РµРЅРёР№</w:t>
+              <w:t>сообщений</w:t>
             </w:r>
             <w:proofErr w:type="spellEnd"/>
           </w:p>
@@ -1322,7 +1250,7 @@
                 <w:sz w:val="22"/>
                 <w:lang w:val="ru-RU"/>
               </w:rPr>
-              <w:t>РЎРїРёСЃРѕРє РёР»Рё С‚РµРєСЃС‚РѕРІРѕРµ РїРѕР»Рµ РґР»СЏ СЃР»СѓР¶РµР±РЅС‹С… СЃРѕРѕР±С‰РµРЅРёР№</w:t>
+              <w:t>Список или текстовое поле для служебных сообщений</w:t>
             </w:r>
           </w:p>
         </w:tc>
@@ -1349,7 +1277,7 @@
                 <w:sz w:val="22"/>
                 <w:lang w:val="ru-RU"/>
               </w:rPr>
-              <w:t>Р’С‹РІРѕРґРёС‚ СЃРѕРѕР±С‰РµРЅРёСЏ Рѕ РїРѕРґРєР»СЋС‡РµРЅРёРё, С…РѕРґРµ СЃРѕРїРµСЂРЅРёРєР°, РЅРµРІРµСЂРЅРѕРј С…РѕРґРµ, РїРѕР±РµРґРµ Рё РїРѕС‚РµСЂРµ СЃРѕРµРґРёРЅРµРЅРёСЏ.</w:t>
+              <w:t>Выводит сообщения о подключении, ходе соперника, неверном ходе, победе и потере соединения.</w:t>
             </w:r>
           </w:p>
         </w:tc>
@@ -1379,7 +1307,7 @@
               <w:rPr>
                 <w:sz w:val="22"/>
               </w:rPr>
-              <w:t>Р‘Р»РѕРє</w:t>
+              <w:t>Блок</w:t>
             </w:r>
             <w:proofErr w:type="spellEnd"/>
             <w:r>
@@ -1393,7 +1321,7 @@
               <w:rPr>
                 <w:sz w:val="22"/>
               </w:rPr>
-              <w:t>СѓРїСЂР°РІР»РµРЅРёСЏ</w:t>
+              <w:t>управления</w:t>
             </w:r>
             <w:proofErr w:type="spellEnd"/>
             <w:r>
@@ -1407,7 +1335,7 @@
               <w:rPr>
                 <w:sz w:val="22"/>
               </w:rPr>
-              <w:t>РїР°СЂС‚РёРµР№</w:t>
+              <w:t>партией</w:t>
             </w:r>
             <w:proofErr w:type="spellEnd"/>
           </w:p>
@@ -1435,14 +1363,14 @@
                 <w:sz w:val="22"/>
                 <w:lang w:val="ru-RU"/>
               </w:rPr>
-              <w:t>РљРЅРѕРїРєР° В«РќРѕРІ</w:t>
+              <w:t>Кнопка «Нов</w:t>
             </w:r>
             <w:r>
               <w:rPr>
                 <w:sz w:val="22"/>
                 <w:lang w:val="ru-RU"/>
               </w:rPr>
-              <w:t>Р°СЏ РёРіСЂР°В» РёР»Рё В«РЎР±СЂРѕСЃВ», РїСЂРё РЅРµРѕР±С…РѕРґРёРјРѕСЃС‚Рё РєРЅРѕРїРєР° РІС‹С…РѕРґР° РёР· РїР°СЂС‚РёРё</w:t>
+              <w:t>ая игра» или «Сброс», при необходимости кнопка выхода из партии</w:t>
             </w:r>
           </w:p>
         </w:tc>
@@ -1469,7 +1397,7 @@
                 <w:sz w:val="22"/>
                 <w:lang w:val="ru-RU"/>
               </w:rPr>
-              <w:t>РџРѕР·РІРѕР»СЏРµС‚ РЅР°С‡Р°С‚СЊ РЅРѕРІСѓСЋ РїР°СЂС‚РёСЋ РёР»Рё СЃР±СЂРѕСЃРёС‚СЊ СЃРѕСЃС‚РѕСЏРЅРёРµ РїРѕСЃР»Рµ Р·Р°РІРµСЂС€РµРЅРёСЏ РёРіСЂС‹.</w:t>
+              <w:t>Позволяет начать новую партию или сбросить состояние после завершения игры.</w:t>
             </w:r>
           </w:p>
         </w:tc>
@@ -1501,14 +1429,14 @@
           <w:b/>
           <w:lang w:val="ru-RU"/>
         </w:rPr>
-        <w:t>РЎ</w:t>
+        <w:t>С</w:t>
       </w:r>
       <w:r>
         <w:rPr>
           <w:b/>
           <w:lang w:val="ru-RU"/>
         </w:rPr>
-        <w:t>С‚СЂСѓРєС‚СѓСЂР° РѕРєРЅР°</w:t>
+        <w:t>труктура окна</w:t>
       </w:r>
     </w:p>
     <w:p>
@@ -1523,7 +1451,7 @@
         <w:rPr>
           <w:lang w:val="ru-RU"/>
         </w:rPr>
-        <w:t xml:space="preserve">Р”Р»СЏ СЂРµР°Р»РёР·Р°С†РёРё РІ </w:t>
+        <w:t xml:space="preserve">Для реализации в </w:t>
       </w:r>
       <w:r>
         <w:t>Windows</w:t>
@@ -1547,13 +1475,13 @@
         <w:rPr>
           <w:lang w:val="ru-RU"/>
         </w:rPr>
-        <w:t>Р±СѓРґРµС‚</w:t>
+        <w:t>будет</w:t>
       </w:r>
       <w:r>
         <w:rPr>
           <w:lang w:val="ru-RU"/>
         </w:rPr>
-        <w:t xml:space="preserve"> РѕРґРЅРѕ РіР»Р°РІРЅРѕРµ РѕРєРЅРѕ </w:t>
+        <w:t xml:space="preserve"> одно главное окно </w:t>
       </w:r>
       <w:proofErr w:type="spellStart"/>
       <w:r>
@@ -1564,31 +1492,31 @@
         <w:rPr>
           <w:lang w:val="ru-RU"/>
         </w:rPr>
-        <w:t>. Р’ РІРµСЂС…РЅРµР№ С‡Р°СЃС‚Рё РѕРєРЅР° СЂР°Р·РјРµС‰Р°РµС‚СЃСЏ Р±Р»РѕРє РїРѕРґРєР»СЋС‡РµРЅРёСЏ, РІ С†РµРЅС‚СЂР°Р»СЊРЅРѕР№ С‡Р°СЃС‚Рё</w:t>
+        <w:t>. В верхней части окна размещается блок подключения, в центральной части</w:t>
       </w:r>
       <w:r>
         <w:rPr>
           <w:lang w:val="ru-RU"/>
         </w:rPr>
-        <w:t xml:space="preserve"> РёРіСЂРѕРІРѕРµ РїРѕР»Рµ 8</w:t>
+        <w:t xml:space="preserve"> игровое поле 8</w:t>
       </w:r>
       <w:r>
         <w:rPr>
           <w:lang w:val="ru-RU"/>
         </w:rPr>
-        <w:t xml:space="preserve"> РЅР° </w:t>
+        <w:t xml:space="preserve"> на </w:t>
       </w:r>
       <w:r>
         <w:rPr>
           <w:lang w:val="ru-RU"/>
         </w:rPr>
-        <w:t>8, СЃР±РѕРєСѓ РёР»Рё СЃРЅРёР·Сѓ</w:t>
+        <w:t>8, сбоку или снизу</w:t>
       </w:r>
       <w:r>
         <w:rPr>
           <w:lang w:val="ru-RU"/>
         </w:rPr>
-        <w:t xml:space="preserve"> РїР°РЅРµР»СЊ СЃРѕСЃС‚РѕСЏРЅРёСЏ Рё РѕР±Р»Р°СЃС‚СЊ СЃРѕРѕР±С‰РµРЅРёР№.</w:t>
+        <w:t xml:space="preserve"> панель состояния и область сообщений.</w:t>
       </w:r>
     </w:p>
     <w:p>
@@ -1604,7 +1532,7 @@
           <w:sz w:val="32"/>
           <w:lang w:val="ru-RU"/>
         </w:rPr>
-        <w:t>5. РўСЂРµР±РѕРІР°РЅРёСЏ Рє РёРіСЂРѕРІРѕРјСѓ РїРѕР»СЋ</w:t>
+        <w:t>5. Требования к игровому полю</w:t>
       </w:r>
     </w:p>
     <w:p>
@@ -1619,7 +1547,7 @@
         <w:rPr>
           <w:lang w:val="ru-RU"/>
         </w:rPr>
-        <w:t>РРіСЂРѕРІРѕРµ РїРѕР»Рµ СЏРІР»СЏРµС‚СЃСЏ РіР»Р°РІРЅС‹Рј РІРёР·СѓР°Р»СЊРЅС‹Рј СЌР»РµРјРµРЅС‚РѕРј РїСЂРёР»РѕР¶РµРЅРёСЏ. РћРЅРѕ РґРѕР»Р¶РЅРѕ РѕС‚РѕР±СЂР°Р¶Р°С‚СЊ РґРѕСЃРєСѓ 8</w:t>
+        <w:t>Игровое поле является главным визуальным элементом приложения. Оно должно отображать доску 8</w:t>
       </w:r>
       <w:r>
         <w:t>x</w:t>
@@ -1628,13 +1556,13 @@
         <w:rPr>
           <w:lang w:val="ru-RU"/>
         </w:rPr>
-        <w:t>8, С€Р°С€РєРё РґРІСѓС… РёРіСЂРѕРєРѕРІ Рё СЂРµР·СѓР»СЊС‚Р°С‚ Рє</w:t>
+        <w:t>8, шашки двух игроков и результат к</w:t>
       </w:r>
       <w:r>
         <w:rPr>
           <w:lang w:val="ru-RU"/>
         </w:rPr>
-        <w:t>Р°Р¶РґРѕРіРѕ РєРѕСЂСЂРµРєС‚РЅРѕРіРѕ С…РѕРґР°.</w:t>
+        <w:t>аждого корректного хода.</w:t>
       </w:r>
     </w:p>
     <w:p>
@@ -1653,7 +1581,7 @@
         <w:rPr>
           <w:lang w:val="ru-RU"/>
         </w:rPr>
-        <w:t>РїРѕР»Рµ СЃРѕСЃС‚РѕРёС‚ РёР· 8 СЃС‚СЂРѕРє Рё 8 СЃС‚РѕР»Р±С†РѕРІ;</w:t>
+        <w:t>поле состоит из 8 строк и 8 столбцов;</w:t>
       </w:r>
     </w:p>
     <w:p>
@@ -1672,7 +1600,7 @@
         <w:rPr>
           <w:lang w:val="ru-RU"/>
         </w:rPr>
-        <w:t>РєР»РµС‚РєРё РґРѕР»Р¶РЅС‹ РІРёР·СѓР°Р»СЊРЅРѕ С‡РµСЂРµРґРѕРІР°С‚СЊСЃСЏ РїРѕ С†РІРµС‚Сѓ;</w:t>
+        <w:t>клетки должны визуально чередоваться по цвету;</w:t>
       </w:r>
     </w:p>
     <w:p>
@@ -1691,7 +1619,7 @@
         <w:rPr>
           <w:lang w:val="ru-RU"/>
         </w:rPr>
-        <w:t>С€Р°С€РєРё РґРІСѓС… РёРіСЂРѕРєРѕРІ РґРѕР»Р¶РЅС‹ РѕС‚Р»РёС‡Р°С‚СЊСЃСЏ С†РІРµС‚РѕРј;</w:t>
+        <w:t>шашки двух игроков должны отличаться цветом;</w:t>
       </w:r>
     </w:p>
     <w:p>
@@ -1710,7 +1638,7 @@
         <w:rPr>
           <w:lang w:val="ru-RU"/>
         </w:rPr>
-        <w:t>РїСЂРѕСЃС‚Р°СЏ С€Р°С€РєР° Рё РґР°РјРєР° РґРѕР»Р¶РЅС‹ РёРјРµС‚СЊ СЂР°Р·Р»РёС‡РёРјРѕРµ РѕР±РѕР·РЅР°С‡РµРЅРёРµ</w:t>
+        <w:t>простая шашка и дамка должны иметь различимое обозначение</w:t>
       </w:r>
       <w:r>
         <w:rPr>
@@ -1735,13 +1663,13 @@
         <w:rPr>
           <w:lang w:val="ru-RU"/>
         </w:rPr>
-        <w:t xml:space="preserve">РІС‹Р±СЂР°РЅРЅР°СЏ С€Р°С€РєР° РґРѕР»Р¶РЅР° РІС‹РґРµР»СЏС‚СЊСЃСЏ </w:t>
+        <w:t xml:space="preserve">выбранная шашка должна выделяться </w:t>
       </w:r>
       <w:r>
         <w:rPr>
           <w:lang w:val="ru-RU"/>
         </w:rPr>
-        <w:t>РёР·РјРµРЅРµРЅРёРµРј С†РІРµС‚Р° РєР»РµС‚РєРё</w:t>
+        <w:t>изменением цвета клетки</w:t>
       </w:r>
       <w:r>
         <w:rPr>
@@ -1766,7 +1694,7 @@
         <w:rPr>
           <w:lang w:val="ru-RU"/>
         </w:rPr>
-        <w:t>РµСЃР»Рё С…РѕРґ РІС‹РїРѕР»РЅРµРЅ РєРѕСЂСЂРµРєС‚РЅРѕ, РїРѕР»Рµ РґРѕР»Р¶РЅРѕ СЃСЂР°Р·Сѓ РѕР±РЅРѕРІР»СЏС‚СЊСЃСЏ Сѓ РѕР±РѕРёС… РёРіСЂРѕРєРѕРІ;</w:t>
+        <w:t>если ход выполнен корректно, поле должно сразу обновляться у обоих игроков;</w:t>
       </w:r>
     </w:p>
     <w:p>
@@ -1785,7 +1713,7 @@
         <w:rPr>
           <w:lang w:val="ru-RU"/>
         </w:rPr>
-        <w:t>РµСЃР»Рё С…РѕРґ РЅРµРєРѕСЂСЂРµРєС‚РµРЅ, СЃРѕСЃС‚РѕСЏРЅРёРµ РїРѕР»СЏ РЅРµ РґРѕР»Р¶РЅРѕ РёР·РјРµРЅСЏС‚СЊСЃСЏ;</w:t>
+        <w:t>если ход некорректен, состояние поля не должно изменяться;</w:t>
       </w:r>
     </w:p>
     <w:p>
@@ -1804,7 +1732,7 @@
         <w:rPr>
           <w:lang w:val="ru-RU"/>
         </w:rPr>
-        <w:t>РІРѕ РІСЂРµРјСЏ С…РѕРґР° СЃРѕРїРµСЂРЅРёРєР° РІС‹Р±РѕСЂ СЃРІРѕРёС… С€Р°С€РµРє РґРѕР»Р¶РµРЅ Р±С‹С‚СЊ Р·Р°Р±Р»РѕРєРёСЂРѕРІР°РЅ</w:t>
+        <w:t>во время хода соперника выбор своих шашек должен быть заблокирован</w:t>
       </w:r>
       <w:r>
         <w:rPr>
@@ -1834,7 +1762,7 @@
           <w:sz w:val="32"/>
           <w:lang w:val="ru-RU"/>
         </w:rPr>
-        <w:t>. РџРѕРІРµРґРµРЅРёРµ РёРЅС‚РµСЂС„РµР№СЃР° РїРѕ СЃРѕСЃС‚РѕСЏРЅРёСЏРј РїСЂРёР»РѕР¶РµРЅРёСЏ</w:t>
+        <w:t>. Поведение интерфейса по состояниям приложения</w:t>
       </w:r>
     </w:p>
     <w:tbl>
@@ -1877,7 +1805,7 @@
                 <w:sz w:val="20"/>
               </w:rPr>
               <w:lastRenderedPageBreak/>
-              <w:t>РЎРѕСЃС‚РѕСЏРЅРёРµ</w:t>
+              <w:t>Состояние</w:t>
             </w:r>
             <w:proofErr w:type="spellEnd"/>
             <w:r>
@@ -1893,7 +1821,7 @@
                 <w:b/>
                 <w:sz w:val="20"/>
               </w:rPr>
-              <w:t>РїСЂРёР»РѕР¶РµРЅРёСЏ</w:t>
+              <w:t>приложения</w:t>
             </w:r>
             <w:proofErr w:type="spellEnd"/>
           </w:p>
@@ -1919,7 +1847,7 @@
                 <w:b/>
                 <w:sz w:val="20"/>
               </w:rPr>
-              <w:t>РџРѕРІРµРґРµРЅРёРµ</w:t>
+              <w:t>Поведение</w:t>
             </w:r>
             <w:proofErr w:type="spellEnd"/>
             <w:r>
@@ -1935,7 +1863,7 @@
                 <w:b/>
                 <w:sz w:val="20"/>
               </w:rPr>
-              <w:t>РёРЅС‚РµСЂС„РµР№СЃР°</w:t>
+              <w:t>интерфейса</w:t>
             </w:r>
             <w:proofErr w:type="spellEnd"/>
           </w:p>
@@ -1961,7 +1889,7 @@
                 <w:b/>
                 <w:sz w:val="20"/>
               </w:rPr>
-              <w:t>РЎРѕРѕР±С‰РµРЅРёРµ</w:t>
+              <w:t>Сообщение</w:t>
             </w:r>
             <w:proofErr w:type="spellEnd"/>
             <w:r>
@@ -1977,7 +1905,7 @@
                 <w:b/>
                 <w:sz w:val="20"/>
               </w:rPr>
-              <w:t>РїРѕР»СЊР·РѕРІР°С‚РµР»СЋ</w:t>
+              <w:t>пользователю</w:t>
             </w:r>
             <w:proofErr w:type="spellEnd"/>
           </w:p>
@@ -2008,7 +1936,7 @@
               <w:rPr>
                 <w:sz w:val="20"/>
               </w:rPr>
-              <w:t>Р—Р°РїСѓСЃРє</w:t>
+              <w:t>Запуск</w:t>
             </w:r>
             <w:proofErr w:type="spellEnd"/>
             <w:r>
@@ -2022,7 +1950,7 @@
               <w:rPr>
                 <w:sz w:val="20"/>
               </w:rPr>
-              <w:t>РїСЂРёР»РѕР¶РµРЅРёСЏ</w:t>
+              <w:t>приложения</w:t>
             </w:r>
             <w:proofErr w:type="spellEnd"/>
           </w:p>
@@ -2050,14 +1978,14 @@
                 <w:sz w:val="20"/>
                 <w:lang w:val="ru-RU"/>
               </w:rPr>
-              <w:t>РћС‚РѕР±СЂР°Р¶Р°РµС‚СЃСЏ</w:t>
+              <w:t>Отображается</w:t>
             </w:r>
             <w:r>
               <w:rPr>
                 <w:sz w:val="20"/>
                 <w:lang w:val="ru-RU"/>
               </w:rPr>
-              <w:t xml:space="preserve"> РіР»Р°РІРЅРѕРµ РѕРєРЅРѕ, РґРѕСЃС‚СѓРїРЅС‹ СЌР»РµРјРµРЅС‚С‹ СЃРѕР·РґР°РЅРёСЏ СЃРµСЂРІРµСЂР° Рё РїРѕРґРєР»СЋС‡РµРЅРёСЏ Рє СЃРµСЂРІРµСЂСѓ. РРіСЂРѕРІРѕРµ РїРѕР»Рµ РјРѕР¶РµС‚ Р±С‹С‚СЊ РїСѓСЃС‚С‹Рј РёР»Рё РЅР°С…РѕРґРёС‚СЊСЃСЏ РІ СЃС‚Р°СЂС‚РѕРІРѕРј СЃРѕСЃС‚РѕСЏРЅРёРё.</w:t>
+              <w:t xml:space="preserve"> главное окно, доступны элементы создания сервера и подключения к серверу. Игровое поле может быть пустым или находиться в стартовом состоянии.</w:t>
             </w:r>
           </w:p>
         </w:tc>
@@ -2084,7 +2012,7 @@
                 <w:sz w:val="20"/>
                 <w:lang w:val="ru-RU"/>
               </w:rPr>
-              <w:t>Р’С‹Р±РµСЂРёС‚Рµ СЂРµР¶РёРј: СЃРѕР·РґР°С‚СЊ СЃРµСЂРІРµСЂ РёР»Рё РїРѕРґРєР»СЋС‡РёС‚СЊСЃСЏ Рє РёРіСЂРµ.</w:t>
+              <w:t>Выберите режим: создать сервер или подключиться к игре.</w:t>
             </w:r>
           </w:p>
         </w:tc>
@@ -2114,7 +2042,7 @@
               <w:rPr>
                 <w:sz w:val="20"/>
               </w:rPr>
-              <w:t>РћР¶РёРґР°РЅРёРµ</w:t>
+              <w:t>Ожидание</w:t>
             </w:r>
             <w:proofErr w:type="spellEnd"/>
             <w:r>
@@ -2128,7 +2056,7 @@
               <w:rPr>
                 <w:sz w:val="20"/>
               </w:rPr>
-              <w:t>РїРѕРґРєР»СЋС‡РµРЅРёСЏ</w:t>
+              <w:t>подключения</w:t>
             </w:r>
             <w:proofErr w:type="spellEnd"/>
           </w:p>
@@ -2156,14 +2084,14 @@
                 <w:sz w:val="20"/>
                 <w:lang w:val="ru-RU"/>
               </w:rPr>
-              <w:t xml:space="preserve">РџРѕСЃР»Рµ РЅР°Р¶Р°С‚РёСЏ В«РЎРѕР·РґР°С‚СЊ </w:t>
+              <w:t xml:space="preserve">После нажатия «Создать </w:t>
             </w:r>
             <w:r>
               <w:rPr>
                 <w:sz w:val="20"/>
                 <w:lang w:val="ru-RU"/>
               </w:rPr>
-              <w:t>СЃРµСЂРІРµСЂВ» Р±Р»РѕРєРёСЂСѓРµС‚СЃСЏ РїРѕРІС‚РѕСЂРЅС‹Р№ Р·Р°РїСѓСЃРє СЃРµСЂРІРµСЂР°. РџРѕР»Рµ РјРѕР¶РµС‚ РѕС‚РѕР±СЂР°Р¶Р°С‚СЊСЃСЏ, РЅРѕ С…РѕРґС‹ РЅРµРґРѕСЃС‚СѓРїРЅС‹ РґРѕ РїРѕРґРєР»СЋС‡РµРЅРёСЏ РІС‚РѕСЂРѕРіРѕ РёРіСЂРѕРєР°.</w:t>
+              <w:t>сервер» блокируется повторный запуск сервера. Поле может отображаться, но ходы недоступны до подключения второго игрока.</w:t>
             </w:r>
           </w:p>
         </w:tc>
@@ -2190,7 +2118,7 @@
                 <w:sz w:val="20"/>
                 <w:lang w:val="ru-RU"/>
               </w:rPr>
-              <w:t>РЎРµСЂРІРµСЂ Р·Р°РїСѓС‰РµРЅ. РћР¶РёРґР°РЅРёРµ РІС‚РѕСЂРѕРіРѕ РёРіСЂРѕРєР°.</w:t>
+              <w:t>Сервер запущен. Ожидание второго игрока.</w:t>
             </w:r>
           </w:p>
         </w:tc>
@@ -2220,7 +2148,7 @@
               <w:rPr>
                 <w:sz w:val="20"/>
               </w:rPr>
-              <w:t>РџРѕРґРєР»СЋС‡РµРЅРёРµ</w:t>
+              <w:t>Подключение</w:t>
             </w:r>
             <w:proofErr w:type="spellEnd"/>
             <w:r>
@@ -2234,7 +2162,7 @@
               <w:rPr>
                 <w:sz w:val="20"/>
               </w:rPr>
-              <w:t>РєР»РёРµРЅС‚Р°</w:t>
+              <w:t>клиента</w:t>
             </w:r>
             <w:proofErr w:type="spellEnd"/>
           </w:p>
@@ -2380,7 +2308,7 @@
               <w:rPr>
                 <w:sz w:val="20"/>
               </w:rPr>
-              <w:t>РҐРѕРґ</w:t>
+              <w:t>Ход</w:t>
             </w:r>
             <w:proofErr w:type="spellEnd"/>
             <w:r>
@@ -2394,7 +2322,7 @@
               <w:rPr>
                 <w:sz w:val="20"/>
               </w:rPr>
-              <w:t>С‚РµРєСѓС‰РµРіРѕ</w:t>
+              <w:t>текущего</w:t>
             </w:r>
             <w:proofErr w:type="spellEnd"/>
             <w:r>
@@ -2408,7 +2336,7 @@
               <w:rPr>
                 <w:sz w:val="20"/>
               </w:rPr>
-              <w:t>РёРіСЂРѕРєР°</w:t>
+              <w:t>игрока</w:t>
             </w:r>
             <w:proofErr w:type="spellEnd"/>
           </w:p>
@@ -2433,14 +2361,14 @@
                 <w:sz w:val="20"/>
                 <w:lang w:val="ru-RU"/>
               </w:rPr>
-              <w:t xml:space="preserve">РџРѕР»СЊР·РѕРІР°С‚РµР»СЊ РјРѕР¶РµС‚ РІС‹Р±СЂР°С‚СЊ СЃРІРѕСЋ С€Р°С€РєСѓ Рё РєР»РµС‚РєСѓ РЅР°Р·РЅР°С‡РµРЅРёСЏ. </w:t>
+              <w:t xml:space="preserve">Пользователь может выбрать свою шашку и клетку назначения. </w:t>
             </w:r>
             <w:proofErr w:type="spellStart"/>
             <w:r>
               <w:rPr>
                 <w:sz w:val="20"/>
               </w:rPr>
-              <w:t>Р’С‹Р±СЂР°РЅРЅР°СЏ</w:t>
+              <w:t>Выбранная</w:t>
             </w:r>
             <w:proofErr w:type="spellEnd"/>
             <w:r>
@@ -2454,7 +2382,7 @@
               <w:rPr>
                 <w:sz w:val="20"/>
               </w:rPr>
-              <w:t>С€Р°С€РєР°</w:t>
+              <w:t>шашка</w:t>
             </w:r>
             <w:proofErr w:type="spellEnd"/>
             <w:r>
@@ -2468,7 +2396,7 @@
               <w:rPr>
                 <w:sz w:val="20"/>
               </w:rPr>
-              <w:t>РїРѕРґСЃРІРµС‡РёРІР°РµС‚СЃСЏ</w:t>
+              <w:t>подсвечивается</w:t>
             </w:r>
             <w:proofErr w:type="spellEnd"/>
             <w:r>
@@ -2499,7 +2427,7 @@
               <w:rPr>
                 <w:sz w:val="20"/>
               </w:rPr>
-              <w:t>Р’Р°С€</w:t>
+              <w:t>Ваш</w:t>
             </w:r>
             <w:proofErr w:type="spellEnd"/>
             <w:r>
@@ -2513,7 +2441,7 @@
               <w:rPr>
                 <w:sz w:val="20"/>
               </w:rPr>
-              <w:t>С…РѕРґ</w:t>
+              <w:t>ход</w:t>
             </w:r>
             <w:proofErr w:type="spellEnd"/>
             <w:r>
@@ -2550,7 +2478,7 @@
               <w:rPr>
                 <w:sz w:val="20"/>
               </w:rPr>
-              <w:t>РҐРѕРґ</w:t>
+              <w:t>Ход</w:t>
             </w:r>
             <w:proofErr w:type="spellEnd"/>
             <w:r>
@@ -2564,7 +2492,7 @@
               <w:rPr>
                 <w:sz w:val="20"/>
               </w:rPr>
-              <w:t>СЃРѕРїРµСЂРЅРёРєР°</w:t>
+              <w:t>соперника</w:t>
             </w:r>
             <w:proofErr w:type="spellEnd"/>
           </w:p>
@@ -2592,14 +2520,14 @@
                 <w:sz w:val="20"/>
                 <w:lang w:val="ru-RU"/>
               </w:rPr>
-              <w:t>РџРѕР»СЊР·РѕРІР°С‚РµР»СЊ РІРёРґРёС‚ РїРѕР»Рµ, РЅРѕ РЅРµ РјРѕР¶РµС‚ РІС‹РїРѕР»РЅРёС‚СЊ С…Рѕ</w:t>
+              <w:t>Пользователь видит поле, но не может выполнить хо</w:t>
             </w:r>
             <w:r>
               <w:rPr>
                 <w:sz w:val="20"/>
                 <w:lang w:val="ru-RU"/>
               </w:rPr>
-              <w:t>Рґ РґРѕ РїРѕР»СѓС‡РµРЅРёСЏ СЃРѕРѕР±С‰РµРЅРёСЏ РѕС‚ РІС‚РѕСЂРѕРіРѕ РёРіСЂРѕРєР°.</w:t>
+              <w:t>д до получения сообщения от второго игрока.</w:t>
             </w:r>
           </w:p>
         </w:tc>
@@ -2623,7 +2551,7 @@
               <w:rPr>
                 <w:sz w:val="20"/>
               </w:rPr>
-              <w:t>РћР¶РёРґР°РЅРёРµ</w:t>
+              <w:t>Ожидание</w:t>
             </w:r>
             <w:proofErr w:type="spellEnd"/>
             <w:r>
@@ -2637,7 +2565,7 @@
               <w:rPr>
                 <w:sz w:val="20"/>
               </w:rPr>
-              <w:t>С…РѕРґР°</w:t>
+              <w:t>хода</w:t>
             </w:r>
             <w:proofErr w:type="spellEnd"/>
             <w:r>
@@ -2651,7 +2579,7 @@
               <w:rPr>
                 <w:sz w:val="20"/>
               </w:rPr>
-              <w:t>СЃРѕРїРµСЂРЅРёРєР°</w:t>
+              <w:t>соперника</w:t>
             </w:r>
             <w:proofErr w:type="spellEnd"/>
             <w:r>
@@ -2688,7 +2616,7 @@
               <w:rPr>
                 <w:sz w:val="20"/>
               </w:rPr>
-              <w:t>РќРµРєРѕСЂСЂРµРєС‚РЅС‹Р№</w:t>
+              <w:t>Некорректный</w:t>
             </w:r>
             <w:proofErr w:type="spellEnd"/>
             <w:r>
@@ -2702,7 +2630,7 @@
               <w:rPr>
                 <w:sz w:val="20"/>
               </w:rPr>
-              <w:t>С…РѕРґ</w:t>
+              <w:t>ход</w:t>
             </w:r>
             <w:proofErr w:type="spellEnd"/>
           </w:p>
@@ -2730,7 +2658,7 @@
                 <w:sz w:val="20"/>
                 <w:lang w:val="ru-RU"/>
               </w:rPr>
-              <w:t>РџРѕР»Рµ РѕСЃС‚Р°РµС‚СЃСЏ Р±РµР· РёР·РјРµРЅРµРЅРёР№. Р’С‹Р±РѕСЂ РјРѕР¶РµС‚ Р±С‹С‚СЊ СЃР±СЂРѕС€РµРЅ, С‡С‚РѕР±С‹ РїРѕР»СЊР·РѕРІР°С‚РµР»СЊ РІС‹Р±СЂР°Р» С…РѕРґ Р·Р°РЅРѕРІРѕ.</w:t>
+              <w:t>Поле остается без изменений. Выбор может быть сброшен, чтобы пользователь выбрал ход заново.</w:t>
             </w:r>
           </w:p>
         </w:tc>
@@ -2757,7 +2685,7 @@
                 <w:sz w:val="20"/>
                 <w:lang w:val="ru-RU"/>
               </w:rPr>
-              <w:t>РҐРѕРґ РЅРµРІРѕР·РјРѕР¶РµРЅ: РЅР°СЂСѓС€РµРЅС‹ РїСЂР°РІРёР»Р° РёРіСЂС‹.</w:t>
+              <w:t>Ход невозможен: нарушены правила игры.</w:t>
             </w:r>
           </w:p>
         </w:tc>
@@ -2787,7 +2715,7 @@
               <w:rPr>
                 <w:sz w:val="20"/>
               </w:rPr>
-              <w:t>РћРєРѕРЅС‡Р°РЅРёРµ</w:t>
+              <w:t>Окончание</w:t>
             </w:r>
             <w:proofErr w:type="spellEnd"/>
             <w:r>
@@ -2801,7 +2729,7 @@
               <w:rPr>
                 <w:sz w:val="20"/>
               </w:rPr>
-              <w:t>РїР°СЂС‚РёРё</w:t>
+              <w:t>партии</w:t>
             </w:r>
             <w:proofErr w:type="spellEnd"/>
           </w:p>
@@ -2880,7 +2808,7 @@
               <w:rPr>
                 <w:sz w:val="20"/>
               </w:rPr>
-              <w:t>РџР°СЂС‚РёСЏ</w:t>
+              <w:t>Партия</w:t>
             </w:r>
             <w:proofErr w:type="spellEnd"/>
             <w:r>
@@ -2894,7 +2822,7 @@
               <w:rPr>
                 <w:sz w:val="20"/>
               </w:rPr>
-              <w:t>Р·Р°РІРµСЂС€РµРЅР°</w:t>
+              <w:t>завершена</w:t>
             </w:r>
             <w:proofErr w:type="spellEnd"/>
             <w:r>
@@ -2902,7 +2830,7 @@
                 <w:sz w:val="20"/>
                 <w:lang w:val="ru-RU"/>
               </w:rPr>
-              <w:t>. РРјСЏ РїРѕР±РµРґРёС‚РµР»СЏ</w:t>
+              <w:t>. Имя победителя</w:t>
             </w:r>
           </w:p>
         </w:tc>
@@ -2932,7 +2860,7 @@
               <w:rPr>
                 <w:sz w:val="20"/>
               </w:rPr>
-              <w:t>РџРѕС‚РµСЂСЏ</w:t>
+              <w:t>Потеря</w:t>
             </w:r>
             <w:proofErr w:type="spellEnd"/>
             <w:r>
@@ -2946,7 +2874,7 @@
               <w:rPr>
                 <w:sz w:val="20"/>
               </w:rPr>
-              <w:t>СЃРѕРµРґРёРЅРµРЅРёСЏ</w:t>
+              <w:t>соединения</w:t>
             </w:r>
             <w:proofErr w:type="spellEnd"/>
           </w:p>
@@ -2974,14 +2902,14 @@
                 <w:sz w:val="20"/>
                 <w:lang w:val="ru-RU"/>
               </w:rPr>
-              <w:t>РРіСЂРѕРІС‹Рµ РґРµР№СЃС‚РІРёСЏ Р±Р»РѕРєРёСЂСѓСЋС‚СЃСЏ. РџРѕР»СЊР·РѕРІР°С‚РµР»СЊ РїРѕР»СѓС‡Р°РµС‚ СЃРѕРѕР±С‰РµРЅРёРµ Рѕ РїСЂРѕР±Р»РµРјРµ СЃРѕРµРґ</w:t>
+              <w:t>Игровые действия блокируются. Пользователь получает сообщение о проблеме соед</w:t>
             </w:r>
             <w:r>
               <w:rPr>
                 <w:sz w:val="20"/>
                 <w:lang w:val="ru-RU"/>
               </w:rPr>
-              <w:t>РёРЅРµРЅРёСЏ.</w:t>
+              <w:t>инения.</w:t>
             </w:r>
           </w:p>
         </w:tc>
@@ -3008,7 +2936,7 @@
                 <w:sz w:val="20"/>
                 <w:lang w:val="ru-RU"/>
               </w:rPr>
-              <w:t>РЎРѕРµРґРёРЅРµРЅРёРµ СЃРѕ РІС‚РѕСЂС‹Рј РёРіСЂРѕРєРѕРј РїРѕС‚РµСЂСЏРЅРѕ.</w:t>
+              <w:t>Соединение со вторым игроком потеряно.</w:t>
             </w:r>
           </w:p>
         </w:tc>
@@ -3034,7 +2962,7 @@
           <w:sz w:val="32"/>
           <w:lang w:val="ru-RU"/>
         </w:rPr>
-        <w:t>7. РћСЃРЅРѕРІРЅС‹Рµ РїРѕР»СЊР·РѕРІР°С‚РµР»СЊСЃРєРёРµ СЃС†РµРЅР°СЂРёРё</w:t>
+        <w:t>7. Основные пользовательские сценарии</w:t>
       </w:r>
     </w:p>
     <w:p>
@@ -3049,7 +2977,7 @@
           <w:b/>
           <w:lang w:val="ru-RU"/>
         </w:rPr>
-        <w:t>7.1. РЎРѕР·РґР°РЅРёРµ РёРіСЂС‹</w:t>
+        <w:t>7.1. Создание игры</w:t>
       </w:r>
     </w:p>
     <w:p>
@@ -3068,7 +2996,7 @@
         <w:rPr>
           <w:lang w:val="ru-RU"/>
         </w:rPr>
-        <w:t>РїРѕР»СЊР·РѕРІР°С‚РµР»СЊ Р·Р°РїСѓСЃРєР°РµС‚ РїСЂРёР»РѕР¶РµРЅРёРµ;</w:t>
+        <w:t>пользователь запускает приложение;</w:t>
       </w:r>
     </w:p>
     <w:p>
@@ -3087,7 +3015,7 @@
         <w:rPr>
           <w:lang w:val="ru-RU"/>
         </w:rPr>
-        <w:t>СѓРєР°Р·С‹РІР°РµС‚ РїРѕСЂС‚ РёР»Рё РѕСЃС‚Р°РІР»СЏРµС‚ Р·РЅР°С‡РµРЅРёРµ РїРѕ СѓРјРѕР»С‡Р°РЅРёСЋ;</w:t>
+        <w:t>указывает порт или оставляет значение по умолчанию;</w:t>
       </w:r>
     </w:p>
     <w:p>
@@ -3106,7 +3034,7 @@
         <w:rPr>
           <w:lang w:val="ru-RU"/>
         </w:rPr>
-        <w:t>РЅР°Р¶РёРјР°РµС‚ РєРЅРѕРїРєСѓ В«РЎРѕР·РґР°С‚СЊ СЃРµСЂРІРµСЂВ»;</w:t>
+        <w:t>нажимает кнопку «Создать сервер»;</w:t>
       </w:r>
     </w:p>
     <w:p>
@@ -3125,7 +3053,7 @@
         <w:rPr>
           <w:lang w:val="ru-RU"/>
         </w:rPr>
-        <w:t xml:space="preserve">РїСЂРёР»РѕР¶РµРЅРёРµ Р·Р°РїСѓСЃРєР°РµС‚ </w:t>
+        <w:t xml:space="preserve">приложение запускает </w:t>
       </w:r>
       <w:r>
         <w:t>TCP</w:t>
@@ -3134,7 +3062,7 @@
         <w:rPr>
           <w:lang w:val="ru-RU"/>
         </w:rPr>
-        <w:t>-СЃРµСЂРІРµСЂ Рё РїРµСЂРµС…РѕРґРёС‚ РІ СЃРѕСЃС‚РѕСЏРЅРёРµ РѕР¶РёРґР°РЅРёСЏ РїРѕРґРєР»СЋС‡РµРЅРёСЏ;</w:t>
+        <w:t>-сервер и переходит в состояние ожидания подключения;</w:t>
       </w:r>
     </w:p>
     <w:p>
@@ -3154,13 +3082,13 @@
           <w:lang w:val="ru-RU"/>
         </w:rPr>
         <w:lastRenderedPageBreak/>
-        <w:t>Рї</w:t>
+        <w:t>п</w:t>
       </w:r>
       <w:r>
         <w:rPr>
           <w:lang w:val="ru-RU"/>
         </w:rPr>
-        <w:t>РѕСЃР»Рµ РїРѕРґРєР»СЋС‡РµРЅРёСЏ РІС‚РѕСЂРѕРіРѕ РёРіСЂРѕРєР° РїСЂРёР»РѕР¶РµРЅРёРµ РѕС‚РѕР±СЂР°Р¶Р°РµС‚ РЅР°С‡Р°Р»СЊРЅСѓСЋ СЂР°СЃСЃС‚Р°РЅРѕРІРєСѓ С€Р°С€РµРє Рё СЂР°Р·СЂРµС€Р°РµС‚ С…РѕРґ РїРµСЂРІРѕРјСѓ РёРіСЂРѕРєСѓ СЃРѕРіР»Р°СЃРЅРѕ РїСЂР°РІРёР»Р°Рј РїР°СЂС‚РёРё.</w:t>
+        <w:t>осле подключения второго игрока приложение отображает начальную расстановку шашек и разрешает ход первому игроку согласно правилам партии.</w:t>
       </w:r>
     </w:p>
     <w:p>
@@ -3175,7 +3103,7 @@
           <w:b/>
           <w:lang w:val="ru-RU"/>
         </w:rPr>
-        <w:t>7.2. РџРѕРґРєР»СЋС‡РµРЅРёРµ Рє РёРіСЂРµ</w:t>
+        <w:t>7.2. Подключение к игре</w:t>
       </w:r>
     </w:p>
     <w:p>
@@ -3194,13 +3122,13 @@
         <w:rPr>
           <w:lang w:val="ru-RU"/>
         </w:rPr>
-        <w:t>РїРѕР»СЊР·РѕРІР°С‚РµР»СЊ Р·Р°РїСѓСЃРєР°РµС‚ РІС‚РѕСЂРѕР№ СЌ</w:t>
+        <w:t>пользователь запускает второй э</w:t>
       </w:r>
       <w:r>
         <w:rPr>
           <w:lang w:val="ru-RU"/>
         </w:rPr>
-        <w:t>РєР·РµРјРїР»СЏСЂ РїСЂРёР»РѕР¶РµРЅРёСЏ;</w:t>
+        <w:t>кземпляр приложения;</w:t>
       </w:r>
     </w:p>
     <w:p>
@@ -3219,7 +3147,7 @@
         <w:rPr>
           <w:lang w:val="ru-RU"/>
         </w:rPr>
-        <w:t xml:space="preserve">РІРІРѕРґРёС‚ </w:t>
+        <w:t xml:space="preserve">вводит </w:t>
       </w:r>
       <w:r>
         <w:t>IP</w:t>
@@ -3228,7 +3156,7 @@
         <w:rPr>
           <w:lang w:val="ru-RU"/>
         </w:rPr>
-        <w:t>-Р°РґСЂРµСЃ Рё РїРѕСЂС‚ СЃРµСЂРІРµСЂР°;</w:t>
+        <w:t>-адрес и порт сервера;</w:t>
       </w:r>
     </w:p>
     <w:p>
@@ -3247,7 +3175,7 @@
         <w:rPr>
           <w:lang w:val="ru-RU"/>
         </w:rPr>
-        <w:t>РЅР°Р¶РёРјР°РµС‚ РєРЅРѕРїРєСѓ В«РџРѕРґРєР»СЋС‡РёС‚СЊСЃСЏВ»;</w:t>
+        <w:t>нажимает кнопку «Подключиться»;</w:t>
       </w:r>
     </w:p>
     <w:p>
@@ -3266,7 +3194,7 @@
         <w:rPr>
           <w:lang w:val="ru-RU"/>
         </w:rPr>
-        <w:t>РїСЂРё СѓСЃРїРµС€РЅРѕРј РїРѕРґРєР»СЋС‡РµРЅРёРё РїСЂРёР»РѕР¶РµРЅРёРµ РїРѕР»СѓС‡Р°РµС‚ СЃС‚Р°С‚СѓСЃ РєР»РёРµРЅС‚Р° Рё РѕС‚РѕР±СЂР°Р¶Р°РµС‚ РёРіСЂРѕРІРѕРµ РїРѕР»Рµ;</w:t>
+        <w:t>при успешном подключении приложение получает статус клиента и отображает игровое поле;</w:t>
       </w:r>
     </w:p>
     <w:p>
@@ -3285,13 +3213,13 @@
         <w:rPr>
           <w:lang w:val="ru-RU"/>
         </w:rPr>
-        <w:t xml:space="preserve">РїСЂРё РѕС€РёР±РєРµ РїРѕРґРєР»СЋС‡РµРЅРёСЏ РїСЂРёР»РѕР¶РµРЅРёРµ РІС‹РІРѕРґРёС‚ РїРѕРЅСЏС‚РЅРѕРµ СЃРѕРѕР±С‰РµРЅРёРµ Рё </w:t>
+        <w:t xml:space="preserve">при ошибке подключения приложение выводит понятное сообщение и </w:t>
       </w:r>
       <w:r>
         <w:rPr>
           <w:lang w:val="ru-RU"/>
         </w:rPr>
-        <w:t>РїРѕР·РІРѕР»СЏРµС‚ РїРѕРІС‚РѕСЂРёС‚СЊ РІРІРѕРґ РґР°РЅРЅС‹С….</w:t>
+        <w:t>позволяет повторить ввод данных.</w:t>
       </w:r>
     </w:p>
     <w:p>
@@ -3313,7 +3241,7 @@
           <w:b/>
           <w:lang w:val="ru-RU"/>
         </w:rPr>
-        <w:t>.3. Р’С‹РїРѕР»РЅРµРЅРёРµ С…РѕРґР°</w:t>
+        <w:t>.3. Выполнение хода</w:t>
       </w:r>
     </w:p>
     <w:p>
@@ -3332,7 +3260,7 @@
         <w:rPr>
           <w:lang w:val="ru-RU"/>
         </w:rPr>
-        <w:t>РёРіСЂРѕРє РІС‹Р±РёСЂР°РµС‚ СЃРІРѕСЋ С€Р°С€РєСѓ РЅР° РёРіСЂРѕРІРѕРј РїРѕР»Рµ;</w:t>
+        <w:t>игрок выбирает свою шашку на игровом поле;</w:t>
       </w:r>
     </w:p>
     <w:p>
@@ -3351,7 +3279,7 @@
         <w:rPr>
           <w:lang w:val="ru-RU"/>
         </w:rPr>
-        <w:t>РёРЅС‚РµСЂС„РµР№СЃ СЃРѕС…СЂР°РЅСЏРµС‚ РІС‹Р±СЂР°РЅРЅСѓСЋ РєР»РµС‚РєСѓ Рё РІРёР·СѓР°Р»СЊРЅРѕ РІС‹РґРµР»СЏРµС‚ РµРµ;</w:t>
+        <w:t>интерфейс сохраняет выбранную клетку и визуально выделяет ее;</w:t>
       </w:r>
     </w:p>
     <w:p>
@@ -3370,7 +3298,7 @@
         <w:rPr>
           <w:lang w:val="ru-RU"/>
         </w:rPr>
-        <w:t>РёРіСЂРѕРє РІС‹Р±РёСЂР°РµС‚ РєР»РµС‚РєСѓ РЅР°Р·РЅР°С‡РµРЅРёСЏ;</w:t>
+        <w:t>игрок выбирает клетку назначения;</w:t>
       </w:r>
     </w:p>
     <w:p>
@@ -3394,7 +3322,7 @@
         <w:rPr>
           <w:lang w:val="ru-RU"/>
         </w:rPr>
-        <w:t xml:space="preserve"> С„РѕСЂРјРёСЂСѓРµС‚ РѕР±СЉРµРєС‚ </w:t>
+        <w:t xml:space="preserve"> формирует объект </w:t>
       </w:r>
       <w:r>
         <w:t>Move</w:t>
@@ -3403,13 +3331,13 @@
         <w:rPr>
           <w:lang w:val="ru-RU"/>
         </w:rPr>
-        <w:t xml:space="preserve"> Рё РїРµСЂРµРґР°РµС‚ РµРіРѕ РІ РёРіСЂРѕРІСѓСЋ</w:t>
+        <w:t xml:space="preserve"> и передает его в игровую</w:t>
       </w:r>
       <w:r>
         <w:rPr>
           <w:lang w:val="ru-RU"/>
         </w:rPr>
-        <w:t xml:space="preserve"> Р»РѕРіРёРєСѓ;</w:t>
+        <w:t xml:space="preserve"> логику;</w:t>
       </w:r>
     </w:p>
     <w:p>
@@ -3428,7 +3356,7 @@
         <w:rPr>
           <w:lang w:val="ru-RU"/>
         </w:rPr>
-        <w:t xml:space="preserve">РёРіСЂРѕРІР°СЏ Р»РѕРіРёРєР° РїСЂРѕРІРµСЂСЏРµС‚ РєРѕСЂСЂРµРєС‚РЅРѕСЃС‚СЊ С…РѕРґР° С‡РµСЂРµР· </w:t>
+        <w:t xml:space="preserve">игровая логика проверяет корректность хода через </w:t>
       </w:r>
       <w:proofErr w:type="spellStart"/>
       <w:r>
@@ -3458,7 +3386,7 @@
         <w:rPr>
           <w:lang w:val="ru-RU"/>
         </w:rPr>
-        <w:t xml:space="preserve">РїСЂРё СѓСЃРїРµС€РЅРѕР№ РїСЂРѕРІРµСЂРєРµ РѕР±РЅРѕРІР»СЏРµС‚СЃСЏ </w:t>
+        <w:t xml:space="preserve">при успешной проверке обновляется </w:t>
       </w:r>
       <w:proofErr w:type="spellStart"/>
       <w:r>
@@ -3469,7 +3397,7 @@
         <w:rPr>
           <w:lang w:val="ru-RU"/>
         </w:rPr>
-        <w:t xml:space="preserve">, РїРµСЂРµСЂРёСЃРѕРІС‹РІР°РµС‚СЃСЏ РїРѕР»Рµ Рё С…РѕРґ РїРµСЂРµРґР°РµС‚СЃСЏ РІС‚РѕСЂРѕРјСѓ РёРіСЂРѕРєСѓ С‡РµСЂРµР· </w:t>
+        <w:t xml:space="preserve">, перерисовывается поле и ход передается второму игроку через </w:t>
       </w:r>
       <w:proofErr w:type="spellStart"/>
       <w:r>
@@ -3499,13 +3427,13 @@
         <w:rPr>
           <w:lang w:val="ru-RU"/>
         </w:rPr>
-        <w:t>РїСЂРё РѕС€РёР±РєРµ РёРЅС‚РµСЂС„РµР№СЃ РїРѕРєР°Р·С‹РІР°РµС‚ СЃРѕРѕР±С‰РµРЅРёРµ, Р° СЃРѕСЃС‚РѕСЏРЅРёРµ Рґ</w:t>
+        <w:t>при ошибке интерфейс показывает сообщение, а состояние д</w:t>
       </w:r>
       <w:r>
         <w:rPr>
           <w:lang w:val="ru-RU"/>
         </w:rPr>
-        <w:t>РѕСЃРєРё РЅРµ РёР·РјРµРЅСЏРµС‚СЃСЏ.</w:t>
+        <w:t>оски не изменяется.</w:t>
       </w:r>
     </w:p>
     <w:p>
@@ -3544,7 +3472,7 @@
           <w:sz w:val="32"/>
           <w:lang w:val="ru-RU"/>
         </w:rPr>
-        <w:t xml:space="preserve"> РІР·Р°РёРјРѕРґРµР№СЃС‚РІРёСЏ РјРµР¶РґСѓ РјРѕРґСѓР»СЏРјРё</w:t>
+        <w:t xml:space="preserve"> взаимодействия между модулями</w:t>
       </w:r>
     </w:p>
     <w:p>
@@ -3562,7 +3490,7 @@
         <w:rPr>
           <w:lang w:val="ru-RU"/>
         </w:rPr>
-        <w:t xml:space="preserve"> РІР·Р°РёРјРѕРґРµР№СЃС‚РІРёСЏ СЃС‚СЂРѕРёС‚СЃСЏ РІРѕРєСЂСѓРі РїСЂРёРЅС†РёРїР° СЂР°Р·РґРµР»РµРЅРёСЏ РѕС‚РІРµС‚СЃС‚РІРµРЅРЅРѕСЃС‚Рё. </w:t>
+        <w:t xml:space="preserve"> взаимодействия строится вокруг принципа разделения ответственности. </w:t>
       </w:r>
       <w:proofErr w:type="spellStart"/>
       <w:r>
@@ -3573,7 +3501,7 @@
         <w:rPr>
           <w:lang w:val="ru-RU"/>
         </w:rPr>
-        <w:t xml:space="preserve"> РѕС‚РІРµС‡Р°РµС‚ С‚РѕР»СЊРєРѕ Р·Р° РѕС‚РѕР±СЂР°Р¶РµРЅРёРµ Рё РґРµР№СЃС‚РІРёСЏ РїРѕР»СЊР·РѕРІР°С‚РµР»СЏ. </w:t>
+        <w:t xml:space="preserve"> отвечает только за отображение и действия пользователя. </w:t>
       </w:r>
       <w:proofErr w:type="spellStart"/>
       <w:r>
@@ -3584,7 +3512,7 @@
         <w:rPr>
           <w:lang w:val="ru-RU"/>
         </w:rPr>
-        <w:t xml:space="preserve"> РѕС‚РІРµС‡Р°РµС‚ Р·Р° РїСЂР°РІРёР»Р° РёРіСЂС‹ Рё СЃРѕСЃС‚РѕСЏРЅРёРµ РїР°СЂС‚РёРё. </w:t>
+        <w:t xml:space="preserve"> отвечает за правила игры и состояние партии. </w:t>
       </w:r>
       <w:r>
         <w:t>Network</w:t>
@@ -3593,7 +3521,7 @@
         <w:rPr>
           <w:lang w:val="ru-RU"/>
         </w:rPr>
-        <w:t xml:space="preserve"> РѕС‚РІРµС‡Р°РµС‚ Р·Р° РїРµСЂРµРґР°С‡Сѓ СЃРѕРѕР±С‰РµРЅРёР№ РјРµР¶РґСѓ СЌРєР·РµРјРїР»СЏСЂР°РјРё РїСЂРёР»РѕР¶РµРЅРёСЏ. </w:t>
+        <w:t xml:space="preserve"> отвечает за передачу сообщений между экземплярами приложения. </w:t>
       </w:r>
       <w:r>
         <w:t>UI</w:t>
@@ -3602,7 +3530,7 @@
         <w:rPr>
           <w:lang w:val="ru-RU"/>
         </w:rPr>
-        <w:t xml:space="preserve"> РЅРµ РґРѕР»Р¶РµРЅ СЃР°РјРѕСЃС‚РѕСЏС‚РµР»СЊРЅРѕ РїСЂРѕРІРµСЂСЏС‚СЊ РїСЂР°РІРёР»Р° С€Р°С€РµРє Рё РЅРµ РґРѕР»Р¶РµРЅ РЅР°РїСЂСЏРјСѓСЋ РёР·РјРµРЅСЏС‚СЊ СЃРѕСЃС‚РѕСЏРЅРёРµ РґРѕСЃРєРё Р±РµР· РѕР±СЂР°С‰РµРЅРёСЏ Рє РёРіСЂРѕРІРѕР№ Р»РѕРіРёРєРµ.</w:t>
+        <w:t xml:space="preserve"> не должен самостоятельно проверять правила шашек и не должен напрямую изменять состояние доски без обращения к игровой логике.</w:t>
       </w:r>
     </w:p>
     <w:p>
@@ -3617,7 +3545,7 @@
           <w:b/>
           <w:lang w:val="ru-RU"/>
         </w:rPr>
-        <w:t xml:space="preserve">8.1. РЎРІСЏР·СЊ </w:t>
+        <w:t xml:space="preserve">8.1. Связь </w:t>
       </w:r>
       <w:r>
         <w:rPr>
@@ -3643,7 +3571,7 @@
           <w:b/>
           <w:lang w:val="ru-RU"/>
         </w:rPr>
-        <w:t xml:space="preserve"> СЃ РёРіСЂРѕРІРѕР№ Р»РѕРіРёРєРѕР№</w:t>
+        <w:t xml:space="preserve"> с игровой логикой</w:t>
       </w:r>
     </w:p>
     <w:tbl>
@@ -3685,7 +3613,7 @@
                 <w:b/>
                 <w:sz w:val="22"/>
               </w:rPr>
-              <w:t>Р­Р»РµРјРµРЅС‚</w:t>
+              <w:t>Элемент</w:t>
             </w:r>
             <w:proofErr w:type="spellEnd"/>
             <w:r>
@@ -3718,14 +3646,14 @@
                 <w:b/>
                 <w:sz w:val="22"/>
               </w:rPr>
-              <w:t>Рў</w:t>
+              <w:t>Т</w:t>
             </w:r>
             <w:r>
               <w:rPr>
                 <w:b/>
                 <w:sz w:val="22"/>
               </w:rPr>
-              <w:t>РёРї</w:t>
+              <w:t>ип</w:t>
             </w:r>
             <w:proofErr w:type="spellEnd"/>
           </w:p>
@@ -3751,7 +3679,7 @@
                 <w:b/>
                 <w:sz w:val="22"/>
               </w:rPr>
-              <w:t>РќР°Р·РЅР°С‡РµРЅРёРµ</w:t>
+              <w:t>Назначение</w:t>
             </w:r>
             <w:proofErr w:type="spellEnd"/>
           </w:p>
@@ -3821,7 +3749,7 @@
               <w:rPr>
                 <w:sz w:val="22"/>
               </w:rPr>
-              <w:t>РјРµС‚РѕРґ</w:t>
+              <w:t>метод</w:t>
             </w:r>
             <w:proofErr w:type="spellEnd"/>
             <w:r>
@@ -3933,7 +3861,7 @@
               <w:rPr>
                 <w:sz w:val="22"/>
               </w:rPr>
-              <w:t>РјРµС‚РѕРґ</w:t>
+              <w:t>метод</w:t>
             </w:r>
             <w:proofErr w:type="spellEnd"/>
             <w:r>
@@ -3975,7 +3903,7 @@
                 <w:sz w:val="22"/>
                 <w:lang w:val="ru-RU"/>
               </w:rPr>
-              <w:t>РџСЂРѕРІРµСЂСЏРµС‚ Рё РІС‹РїРѕР»РЅСЏРµС‚ С…РѕРґ. Р’РѕР·РІСЂР°С‰Р°РµС‚ СЂРµР·СѓР»СЊС‚Р°С‚ РІС‹РїРѕР»РЅРµРЅРёСЏ С…РѕРґР°.</w:t>
+              <w:t>Проверяет и выполняет ход. Возвращает результат выполнения хода.</w:t>
             </w:r>
           </w:p>
         </w:tc>
@@ -4044,7 +3972,7 @@
               <w:rPr>
                 <w:sz w:val="22"/>
               </w:rPr>
-              <w:t>РјРµС‚РѕРґ</w:t>
+              <w:t>метод</w:t>
             </w:r>
             <w:proofErr w:type="spellEnd"/>
             <w:r>
@@ -4086,7 +4014,7 @@
                 <w:sz w:val="22"/>
                 <w:lang w:val="ru-RU"/>
               </w:rPr>
-              <w:t>Р’РѕР·РІСЂР°С‰Р°РµС‚ С‚РµРєСѓС‰РµРµ СЃРѕСЃС‚РѕСЏРЅРёРµ РёРіСЂРѕРІРѕРіРѕ РїРѕР»СЏ РґР»СЏ РѕС‚СЂРёСЃРѕРІРєРё РІ РёРЅС‚РµСЂС„РµР№СЃРµ.</w:t>
+              <w:t>Возвращает текущее состояние игрового поля для отрисовки в интерфейсе.</w:t>
             </w:r>
           </w:p>
         </w:tc>
@@ -4155,7 +4083,7 @@
               <w:rPr>
                 <w:sz w:val="22"/>
               </w:rPr>
-              <w:t>РјРµС‚РѕРґ</w:t>
+              <w:t>метод</w:t>
             </w:r>
             <w:proofErr w:type="spellEnd"/>
             <w:r>
@@ -4197,7 +4125,7 @@
                 <w:sz w:val="22"/>
                 <w:lang w:val="ru-RU"/>
               </w:rPr>
-              <w:t>Р’РѕР·РІСЂР°С‰Р°РµС‚ РёРіСЂРѕРєР°, РєРѕС‚РѕСЂС‹Р№ РґРѕР»Р¶РµРЅ РІС‹РїРѕР»РЅРёС‚СЊ СЃР»РµРґСѓСЋС‰РёР№ С…РѕРґ.</w:t>
+              <w:t>Возвращает игрока, который должен выполнить следующий ход.</w:t>
             </w:r>
           </w:p>
         </w:tc>
@@ -4266,7 +4194,7 @@
               <w:rPr>
                 <w:sz w:val="22"/>
               </w:rPr>
-              <w:t>РјРµС‚РѕРґ</w:t>
+              <w:t>метод</w:t>
             </w:r>
             <w:proofErr w:type="spellEnd"/>
             <w:r>
@@ -4308,14 +4236,14 @@
                 <w:sz w:val="22"/>
                 <w:lang w:val="ru-RU"/>
               </w:rPr>
-              <w:t>РџСЂРѕРІРµСЂСЏРµС‚, Р·Р°РІРµ</w:t>
+              <w:t>Проверяет, заве</w:t>
             </w:r>
             <w:r>
               <w:rPr>
                 <w:sz w:val="22"/>
                 <w:lang w:val="ru-RU"/>
               </w:rPr>
-              <w:t>СЂС€РµРЅР° Р»Рё РїР°СЂС‚РёСЏ Рё РєС‚Рѕ СЏРІР»СЏРµС‚СЃСЏ РїРѕР±РµРґРёС‚РµР»РµРј.</w:t>
+              <w:t>ршена ли партия и кто является победителем.</w:t>
             </w:r>
           </w:p>
         </w:tc>
@@ -4370,7 +4298,7 @@
               <w:rPr>
                 <w:sz w:val="22"/>
               </w:rPr>
-              <w:t>СЃРѕР±С‹С‚РёРµ</w:t>
+              <w:t>событие</w:t>
             </w:r>
             <w:proofErr w:type="spellEnd"/>
           </w:p>
@@ -4398,7 +4326,7 @@
                 <w:sz w:val="22"/>
                 <w:lang w:val="ru-RU"/>
               </w:rPr>
-              <w:t>РЎРѕРѕР±С‰Р°РµС‚ РёРЅС‚РµСЂС„РµР№СЃСѓ, С‡С‚Рѕ СЃРѕСЃС‚РѕСЏРЅРёРµ РґРѕСЃРєРё РёР·РјРµРЅРёР»РѕСЃСЊ Рё РїРѕР»Рµ РЅСѓР¶РЅРѕ РїРµСЂРµСЂРёСЃРѕРІР°С‚СЊ.</w:t>
+              <w:t>Сообщает интерфейсу, что состояние доски изменилось и поле нужно перерисовать.</w:t>
             </w:r>
           </w:p>
         </w:tc>
@@ -4453,7 +4381,7 @@
               <w:rPr>
                 <w:sz w:val="22"/>
               </w:rPr>
-              <w:t>СЃРѕР±С‹С‚РёРµ</w:t>
+              <w:t>событие</w:t>
             </w:r>
             <w:proofErr w:type="spellEnd"/>
           </w:p>
@@ -4481,7 +4409,7 @@
                 <w:sz w:val="22"/>
                 <w:lang w:val="ru-RU"/>
               </w:rPr>
-              <w:t>РЎРѕРѕР±С‰Р°РµС‚ РёРЅС‚РµСЂС„РµР№СЃСѓ РѕР± РёР·РјРµРЅРµРЅРёРё СЃРѕСЃС‚РѕСЏРЅРёСЏ РїР°СЂС‚РёРё.</w:t>
+              <w:t>Сообщает интерфейсу об изменении состояния партии.</w:t>
             </w:r>
           </w:p>
         </w:tc>
@@ -4506,14 +4434,14 @@
           <w:b/>
           <w:lang w:val="ru-RU"/>
         </w:rPr>
-        <w:t xml:space="preserve">8.2. РЎРІСЏР·СЊ РёРіСЂРѕРІРѕР№ Р»РѕРіРёРєРё СЃ </w:t>
+        <w:t xml:space="preserve">8.2. Связь игровой логики с </w:t>
       </w:r>
       <w:r>
         <w:rPr>
           <w:b/>
           <w:lang w:val="ru-RU"/>
         </w:rPr>
-        <w:t>РјРѕРґРµР»СЏРјРё РґР°РЅРЅС‹С…</w:t>
+        <w:t>моделями данных</w:t>
       </w:r>
     </w:p>
     <w:tbl>
@@ -4555,7 +4483,7 @@
                 <w:b/>
                 <w:sz w:val="20"/>
               </w:rPr>
-              <w:t>РњРѕРґРµР»СЊ</w:t>
+              <w:t>Модель</w:t>
             </w:r>
             <w:proofErr w:type="spellEnd"/>
           </w:p>
@@ -4581,7 +4509,7 @@
                 <w:b/>
                 <w:sz w:val="20"/>
               </w:rPr>
-              <w:t>РћСЃРЅРѕРІРЅС‹Рµ</w:t>
+              <w:t>Основные</w:t>
             </w:r>
             <w:proofErr w:type="spellEnd"/>
             <w:r>
@@ -4597,7 +4525,7 @@
                 <w:b/>
                 <w:sz w:val="20"/>
               </w:rPr>
-              <w:t>РїРѕР»СЏ</w:t>
+              <w:t>поля</w:t>
             </w:r>
             <w:proofErr w:type="spellEnd"/>
           </w:p>
@@ -4623,7 +4551,7 @@
                 <w:b/>
                 <w:sz w:val="20"/>
               </w:rPr>
-              <w:t>РќР°Р·РЅР°С‡РµРЅРёРµ</w:t>
+              <w:t>Назначение</w:t>
             </w:r>
             <w:proofErr w:type="spellEnd"/>
           </w:p>
@@ -4747,7 +4675,7 @@
                 <w:sz w:val="20"/>
                 <w:lang w:val="ru-RU"/>
               </w:rPr>
-              <w:t>РћРїРёСЃС‹РІР°РµС‚ С…РѕРґ РёРіСЂРѕРєР° РѕС‚ РЅР°С‡Р°Р»СЊРЅРѕР№ РєР»РµС‚РєРё Рє РєРѕРЅРµС‡РЅРѕР№ РєР»РµС‚РєРµ.</w:t>
+              <w:t>Описывает ход игрока от начальной клетки к конечной клетке.</w:t>
             </w:r>
           </w:p>
         </w:tc>
@@ -4828,7 +4756,7 @@
                 <w:sz w:val="20"/>
                 <w:lang w:val="ru-RU"/>
               </w:rPr>
-              <w:t>РћРїРёСЃС‹РІР°РµС‚ РєРѕРѕСЂРґРёРЅР°С‚С‹ РєР»РµС‚РєРё РёРіСЂРѕРІРѕРіРѕ РїРѕР»СЏ.</w:t>
+              <w:t>Описывает координаты клетки игрового поля.</w:t>
             </w:r>
           </w:p>
         </w:tc>
@@ -4907,14 +4835,14 @@
                 <w:sz w:val="20"/>
                 <w:lang w:val="ru-RU"/>
               </w:rPr>
-              <w:t xml:space="preserve">РћРїРёСЃС‹РІР°РµС‚ С€Р°С€РєСѓ, РµРµ </w:t>
+              <w:t xml:space="preserve">Описывает шашку, ее </w:t>
             </w:r>
             <w:r>
               <w:rPr>
                 <w:sz w:val="20"/>
                 <w:lang w:val="ru-RU"/>
               </w:rPr>
-              <w:t>С†РІРµС‚ Рё С‚РёРї: РїСЂРѕСЃС‚Р°СЏ С€Р°С€РєР° РёР»Рё РґР°РјРєР°.</w:t>
+              <w:t>цвет и тип: простая шашка или дамка.</w:t>
             </w:r>
           </w:p>
         </w:tc>
@@ -4992,7 +4920,7 @@
               <w:rPr>
                 <w:sz w:val="20"/>
               </w:rPr>
-              <w:t>Р—Р°РґР°РµС‚</w:t>
+              <w:t>Задает</w:t>
             </w:r>
             <w:proofErr w:type="spellEnd"/>
             <w:r>
@@ -5006,7 +4934,7 @@
               <w:rPr>
                 <w:sz w:val="20"/>
               </w:rPr>
-              <w:t>С†РІРµС‚</w:t>
+              <w:t>цвет</w:t>
             </w:r>
             <w:proofErr w:type="spellEnd"/>
             <w:r>
@@ -5020,7 +4948,7 @@
               <w:rPr>
                 <w:sz w:val="20"/>
               </w:rPr>
-              <w:t>РёРіСЂРѕРєР°</w:t>
+              <w:t>игрока</w:t>
             </w:r>
             <w:proofErr w:type="spellEnd"/>
             <w:r>
@@ -5165,7 +5093,7 @@
               <w:rPr>
                 <w:sz w:val="20"/>
               </w:rPr>
-              <w:t>РћРїРёСЃС‹РІР°РµС‚</w:t>
+              <w:t>Описывает</w:t>
             </w:r>
             <w:proofErr w:type="spellEnd"/>
             <w:r>
@@ -5179,7 +5107,7 @@
               <w:rPr>
                 <w:sz w:val="20"/>
               </w:rPr>
-              <w:t>С‚РµРєСѓС‰РµРµ</w:t>
+              <w:t>текущее</w:t>
             </w:r>
             <w:proofErr w:type="spellEnd"/>
             <w:r>
@@ -5193,7 +5121,7 @@
               <w:rPr>
                 <w:sz w:val="20"/>
               </w:rPr>
-              <w:t>СЃРѕСЃС‚РѕСЏРЅРёРµ</w:t>
+              <w:t>состояние</w:t>
             </w:r>
             <w:proofErr w:type="spellEnd"/>
             <w:r>
@@ -5207,7 +5135,7 @@
               <w:rPr>
                 <w:sz w:val="20"/>
               </w:rPr>
-              <w:t>РїР°СЂС‚РёРё</w:t>
+              <w:t>партии</w:t>
             </w:r>
             <w:proofErr w:type="spellEnd"/>
             <w:r>
@@ -5315,7 +5243,7 @@
                 <w:sz w:val="20"/>
                 <w:lang w:val="ru-RU"/>
               </w:rPr>
-              <w:t>Р’РѕР·РІСЂР°С‰Р°РµС‚ СЂРµР·СѓР»СЊС‚Р°С‚ РїРѕРїС‹С‚РєРё РІС‹РїРѕР»РЅРёС‚СЊ С…РѕРґ Рё С‚РµРєСЃС‚ РґР»СЏ РѕС‚РѕР±СЂР°Р¶РµРЅРёСЏ РїРѕР»СЊР·РѕРІР°С‚РµР»СЋ.</w:t>
+              <w:t>Возвращает результат попытки выполнить ход и текст для отображения пользователю.</w:t>
             </w:r>
           </w:p>
         </w:tc>
@@ -5340,7 +5268,7 @@
           <w:b/>
           <w:lang w:val="ru-RU"/>
         </w:rPr>
-        <w:t xml:space="preserve">8.3. РЎРІСЏР·СЊ </w:t>
+        <w:t xml:space="preserve">8.3. Связь </w:t>
       </w:r>
       <w:r>
         <w:rPr>
@@ -5366,7 +5294,7 @@
           <w:b/>
           <w:lang w:val="ru-RU"/>
         </w:rPr>
-        <w:t xml:space="preserve"> СЃ СЃРµС‚РµРІС‹Рј РјРѕРґСѓР»РµРј</w:t>
+        <w:t xml:space="preserve"> с сетевым модулем</w:t>
       </w:r>
     </w:p>
     <w:tbl>
@@ -5408,7 +5336,7 @@
                 <w:b/>
                 <w:sz w:val="20"/>
               </w:rPr>
-              <w:t>Р­Р»РµРјРµРЅС‚</w:t>
+              <w:t>Элемент</w:t>
             </w:r>
             <w:proofErr w:type="spellEnd"/>
             <w:r>
@@ -5441,7 +5369,7 @@
                 <w:b/>
                 <w:sz w:val="20"/>
               </w:rPr>
-              <w:t>РўРёРї</w:t>
+              <w:t>Тип</w:t>
             </w:r>
             <w:proofErr w:type="spellEnd"/>
           </w:p>
@@ -5467,7 +5395,7 @@
                 <w:b/>
                 <w:sz w:val="20"/>
               </w:rPr>
-              <w:t>РќР°Р·РЅР°С‡РµРЅРёРµ</w:t>
+              <w:t>Назначение</w:t>
             </w:r>
             <w:proofErr w:type="spellEnd"/>
           </w:p>
@@ -5538,7 +5466,7 @@
               <w:rPr>
                 <w:sz w:val="20"/>
               </w:rPr>
-              <w:t>РјРµС‚РѕРґ</w:t>
+              <w:t>метод</w:t>
             </w:r>
             <w:proofErr w:type="spellEnd"/>
             <w:r>
@@ -5580,14 +5508,14 @@
                 <w:sz w:val="20"/>
                 <w:lang w:val="ru-RU"/>
               </w:rPr>
-              <w:t xml:space="preserve">Р—Р°РїСѓСЃРєР°РµС‚ СЃРµСЂРІРµСЂ Рё РїРµСЂРµРІРѕРґРёС‚ РїСЂРёР»РѕР¶РµРЅРёРµ РІ СЂРµР¶РёРј </w:t>
+              <w:t xml:space="preserve">Запускает сервер и переводит приложение в режим </w:t>
             </w:r>
             <w:r>
               <w:rPr>
                 <w:sz w:val="20"/>
                 <w:lang w:val="ru-RU"/>
               </w:rPr>
-              <w:t>РѕР¶РёРґР°РЅРёСЏ РІС‚РѕСЂРѕРіРѕ РёРіСЂРѕРєР°.</w:t>
+              <w:t>ожидания второго игрока.</w:t>
             </w:r>
           </w:p>
         </w:tc>
@@ -5662,7 +5590,7 @@
               <w:rPr>
                 <w:sz w:val="20"/>
               </w:rPr>
-              <w:t>РјРµС‚РѕРґ</w:t>
+              <w:t>метод</w:t>
             </w:r>
             <w:proofErr w:type="spellEnd"/>
             <w:r>
@@ -5704,7 +5632,7 @@
                 <w:sz w:val="20"/>
                 <w:lang w:val="ru-RU"/>
               </w:rPr>
-              <w:t xml:space="preserve">РџРѕРґРєР»СЋС‡Р°РµС‚ РєР»РёРµРЅС‚Р° Рє СЃРµСЂРІРµСЂСѓ РїРѕ </w:t>
+              <w:t xml:space="preserve">Подключает клиента к серверу по </w:t>
             </w:r>
             <w:r>
               <w:rPr>
@@ -5717,7 +5645,7 @@
                 <w:sz w:val="20"/>
                 <w:lang w:val="ru-RU"/>
               </w:rPr>
-              <w:t>-Р°РґСЂРµСЃСѓ Рё РїРѕСЂС‚Сѓ.</w:t>
+              <w:t>-адресу и порту.</w:t>
             </w:r>
           </w:p>
         </w:tc>
@@ -5794,7 +5722,7 @@
               <w:rPr>
                 <w:sz w:val="20"/>
               </w:rPr>
-              <w:t>РјРµС‚РѕРґ</w:t>
+              <w:t>метод</w:t>
             </w:r>
             <w:proofErr w:type="spellEnd"/>
             <w:r>
@@ -5850,14 +5778,14 @@
                 <w:sz w:val="20"/>
                 <w:lang w:val="ru-RU"/>
               </w:rPr>
-              <w:t xml:space="preserve">РћС‚РїСЂР°РІР»СЏРµС‚ СЃРµС‚РµРІРѕРµ СЃРѕРѕР±С‰РµРЅРёРµ РІС‚РѕСЂРѕРјСѓ </w:t>
+              <w:t xml:space="preserve">Отправляет сетевое сообщение второму </w:t>
             </w:r>
             <w:r>
               <w:rPr>
                 <w:sz w:val="20"/>
                 <w:lang w:val="ru-RU"/>
               </w:rPr>
-              <w:t>СЌРєР·РµРјРїР»СЏСЂСѓ РїСЂРёР»РѕР¶РµРЅРёСЏ.</w:t>
+              <w:t>экземпляру приложения.</w:t>
             </w:r>
           </w:p>
         </w:tc>
@@ -5926,7 +5854,7 @@
               <w:rPr>
                 <w:sz w:val="20"/>
               </w:rPr>
-              <w:t>РјРµС‚РѕРґ</w:t>
+              <w:t>метод</w:t>
             </w:r>
             <w:proofErr w:type="spellEnd"/>
             <w:r>
@@ -5982,7 +5910,7 @@
                 <w:sz w:val="20"/>
                 <w:lang w:val="ru-RU"/>
               </w:rPr>
-              <w:t xml:space="preserve">РџРѕР»СѓС‡Р°РµС‚ СЃРѕРѕР±С‰РµРЅРёРµ РёР· </w:t>
+              <w:t xml:space="preserve">Получает сообщение из </w:t>
             </w:r>
             <w:r>
               <w:rPr>
@@ -5995,7 +5923,7 @@
                 <w:sz w:val="20"/>
                 <w:lang w:val="ru-RU"/>
               </w:rPr>
-              <w:t>-СЃРѕРµРґРёРЅРµРЅРёСЏ Рё РїРµСЂРµРґР°РµС‚ РµРіРѕ РґР»СЏ РѕР±СЂР°Р±РѕС‚РєРё.</w:t>
+              <w:t>-соединения и передает его для обработки.</w:t>
             </w:r>
           </w:p>
         </w:tc>
@@ -6056,7 +5984,7 @@
               <w:rPr>
                 <w:sz w:val="20"/>
               </w:rPr>
-              <w:t>РјРµС‚РѕРґ</w:t>
+              <w:t>метод</w:t>
             </w:r>
             <w:proofErr w:type="spellEnd"/>
           </w:p>
@@ -6084,7 +6012,7 @@
                 <w:sz w:val="20"/>
                 <w:lang w:val="ru-RU"/>
               </w:rPr>
-              <w:t>Р—Р°РєСЂС‹РІР°РµС‚ СЃРѕРµРґРёРЅРµРЅРёРµ Рё РѕСЃРІРѕР±РѕР¶РґР°РµС‚ СЃРµС‚РµРІС‹Рµ СЂРµСЃСѓСЂСЃС‹.</w:t>
+              <w:t>Закрывает соединение и освобождает сетевые ресурсы.</w:t>
             </w:r>
           </w:p>
         </w:tc>
@@ -6139,7 +6067,7 @@
               <w:rPr>
                 <w:sz w:val="20"/>
               </w:rPr>
-              <w:t>СЃРѕР±С‹С‚РёРµ</w:t>
+              <w:t>событие</w:t>
             </w:r>
             <w:proofErr w:type="spellEnd"/>
           </w:p>
@@ -6167,14 +6095,14 @@
                 <w:sz w:val="20"/>
                 <w:lang w:val="ru-RU"/>
               </w:rPr>
-              <w:t>Р’С‹Р·С‹РІР°</w:t>
+              <w:t>Вызыва</w:t>
             </w:r>
             <w:r>
               <w:rPr>
                 <w:sz w:val="20"/>
                 <w:lang w:val="ru-RU"/>
               </w:rPr>
-              <w:t>РµС‚СЃСЏ РїСЂРё РїРѕР»СѓС‡РµРЅРёРё СЃРµС‚РµРІРѕРіРѕ СЃРѕРѕР±С‰РµРЅРёСЏ.</w:t>
+              <w:t>ется при получении сетевого сообщения.</w:t>
             </w:r>
           </w:p>
         </w:tc>
@@ -6229,7 +6157,7 @@
               <w:rPr>
                 <w:sz w:val="20"/>
               </w:rPr>
-              <w:t>СЃРѕР±С‹С‚РёРµ</w:t>
+              <w:t>событие</w:t>
             </w:r>
             <w:proofErr w:type="spellEnd"/>
           </w:p>
@@ -6257,7 +6185,7 @@
                 <w:sz w:val="20"/>
                 <w:lang w:val="ru-RU"/>
               </w:rPr>
-              <w:t>Р’С‹Р·С‹РІР°РµС‚СЃСЏ РїСЂРё РїРѕС‚РµСЂРµ СЃРѕРµРґРёРЅРµРЅРёСЏ СЃРѕ РІС‚РѕСЂС‹Рј РёРіСЂРѕРєРѕРј.</w:t>
+              <w:t>Вызывается при потере соединения со вторым игроком.</w:t>
             </w:r>
           </w:p>
         </w:tc>
@@ -6282,7 +6210,7 @@
           <w:b/>
           <w:lang w:val="ru-RU"/>
         </w:rPr>
-        <w:t>8.4. РЎРІСЏР·СЊ РёРіСЂРѕРІРѕР№ Р»РѕРіРёРєРё СЃ СЃРµС‚РµРІС‹Рј РјРѕРґСѓР»РµРј</w:t>
+        <w:t>8.4. Связь игровой логики с сетевым модулем</w:t>
       </w:r>
     </w:p>
     <w:p>
@@ -6297,7 +6225,7 @@
         <w:rPr>
           <w:lang w:val="ru-RU"/>
         </w:rPr>
-        <w:t xml:space="preserve">РРіСЂРѕРІР°СЏ Р»РѕРіРёРєР° РЅРµ РґРѕР»Р¶РЅР° РЅР°РїСЂСЏРјСѓСЋ СЂР°Р±РѕС‚Р°С‚СЊ СЃ </w:t>
+        <w:t xml:space="preserve">Игровая логика не должна напрямую работать с </w:t>
       </w:r>
       <w:proofErr w:type="spellStart"/>
       <w:r>
@@ -6319,7 +6247,7 @@
         <w:rPr>
           <w:lang w:val="ru-RU"/>
         </w:rPr>
-        <w:t xml:space="preserve">, РїРѕС‚РѕРєР°РјРё РёР»Рё </w:t>
+        <w:t xml:space="preserve">, потоками или </w:t>
       </w:r>
       <w:r>
         <w:t>IP</w:t>
@@ -6328,7 +6256,7 @@
         <w:rPr>
           <w:lang w:val="ru-RU"/>
         </w:rPr>
-        <w:t xml:space="preserve">-Р°РґСЂРµСЃР°РјРё. РџРѕСЃР»Рµ СѓСЃРїРµС€РЅРѕРіРѕ Р»РѕРєР°Р»СЊРЅРѕРіРѕ С…РѕРґР° </w:t>
+        <w:t xml:space="preserve">-адресами. После успешного локального хода </w:t>
       </w:r>
       <w:proofErr w:type="spellStart"/>
       <w:r>
@@ -6339,7 +6267,7 @@
         <w:rPr>
           <w:lang w:val="ru-RU"/>
         </w:rPr>
-        <w:t xml:space="preserve"> РїРѕР»СѓС‡Р°РµС‚ СЂРµР·СѓР»СЊС‚Р°С‚ РѕС‚ </w:t>
+        <w:t xml:space="preserve"> получает результат от </w:t>
       </w:r>
       <w:proofErr w:type="spellStart"/>
       <w:r>
@@ -6350,7 +6278,7 @@
         <w:rPr>
           <w:lang w:val="ru-RU"/>
         </w:rPr>
-        <w:t xml:space="preserve"> Рё С„РѕСЂРјРёСЂСѓРµС‚ СЃРµС‚РµРІРѕРµ СЃРѕРѕР±С‰РµРЅРёРµ С‚РёРїР° </w:t>
+        <w:t xml:space="preserve"> и формирует сетевое сообщение типа </w:t>
       </w:r>
       <w:r>
         <w:t>move</w:t>
@@ -6359,7 +6287,7 @@
         <w:rPr>
           <w:lang w:val="ru-RU"/>
         </w:rPr>
-        <w:t xml:space="preserve">. РќР° РІС‚РѕСЂРѕРј СЌРєР·РµРјРїР»СЏСЂРµ РїСЂРёР»РѕР¶РµРЅРёСЏ СЃРµС‚РµРІРѕР№ РјРѕРґСѓР»СЊ РїРѕР»СѓС‡Р°РµС‚ СЃРѕРѕР±С‰РµРЅРёРµ, </w:t>
+        <w:t xml:space="preserve">. На втором экземпляре приложения сетевой модуль получает сообщение, </w:t>
       </w:r>
       <w:proofErr w:type="spellStart"/>
       <w:r>
@@ -6370,7 +6298,7 @@
         <w:rPr>
           <w:lang w:val="ru-RU"/>
         </w:rPr>
-        <w:t xml:space="preserve"> РїСЂРµРѕР±СЂР°Р·СѓРµС‚ РµРіРѕ РІ </w:t>
+        <w:t xml:space="preserve"> преобразует его в </w:t>
       </w:r>
       <w:r>
         <w:t>Move</w:t>
@@ -6379,7 +6307,7 @@
         <w:rPr>
           <w:lang w:val="ru-RU"/>
         </w:rPr>
-        <w:t xml:space="preserve"> Рё РїРµСЂРµРґР°РµС‚ РІ </w:t>
+        <w:t xml:space="preserve"> и передает в </w:t>
       </w:r>
       <w:proofErr w:type="spellStart"/>
       <w:r>
@@ -6390,13 +6318,13 @@
         <w:rPr>
           <w:lang w:val="ru-RU"/>
         </w:rPr>
-        <w:t xml:space="preserve"> Рґ</w:t>
+        <w:t xml:space="preserve"> д</w:t>
       </w:r>
       <w:r>
         <w:rPr>
           <w:lang w:val="ru-RU"/>
         </w:rPr>
-        <w:t>Р»СЏ РїСЂРёРјРµРЅРµРЅРёСЏ Рє Р»РѕРєР°Р»СЊРЅРѕРјСѓ СЃРѕСЃС‚РѕСЏРЅРёСЋ РїР°СЂС‚РёРё.</w:t>
+        <w:t>ля применения к локальному состоянию партии.</w:t>
       </w:r>
     </w:p>
     <w:p>
@@ -6412,7 +6340,7 @@
           <w:sz w:val="32"/>
           <w:lang w:val="ru-RU"/>
         </w:rPr>
-        <w:t>9. Р¤РѕСЂРјР°С‚ СЃРµС‚РµРІС‹С… СЃРѕРѕР±С‰РµРЅРёР№</w:t>
+        <w:t>9. Формат сетевых сообщений</w:t>
       </w:r>
     </w:p>
     <w:p>
@@ -6427,13 +6355,13 @@
         <w:rPr>
           <w:lang w:val="ru-RU"/>
         </w:rPr>
-        <w:t>Р‘СѓРґРµС‚ РёСЃРїРѕР»СЊР·РѕРІР°РЅ</w:t>
+        <w:t>Будет использован</w:t>
       </w:r>
       <w:r>
         <w:rPr>
           <w:lang w:val="ru-RU"/>
         </w:rPr>
-        <w:t xml:space="preserve"> РїСЂРѕСЃС‚РѕР№ С‚РµРєСЃС‚РѕРІС‹Р№ С„РѕСЂРјР°С‚ </w:t>
+        <w:t xml:space="preserve"> простой текстовый формат </w:t>
       </w:r>
       <w:r>
         <w:t>JSON</w:t>
@@ -6442,7 +6370,7 @@
         <w:rPr>
           <w:lang w:val="ru-RU"/>
         </w:rPr>
-        <w:t xml:space="preserve">, РїРµСЂРµРґР°РІР°РµРјС‹Р№ РїРѕСЃС‚СЂРѕС‡РЅРѕ. </w:t>
+        <w:t xml:space="preserve">, передаваемый построчно. </w:t>
       </w:r>
     </w:p>
     <w:tbl>
@@ -6484,7 +6412,7 @@
                 <w:b/>
                 <w:sz w:val="22"/>
               </w:rPr>
-              <w:t>РўРёРї</w:t>
+              <w:t>Тип</w:t>
             </w:r>
             <w:proofErr w:type="spellEnd"/>
             <w:r>
@@ -6500,7 +6428,7 @@
                 <w:b/>
                 <w:sz w:val="22"/>
               </w:rPr>
-              <w:t>СЃРѕРѕР±С‰РµРЅРёСЏ</w:t>
+              <w:t>сообщения</w:t>
             </w:r>
             <w:proofErr w:type="spellEnd"/>
           </w:p>
@@ -6526,7 +6454,7 @@
                 <w:b/>
                 <w:sz w:val="22"/>
               </w:rPr>
-              <w:t>РќР°Р·РЅР°С‡РµРЅРёРµ</w:t>
+              <w:t>Назначение</w:t>
             </w:r>
             <w:proofErr w:type="spellEnd"/>
           </w:p>
@@ -6552,7 +6480,7 @@
                 <w:b/>
                 <w:sz w:val="22"/>
               </w:rPr>
-              <w:t>РћСЃРЅРѕРІРЅС‹Рµ</w:t>
+              <w:t>Основные</w:t>
             </w:r>
             <w:proofErr w:type="spellEnd"/>
             <w:r>
@@ -6568,7 +6496,7 @@
                 <w:b/>
                 <w:sz w:val="22"/>
               </w:rPr>
-              <w:t>РґР°РЅРЅС‹Рµ</w:t>
+              <w:t>данные</w:t>
             </w:r>
             <w:proofErr w:type="spellEnd"/>
           </w:p>
@@ -6749,7 +6677,7 @@
                 <w:sz w:val="22"/>
                 <w:lang w:val="ru-RU"/>
               </w:rPr>
-              <w:t>РџРµСЂРµРґР°С‡Р° РІС‹РїРѕР»РЅРµРЅРЅРѕРіРѕ С…РѕРґР° РІС‚РѕСЂРѕРјСѓ РёРіСЂРѕРєСѓ.</w:t>
+              <w:t>Передача выполненного хода второму игроку.</w:t>
             </w:r>
           </w:p>
         </w:tc>
@@ -6880,14 +6808,14 @@
                 <w:sz w:val="22"/>
                 <w:lang w:val="ru-RU"/>
               </w:rPr>
-              <w:t xml:space="preserve">РЎРѕРѕР±С‰РµРЅРёРµ РѕР± РѕРєРѕРЅС‡Р°РЅРёРё РїР°СЂС‚РёРё Рё </w:t>
+              <w:t xml:space="preserve">Сообщение об окончании партии и </w:t>
             </w:r>
             <w:r>
               <w:rPr>
                 <w:sz w:val="22"/>
                 <w:lang w:val="ru-RU"/>
               </w:rPr>
-              <w:t>РїРѕР±РµРґРёС‚РµР»Рµ.</w:t>
+              <w:t>победителе.</w:t>
             </w:r>
           </w:p>
         </w:tc>
@@ -6966,7 +6894,7 @@
                 <w:sz w:val="22"/>
                 <w:lang w:val="ru-RU"/>
               </w:rPr>
-              <w:t>РЎРѕРѕР±С‰РµРЅРёРµ Рѕ СЃРµС‚РµРІРѕР№ РѕС€РёР±РєРµ РёР»Рё РЅРµРєРѕСЂСЂРµРєС‚РЅРѕРј СЃРѕСЃС‚РѕСЏРЅРёРё.</w:t>
+              <w:t>Сообщение о сетевой ошибке или некорректном состоянии.</w:t>
             </w:r>
           </w:p>
         </w:tc>
@@ -7050,21 +6978,21 @@
               <w:rPr>
                 <w:sz w:val="22"/>
               </w:rPr>
-              <w:t>РЎРѕРѕР±С‰РµРЅРёРµ</w:t>
+              <w:t>Сообщение</w:t>
             </w:r>
             <w:proofErr w:type="spellEnd"/>
             <w:r>
               <w:rPr>
                 <w:sz w:val="22"/>
               </w:rPr>
-              <w:t xml:space="preserve"> Рѕ </w:t>
+              <w:t xml:space="preserve"> о </w:t>
             </w:r>
             <w:proofErr w:type="spellStart"/>
             <w:r>
               <w:rPr>
                 <w:sz w:val="22"/>
               </w:rPr>
-              <w:t>Р·Р°РІРµСЂС€РµРЅРёРё</w:t>
+              <w:t>завершении</w:t>
             </w:r>
             <w:proofErr w:type="spellEnd"/>
             <w:r>
@@ -7078,7 +7006,7 @@
               <w:rPr>
                 <w:sz w:val="22"/>
               </w:rPr>
-              <w:t>СЃРѕРµРґРёРЅРµРЅРёСЏ</w:t>
+              <w:t>соединения</w:t>
             </w:r>
             <w:proofErr w:type="spellEnd"/>
             <w:r>
@@ -7130,7 +7058,7 @@
         <w:rPr>
           <w:b/>
         </w:rPr>
-        <w:t>РџСЂРёРјРµСЂ</w:t>
+        <w:t>Пример</w:t>
       </w:r>
       <w:proofErr w:type="spellEnd"/>
       <w:r>
@@ -7144,21 +7072,21 @@
         <w:rPr>
           <w:b/>
         </w:rPr>
-        <w:t>СЃРѕРѕР±С‰РµРЅРёСЏ</w:t>
+        <w:t>сообщения</w:t>
       </w:r>
       <w:proofErr w:type="spellEnd"/>
       <w:r>
         <w:rPr>
           <w:b/>
         </w:rPr>
-        <w:t xml:space="preserve"> Рѕ </w:t>
+        <w:t xml:space="preserve"> о </w:t>
       </w:r>
       <w:proofErr w:type="spellStart"/>
       <w:r>
         <w:rPr>
           <w:b/>
         </w:rPr>
-        <w:t>С…РѕРґРµ</w:t>
+        <w:t>ходе</w:t>
       </w:r>
       <w:proofErr w:type="spellEnd"/>
     </w:p>
@@ -7238,7 +7166,7 @@
           <w:sz w:val="32"/>
           <w:lang w:val="ru-RU"/>
         </w:rPr>
-        <w:t>10. РџРѕСЃР»РµРґРѕРІР°С‚РµР»СЊРЅРѕСЃС‚СЊ РІР·Р°РёРјРѕРґРµР№СЃС‚РІРёСЏ РјРѕРґСѓР»РµР№</w:t>
+        <w:t>10. Последовательность взаимодействия модулей</w:t>
       </w:r>
     </w:p>
     <w:p>
@@ -7366,7 +7294,7 @@
                 <w:b/>
                 <w:sz w:val="20"/>
               </w:rPr>
-              <w:t>в„–</w:t>
+              <w:t>№</w:t>
             </w:r>
           </w:p>
         </w:tc>
@@ -7391,7 +7319,7 @@
                 <w:b/>
                 <w:sz w:val="20"/>
               </w:rPr>
-              <w:t>Р”РµР№СЃС‚РІРёРµ</w:t>
+              <w:t>Действие</w:t>
             </w:r>
             <w:proofErr w:type="spellEnd"/>
           </w:p>
@@ -7417,7 +7345,7 @@
                 <w:b/>
                 <w:sz w:val="20"/>
               </w:rPr>
-              <w:t>РЈС‡Р°СЃС‚РІСѓСЋС‰РёРµ</w:t>
+              <w:t>Участвующие</w:t>
             </w:r>
             <w:proofErr w:type="spellEnd"/>
             <w:r>
@@ -7433,7 +7361,7 @@
                 <w:b/>
                 <w:sz w:val="20"/>
               </w:rPr>
-              <w:t>РјРѕРґСѓР»Рё</w:t>
+              <w:t>модули</w:t>
             </w:r>
             <w:proofErr w:type="spellEnd"/>
           </w:p>
@@ -7490,7 +7418,7 @@
                 <w:sz w:val="20"/>
                 <w:lang w:val="ru-RU"/>
               </w:rPr>
-              <w:t>РРіСЂРѕРє РІС‹Р±РёСЂР°РµС‚ С€Р°С€РєСѓ Рё РєР»РµС‚РєСѓ РЅР°Р·РЅР°С‡РµРЅРёСЏ.</w:t>
+              <w:t>Игрок выбирает шашку и клетку назначения.</w:t>
             </w:r>
           </w:p>
         </w:tc>
@@ -7574,7 +7502,7 @@
               <w:rPr>
                 <w:sz w:val="20"/>
               </w:rPr>
-              <w:t>РРЅС‚РµСЂС„РµР№СЃ</w:t>
+              <w:t>Интерфейс</w:t>
             </w:r>
             <w:proofErr w:type="spellEnd"/>
             <w:r>
@@ -7588,7 +7516,7 @@
               <w:rPr>
                 <w:sz w:val="20"/>
               </w:rPr>
-              <w:t>СЃРѕР·РґР°РµС‚</w:t>
+              <w:t>создает</w:t>
             </w:r>
             <w:proofErr w:type="spellEnd"/>
             <w:r>
@@ -7602,7 +7530,7 @@
               <w:rPr>
                 <w:sz w:val="20"/>
               </w:rPr>
-              <w:t>РѕР±СЉРµРєС‚</w:t>
+              <w:t>объект</w:t>
             </w:r>
             <w:proofErr w:type="spellEnd"/>
             <w:r>
@@ -7696,7 +7624,7 @@
                 <w:sz w:val="20"/>
                 <w:lang w:val="ru-RU"/>
               </w:rPr>
-              <w:t xml:space="preserve">РҐРѕРґ РїРµСЂРµРґР°РµС‚СЃСЏ РІ </w:t>
+              <w:t xml:space="preserve">Ход передается в </w:t>
             </w:r>
             <w:proofErr w:type="spellStart"/>
             <w:r>
@@ -7829,7 +7757,7 @@
                 <w:sz w:val="20"/>
                 <w:lang w:val="ru-RU"/>
               </w:rPr>
-              <w:t xml:space="preserve"> РїСЂРѕРІРµСЂСЏРµС‚ </w:t>
+              <w:t xml:space="preserve"> проверяет </w:t>
             </w:r>
             <w:proofErr w:type="spellStart"/>
             <w:r>
@@ -7837,7 +7765,7 @@
                 <w:sz w:val="20"/>
                 <w:lang w:val="ru-RU"/>
               </w:rPr>
-              <w:t>РґРёР°РіРѕРЅР°Р»СЊРЅРѕСЃС‚СЊ</w:t>
+              <w:t>диагональность</w:t>
             </w:r>
             <w:proofErr w:type="spellEnd"/>
             <w:r>
@@ -7845,7 +7773,7 @@
                 <w:sz w:val="20"/>
                 <w:lang w:val="ru-RU"/>
               </w:rPr>
-              <w:t>, РІР»Р°РґРµР»СЊС†Р° С€Р°С€РєРё, СЃРІРѕР±РѕРґРЅСѓСЋ РєР»РµС‚РєСѓ, РІР·СЏС‚РёРµ Рё РѕС‡РµСЂРµРґРЅРѕСЃС‚СЊ.</w:t>
+              <w:t>, владельца шашки, свободную клетку, взятие и очередность.</w:t>
             </w:r>
           </w:p>
         </w:tc>
@@ -7954,7 +7882,7 @@
                 <w:sz w:val="20"/>
                 <w:lang w:val="ru-RU"/>
               </w:rPr>
-              <w:t>РџСЂРё СѓСЃРїРµС€РЅРѕР№ РїСЂРѕРІРµСЂРєРµ РѕР±РЅРѕРІР»СЏРµС‚СЃСЏ СЃРѕСЃС‚РѕСЏРЅРёРµ РґРѕСЃРєРё.</w:t>
+              <w:t>При успешной проверке обновляется состояние доски.</w:t>
             </w:r>
           </w:p>
         </w:tc>
@@ -8049,14 +7977,14 @@
                 <w:sz w:val="20"/>
                 <w:lang w:val="ru-RU"/>
               </w:rPr>
-              <w:t>РРЅС‚РµСЂС„РµР№СЃ РїРµСЂРµСЂРёСЃРѕРІС‹РІР°РµС‚ РёРіСЂРѕРІРѕРµ РїРѕР»Рµ Рё РѕР±РЅРѕРІР»СЏРµС‚ РёРЅРґРёРєР°С‚РѕСЂ С‚РµРє</w:t>
+              <w:t>Интерфейс перерисовывает игровое поле и обновляет индикатор тек</w:t>
             </w:r>
             <w:r>
               <w:rPr>
                 <w:sz w:val="20"/>
                 <w:lang w:val="ru-RU"/>
               </w:rPr>
-              <w:t>СѓС‰РµРіРѕ С…РѕРґР°.</w:t>
+              <w:t>ущего хода.</w:t>
             </w:r>
           </w:p>
         </w:tc>
@@ -8143,7 +8071,7 @@
                 <w:sz w:val="20"/>
                 <w:lang w:val="ru-RU"/>
               </w:rPr>
-              <w:t xml:space="preserve">РЎРµС‚РµРІРѕР№ РјРѕРґСѓР»СЊ РѕС‚РїСЂР°РІР»СЏРµС‚ СЃРѕРѕР±С‰РµРЅРёРµ </w:t>
+              <w:t xml:space="preserve">Сетевой модуль отправляет сообщение </w:t>
             </w:r>
             <w:r>
               <w:rPr>
@@ -8156,7 +8084,7 @@
                 <w:sz w:val="20"/>
                 <w:lang w:val="ru-RU"/>
               </w:rPr>
-              <w:t xml:space="preserve"> РІС‚РѕСЂРѕРјСѓ РёРіСЂРѕРєСѓ.</w:t>
+              <w:t xml:space="preserve"> второму игроку.</w:t>
             </w:r>
           </w:p>
         </w:tc>
@@ -8279,7 +8207,7 @@
                 <w:sz w:val="20"/>
                 <w:lang w:val="ru-RU"/>
               </w:rPr>
-              <w:t>Р’С‚РѕСЂРѕР№ СЌРєР·РµРјРїР»СЏСЂ РїСЂРёРЅРёРјР°РµС‚ СЃРѕРѕР±С‰РµРЅРёРµ, РїСЂРёРјРµРЅСЏРµС‚ С…РѕРґ Рё РѕР±РЅРѕРІР»СЏРµС‚ СЃРІРѕРµ РїРѕР»Рµ.</w:t>
+              <w:t>Второй экземпляр принимает сообщение, применяет ход и обновляет свое поле.</w:t>
             </w:r>
           </w:p>
         </w:tc>
@@ -8344,7 +8272,7 @@
           <w:sz w:val="32"/>
           <w:lang w:val="ru-RU"/>
         </w:rPr>
-        <w:t xml:space="preserve">11. РўСЂРµР±РѕРІР°РЅРёСЏ Рє РѕР±СЂР°Р±РѕС‚РєРµ РѕС€РёР±РѕРє РІ РёРЅС‚РµСЂС„РµР№СЃРµ Рё </w:t>
+        <w:t xml:space="preserve">11. Требования к обработке ошибок в интерфейсе и </w:t>
       </w:r>
       <w:r>
         <w:rPr>
@@ -8370,7 +8298,7 @@
         <w:rPr>
           <w:lang w:val="ru-RU"/>
         </w:rPr>
-        <w:t xml:space="preserve">РїСЂРё РЅРµРІРµСЂРЅРѕРј </w:t>
+        <w:t xml:space="preserve">при неверном </w:t>
       </w:r>
       <w:r>
         <w:t>IP</w:t>
@@ -8379,7 +8307,7 @@
         <w:rPr>
           <w:lang w:val="ru-RU"/>
         </w:rPr>
-        <w:t>-Р°РґСЂРµСЃРµ РёР»Рё РїРѕСЂС‚Рµ РїРѕР»СЊР·РѕРІР°С‚РµР»СЊ РґРѕР»Р¶РµРЅ РїРѕР»СѓС‡РёС‚СЊ СЃРѕРѕР±С‰РµРЅРёРµ Рѕ РЅРµРєРѕСЂСЂРµРєС‚РЅС‹С… РґР°РЅРЅС‹С…;</w:t>
+        <w:t>-адресе или порте пользователь должен получить сообщение о некорректных данных;</w:t>
       </w:r>
     </w:p>
     <w:p>
@@ -8398,13 +8326,13 @@
         <w:rPr>
           <w:lang w:val="ru-RU"/>
         </w:rPr>
-        <w:t>РїСЂРё РЅРµРІРѕР·РјРѕР¶РЅРѕСЃС‚Рё РїРѕРґРєР»СЋС‡РµРЅРёСЏ Рє СЃРµСЂРІРµСЂСѓ РїСЂРёР»РѕР¶РµРЅРёРµ РґРѕР»Р¶РЅРѕ РїРѕРєР°Р·Р°С‚СЊ СЃРѕРѕР±С‰РµРЅРёРµ Рё РѕСЃС‚Р°РІРёС‚СЊ РІРѕР·РјРѕР¶РЅРѕСЃС‚СЊ РїРѕРІС‚</w:t>
+        <w:t>при невозможности подключения к серверу приложение должно показать сообщение и оставить возможность повт</w:t>
       </w:r>
       <w:r>
         <w:rPr>
           <w:lang w:val="ru-RU"/>
         </w:rPr>
-        <w:t>РѕСЂРЅРѕРіРѕ РїРѕРґРєР»СЋС‡РµРЅРёСЏ;</w:t>
+        <w:t>орного подключения;</w:t>
       </w:r>
     </w:p>
     <w:p>
@@ -8423,7 +8351,7 @@
         <w:rPr>
           <w:lang w:val="ru-RU"/>
         </w:rPr>
-        <w:t>РїСЂРё РїРѕС‚РµСЂРµ СЃРѕРµРґРёРЅРµРЅРёСЏ РёРіСЂРѕРІС‹Рµ РґРµР№СЃС‚РІРёСЏ РґРѕР»Р¶РЅС‹ Р±С‹С‚СЊ Р·Р°Р±Р»РѕРєРёСЂРѕРІР°РЅС‹;</w:t>
+        <w:t>при потере соединения игровые действия должны быть заблокированы;</w:t>
       </w:r>
     </w:p>
     <w:p>
@@ -8443,7 +8371,7 @@
           <w:lang w:val="ru-RU"/>
         </w:rPr>
         <w:lastRenderedPageBreak/>
-        <w:t>РїСЂРё РїРѕР»СѓС‡РµРЅРёРё РЅРµРёР·РІРµСЃС‚РЅРѕРіРѕ С‚РёРїР° СЃРµС‚РµРІРѕРіРѕ СЃРѕРѕР±С‰РµРЅРёСЏ РїСЂРёР»РѕР¶РµРЅРёРµ РґРѕР»Р¶РЅРѕ РІС‹РІРµСЃС‚Рё СЃР»СѓР¶РµР±РЅСѓСЋ РѕС€РёР±РєСѓ Рё РЅРµ РёР·РјРµРЅСЏС‚СЊ СЃРѕСЃС‚РѕСЏРЅРёРµ РїР°СЂС‚РёРё;</w:t>
+        <w:t>при получении неизвестного типа сетевого сообщения приложение должно вывести служебную ошибку и не изменять состояние партии;</w:t>
       </w:r>
     </w:p>
     <w:p>
@@ -8462,7 +8390,7 @@
         <w:rPr>
           <w:lang w:val="ru-RU"/>
         </w:rPr>
-        <w:t xml:space="preserve">РїСЂРё РЅРµРєРѕСЂСЂРµРєС‚РЅРѕРј С…РѕРґРµ </w:t>
+        <w:t xml:space="preserve">при некорректном ходе </w:t>
       </w:r>
       <w:proofErr w:type="spellStart"/>
       <w:r>
@@ -8473,13 +8401,13 @@
         <w:rPr>
           <w:lang w:val="ru-RU"/>
         </w:rPr>
-        <w:t xml:space="preserve"> РґРѕР»</w:t>
+        <w:t xml:space="preserve"> дол</w:t>
       </w:r>
       <w:r>
         <w:rPr>
           <w:lang w:val="ru-RU"/>
         </w:rPr>
-        <w:t xml:space="preserve">Р¶РµРЅ РІРѕР·РІСЂР°С‰Р°С‚СЊ СЂРµР·СѓР»СЊС‚Р°С‚ СЃ </w:t>
+        <w:t xml:space="preserve">жен возвращать результат с </w:t>
       </w:r>
       <w:r>
         <w:t>success</w:t>
@@ -8497,7 +8425,7 @@
         <w:rPr>
           <w:lang w:val="ru-RU"/>
         </w:rPr>
-        <w:t xml:space="preserve"> Рё РїРѕСЏСЃРЅСЏСЋС‰РёРј С‚РµРєСЃС‚РѕРј;</w:t>
+        <w:t xml:space="preserve"> и поясняющим текстом;</w:t>
       </w:r>
     </w:p>
     <w:p>
@@ -8516,7 +8444,7 @@
         <w:rPr>
           <w:lang w:val="ru-RU"/>
         </w:rPr>
-        <w:t xml:space="preserve">РёСЃРєР»СЋС‡РµРЅРёСЏ СЃРµС‚РµРІРѕРіРѕ РјРѕРґСѓР»СЏ РЅРµ РґРѕР»Р¶РЅС‹ РїСЂРёРІРѕРґРёС‚СЊ Рє Р°РІР°СЂРёР№РЅРѕРјСѓ Р·Р°РІРµСЂС€РµРЅРёСЋ </w:t>
+        <w:t xml:space="preserve">исключения сетевого модуля не должны приводить к аварийному завершению </w:t>
       </w:r>
       <w:proofErr w:type="spellStart"/>
       <w:r>
@@ -8546,7 +8474,7 @@
         <w:rPr>
           <w:lang w:val="ru-RU"/>
         </w:rPr>
-        <w:t xml:space="preserve">СЃРѕСЃС‚РѕСЏРЅРёРµ </w:t>
+        <w:t xml:space="preserve">состояние </w:t>
       </w:r>
       <w:proofErr w:type="spellStart"/>
       <w:r>
@@ -8557,7 +8485,7 @@
         <w:rPr>
           <w:lang w:val="ru-RU"/>
         </w:rPr>
-        <w:t xml:space="preserve"> РґРѕР»Р¶РЅРѕ РёР·РјРµРЅСЏС‚СЊСЃСЏ С‚РѕР»СЊРєРѕ РїРѕСЃР»Рµ СѓСЃРїРµС€РЅРѕР№ РїСЂРѕРІРµСЂРєРё </w:t>
+        <w:t xml:space="preserve"> должно изменяться только после успешной проверки </w:t>
       </w:r>
       <w:proofErr w:type="spellStart"/>
       <w:r>
@@ -8595,7 +8523,7 @@
           <w:b/>
           <w:sz w:val="32"/>
         </w:rPr>
-        <w:t>РЎРІСЏР·СЊ</w:t>
+        <w:t>Связь</w:t>
       </w:r>
       <w:proofErr w:type="spellEnd"/>
       <w:r>
@@ -8603,7 +8531,7 @@
           <w:b/>
           <w:sz w:val="32"/>
         </w:rPr>
-        <w:t xml:space="preserve"> СЃ </w:t>
+        <w:t xml:space="preserve"> с </w:t>
       </w:r>
       <w:proofErr w:type="spellStart"/>
       <w:r>
@@ -8611,14 +8539,14 @@
           <w:b/>
           <w:sz w:val="32"/>
         </w:rPr>
-        <w:t>С‚СЂРµР±РѕРІР°РЅРёСЏ</w:t>
+        <w:t>требования</w:t>
       </w:r>
       <w:r>
         <w:rPr>
           <w:b/>
           <w:sz w:val="32"/>
         </w:rPr>
-        <w:t>РјРё</w:t>
+        <w:t>ми</w:t>
       </w:r>
       <w:proofErr w:type="spellEnd"/>
       <w:r>
@@ -8634,7 +8562,7 @@
           <w:b/>
           <w:sz w:val="32"/>
         </w:rPr>
-        <w:t>С‚РµС…РЅРёС‡РµСЃРєРѕРіРѕ</w:t>
+        <w:t>технического</w:t>
       </w:r>
       <w:proofErr w:type="spellEnd"/>
       <w:r>
@@ -8650,7 +8578,7 @@
           <w:b/>
           <w:sz w:val="32"/>
         </w:rPr>
-        <w:t>Р·Р°РґР°РЅРёСЏ</w:t>
+        <w:t>задания</w:t>
       </w:r>
       <w:proofErr w:type="spellEnd"/>
     </w:p>
@@ -8692,7 +8620,7 @@
                 <w:b/>
                 <w:sz w:val="22"/>
               </w:rPr>
-              <w:t>РўСЂРµР±РѕРІР°РЅРёРµ</w:t>
+              <w:t>Требование</w:t>
             </w:r>
             <w:proofErr w:type="spellEnd"/>
           </w:p>
@@ -8721,7 +8649,7 @@
                 <w:sz w:val="22"/>
                 <w:lang w:val="ru-RU"/>
               </w:rPr>
-              <w:t xml:space="preserve">РљР°Рє СѓС‡РёС‚С‹РІР°РµС‚СЃСЏ РІ РїСЂРѕРµРєС‚РёСЂРѕРІР°РЅРёРё РёРЅС‚РµСЂС„РµР№СЃР° Рё </w:t>
+              <w:t xml:space="preserve">Как учитывается в проектировании интерфейса и </w:t>
             </w:r>
             <w:r>
               <w:rPr>
@@ -8784,7 +8712,7 @@
                 <w:sz w:val="22"/>
                 <w:lang w:val="ru-RU"/>
               </w:rPr>
-              <w:t xml:space="preserve">Р’ РёРЅС‚РµСЂС„РµР№СЃРµ РїСЂРµРґСѓСЃРјРѕС‚СЂРµРЅС‹ СЌР»РµРјРµРЅС‚С‹ СЃРѕР·РґР°РЅРёСЏ </w:t>
+              <w:t xml:space="preserve">В интерфейсе предусмотрены элементы создания </w:t>
             </w:r>
             <w:r>
               <w:rPr>
@@ -8797,7 +8725,7 @@
                 <w:sz w:val="22"/>
                 <w:lang w:val="ru-RU"/>
               </w:rPr>
-              <w:t xml:space="preserve">-СЃРµСЂРІРµСЂР° Рё РїРѕРґРєР»СЋС‡РµРЅРёСЏ РїРѕ </w:t>
+              <w:t xml:space="preserve">-сервера и подключения по </w:t>
             </w:r>
             <w:r>
               <w:rPr>
@@ -8810,7 +8738,7 @@
                 <w:sz w:val="22"/>
                 <w:lang w:val="ru-RU"/>
               </w:rPr>
-              <w:t>-Р°РґСЂРµСЃСѓ Рё РїРѕСЂС‚Сѓ.</w:t>
+              <w:t>-адресу и порту.</w:t>
             </w:r>
           </w:p>
         </w:tc>
@@ -8866,7 +8794,7 @@
                 <w:sz w:val="22"/>
                 <w:lang w:val="ru-RU"/>
               </w:rPr>
-              <w:t>РРіСЂРѕРІРѕРµ РїРѕР»Рµ 8</w:t>
+              <w:t>Игровое поле 8</w:t>
             </w:r>
             <w:r>
               <w:rPr>
@@ -8879,14 +8807,14 @@
                 <w:sz w:val="22"/>
                 <w:lang w:val="ru-RU"/>
               </w:rPr>
-              <w:t xml:space="preserve">8 Рё С€Р°С€РєРё РґРІСѓС… С†РІРµС‚РѕРІ </w:t>
+              <w:t xml:space="preserve">8 и шашки двух цветов </w:t>
             </w:r>
             <w:r>
               <w:rPr>
                 <w:sz w:val="22"/>
                 <w:lang w:val="ru-RU"/>
               </w:rPr>
-              <w:t xml:space="preserve">СЏРІР»СЏСЋС‚СЃСЏ С†РµРЅС‚СЂР°Р»СЊРЅС‹Рј СЌР»РµРјРµРЅС‚РѕРј </w:t>
+              <w:t xml:space="preserve">являются центральным элементом </w:t>
             </w:r>
             <w:proofErr w:type="spellStart"/>
             <w:r>
@@ -8957,7 +8885,7 @@
                 <w:sz w:val="22"/>
                 <w:lang w:val="ru-RU"/>
               </w:rPr>
-              <w:t>РРЅС‚РµСЂС„РµР№СЃ РїРѕРґРґРµСЂР¶РёРІР°РµС‚ РІС‹Р±РѕСЂ С€Р°С€РєРё Рё РІС‹Р±РѕСЂ РєР»РµС‚РєРё РЅР°Р·РЅР°С‡РµРЅРёСЏ.</w:t>
+              <w:t>Интерфейс поддерживает выбор шашки и выбор клетки назначения.</w:t>
             </w:r>
           </w:p>
         </w:tc>
@@ -9013,7 +8941,7 @@
                 <w:sz w:val="22"/>
                 <w:lang w:val="ru-RU"/>
               </w:rPr>
-              <w:t xml:space="preserve">РџСЂРѕРІРµСЂРєР° С…РѕРґР° РІС‹РїРѕР»РЅСЏРµС‚СЃСЏ С‡РµСЂРµР· </w:t>
+              <w:t xml:space="preserve">Проверка хода выполняется через </w:t>
             </w:r>
             <w:proofErr w:type="spellStart"/>
             <w:r>
@@ -9028,7 +8956,7 @@
                 <w:sz w:val="22"/>
                 <w:lang w:val="ru-RU"/>
               </w:rPr>
-              <w:t xml:space="preserve"> Рё </w:t>
+              <w:t xml:space="preserve"> и </w:t>
             </w:r>
             <w:proofErr w:type="spellStart"/>
             <w:r>
@@ -9043,7 +8971,7 @@
                 <w:sz w:val="22"/>
                 <w:lang w:val="ru-RU"/>
               </w:rPr>
-              <w:t xml:space="preserve">, Р° РЅРµ РЅР°РїСЂСЏРјСѓСЋ РІ </w:t>
+              <w:t xml:space="preserve">, а не напрямую в </w:t>
             </w:r>
             <w:r>
               <w:rPr>
@@ -9112,14 +9040,14 @@
                 <w:sz w:val="22"/>
                 <w:lang w:val="ru-RU"/>
               </w:rPr>
-              <w:t>РџРѕСЃР»Рµ СѓСЃРїРµС€РЅРѕРіРѕ С…РѕРґР° С„</w:t>
+              <w:t>После успешного хода ф</w:t>
             </w:r>
             <w:r>
               <w:rPr>
                 <w:sz w:val="22"/>
                 <w:lang w:val="ru-RU"/>
               </w:rPr>
-              <w:t xml:space="preserve">РѕСЂРјРёСЂСѓРµС‚СЃСЏ </w:t>
+              <w:t xml:space="preserve">ормируется </w:t>
             </w:r>
             <w:proofErr w:type="spellStart"/>
             <w:r>
@@ -9134,7 +9062,7 @@
                 <w:sz w:val="22"/>
                 <w:lang w:val="ru-RU"/>
               </w:rPr>
-              <w:t xml:space="preserve"> С‚РёРїР° </w:t>
+              <w:t xml:space="preserve"> типа </w:t>
             </w:r>
             <w:r>
               <w:rPr>
@@ -9147,7 +9075,7 @@
                 <w:sz w:val="22"/>
                 <w:lang w:val="ru-RU"/>
               </w:rPr>
-              <w:t>, РїРѕР»Рµ РѕР±РЅРѕРІР»СЏРµС‚СЃСЏ Сѓ РѕР±РѕРёС… РёРіСЂРѕРєРѕРІ.</w:t>
+              <w:t>, поле обновляется у обоих игроков.</w:t>
             </w:r>
           </w:p>
         </w:tc>
@@ -9203,7 +9131,7 @@
                 <w:sz w:val="22"/>
                 <w:lang w:val="ru-RU"/>
               </w:rPr>
-              <w:t>РџР°РЅРµР»СЊ СЃРѕСЃС‚РѕСЏРЅРёСЏ РїРѕРєР°Р·С‹РІР°РµС‚ С‚РµРєСѓС‰РµРіРѕ РёРіСЂРѕРєР°, Р° РѕРєРѕРЅС‡Р°РЅРёРµ РїР°СЂС‚РёРё РѕС‚РѕР±СЂР°Р¶Р°РµС‚СЃСЏ СЃРѕРѕР±С‰РµРЅРёРµРј Рѕ РїРѕР±РµРґРёС‚РµР»Рµ.</w:t>
+              <w:t>Панель состояния показывает текущего игрока, а окончание партии отображается сообщением о победителе.</w:t>
             </w:r>
           </w:p>
         </w:tc>
@@ -9259,14 +9187,14 @@
                 <w:sz w:val="22"/>
                 <w:lang w:val="ru-RU"/>
               </w:rPr>
-              <w:t>РџСЂРё РїРѕС‚РµСЂРµ СЃРѕРµРґРёРЅРµРЅРёСЏ РёРЅС‚РµСЂС„РµР№СЃ РїРѕРєР°Р·С‹РІР°РµС‚ СЃРѕРѕР±С‰РµРЅРёРµ Рё Р±Р»РѕРєРёСЂСѓ</w:t>
+              <w:t>При потере соединения интерфейс показывает сообщение и блокиру</w:t>
             </w:r>
             <w:r>
               <w:rPr>
                 <w:sz w:val="22"/>
                 <w:lang w:val="ru-RU"/>
               </w:rPr>
-              <w:t>РµС‚ РёРіСЂРѕРІС‹Рµ РґРµР№СЃС‚РІРёСЏ.</w:t>
+              <w:t>ет игровые действия.</w:t>
             </w:r>
           </w:p>
         </w:tc>
@@ -9322,7 +9250,7 @@
                 <w:sz w:val="22"/>
                 <w:lang w:val="ru-RU"/>
               </w:rPr>
-              <w:t>РРЅС‚РµСЂС„РµР№СЃ РѕРїРёСЃР°РЅ РєР°Рє РїСЂРѕСЃС‚РѕР№, СЂСѓСЃСЃРєРѕСЏР·С‹С‡РЅС‹Р№ Рё РїРѕРЅСЏС‚РЅС‹Р№ Р±РµР· РґРѕРїРѕР»РЅРёС‚РµР»СЊРЅРѕРіРѕ РѕР±СѓС‡РµРЅРёСЏ.</w:t>
+              <w:t>Интерфейс описан как простой, русскоязычный и понятный без дополнительного обучения.</w:t>
             </w:r>
           </w:p>
         </w:tc>
@@ -9384,7 +9312,7 @@
                 <w:sz w:val="22"/>
                 <w:lang w:val="ru-RU"/>
               </w:rPr>
-              <w:t xml:space="preserve"> СЂР°Р·РґРµР»СЏРµС‚ </w:t>
+              <w:t xml:space="preserve"> разделяет </w:t>
             </w:r>
             <w:r>
               <w:rPr>
@@ -9397,7 +9325,7 @@
                 <w:sz w:val="22"/>
                 <w:lang w:val="ru-RU"/>
               </w:rPr>
-              <w:t>, РёРіСЂРѕРІСѓСЋ Р»РѕРіРёРєСѓ Рё СЃРµС‚РµРІРѕР№ РєРѕРґ.</w:t>
+              <w:t>, игровую логику и сетевой код.</w:t>
             </w:r>
           </w:p>
         </w:tc>
@@ -9453,14 +9381,14 @@
                 <w:sz w:val="22"/>
                 <w:lang w:val="ru-RU"/>
               </w:rPr>
-              <w:t xml:space="preserve">РћС€РёР±РєРё С…РѕРґРѕРІ Рё СЃРѕРµРґРёРЅРµРЅРёСЏ РѕР±СЂР°Р±Р°С‚С‹РІР°СЋС‚СЃСЏ Р±РµР· </w:t>
+              <w:t xml:space="preserve">Ошибки ходов и соединения обрабатываются без </w:t>
             </w:r>
             <w:r>
               <w:rPr>
                 <w:sz w:val="22"/>
                 <w:lang w:val="ru-RU"/>
               </w:rPr>
-              <w:t>Р°РІР°СЂРёР№РЅРѕРіРѕ Р·Р°РІРµСЂС€РµРЅРёСЏ РїСЂРёР»РѕР¶РµРЅРёСЏ.</w:t>
+              <w:t>аварийного завершения приложения.</w:t>
             </w:r>
           </w:p>
         </w:tc>
@@ -9486,7 +9414,7 @@
 </w:document>
 </file>
 
-<file path=word\endnotes.xml><?xml version="1.0" encoding="utf-8"?>
+<file path=word/endnotes.xml><?xml version="1.0" encoding="utf-8"?>
 <w:endnotes xmlns:wpc="http://schemas.microsoft.com/office/word/2010/wordprocessingCanvas" xmlns:cx="http://schemas.microsoft.com/office/drawing/2014/chartex" xmlns:cx1="http://schemas.microsoft.com/office/drawing/2015/9/8/chartex" xmlns:cx2="http://schemas.microsoft.com/office/drawing/2015/10/21/chartex" xmlns:cx3="http://schemas.microsoft.com/office/drawing/2016/5/9/chartex" xmlns:cx4="http://schemas.microsoft.com/office/drawing/2016/5/10/chartex" xmlns:cx5="http://schemas.microsoft.com/office/drawing/2016/5/11/chartex" xmlns:cx6="http://schemas.microsoft.com/office/drawing/2016/5/12/chartex" xmlns:cx7="http://schemas.microsoft.com/office/drawing/2016/5/13/chartex" xmlns:cx8="http://schemas.microsoft.com/office/drawing/2016/5/14/chartex" xmlns:mc="http://schemas.openxmlformats.org/markup-compatibility/2006" xmlns:aink="http://schemas.microsoft.com/office/drawing/2016/ink" xmlns:am3d="http://schemas.microsoft.com/office/drawing/2017/model3d" xmlns:o="urn:schemas-microsoft-com:office:office" xmlns:r="http://schemas.openxmlformats.org/officeDocument/2006/relationships" xmlns:m="http://schemas.openxmlformats.org/officeDocument/2006/math" xmlns:v="urn:schemas-microsoft-com:vml" xmlns:wp14="http://schemas.microsoft.com/office/word/2010/wordprocessingDrawing" xmlns:wp="http://schemas.openxmlformats.org/drawingml/2006/wordprocessingDrawing" xmlns:w10="urn:schemas-microsoft-com:office:word" xmlns:w="http://schemas.openxmlformats.org/wordprocessingml/2006/main" xmlns:w14="http://schemas.microsoft.com/office/word/2010/wordml" xmlns:w15="http://schemas.microsoft.com/office/word/2012/wordml" xmlns:w16cex="http://schemas.microsoft.com/office/word/2018/wordml/cex" xmlns:w16cid="http://schemas.microsoft.com/office/word/2016/wordml/cid" xmlns:w16="http://schemas.microsoft.com/office/word/2018/wordml" xmlns:w16sdtdh="http://schemas.microsoft.com/office/word/2020/wordml/sdtdatahash" xmlns:w16se="http://schemas.microsoft.com/office/word/2015/wordml/symex" xmlns:wpg="http://schemas.microsoft.com/office/word/2010/wordprocessingGroup" xmlns:wpi="http://schemas.microsoft.com/office/word/2010/wordprocessingInk" xmlns:wne="http://schemas.microsoft.com/office/word/2006/wordml" xmlns:wps="http://schemas.microsoft.com/office/word/2010/wordprocessingShape" mc:Ignorable="w14 w15 w16se w16cid w16 w16cex w16sdtdh wp14">
   <w:endnote w:type="separator" w:id="-1">
     <w:p>
@@ -9511,77 +9439,7 @@
 </w:endnotes>
 </file>
 
-<file path=word\fontTable.xml><?xml version="1.0" encoding="utf-8"?>
-<w:fonts xmlns:mc="http://schemas.openxmlformats.org/markup-compatibility/2006" xmlns:r="http://schemas.openxmlformats.org/officeDocument/2006/relationships" xmlns:w="http://schemas.openxmlformats.org/wordprocessingml/2006/main" xmlns:w14="http://schemas.microsoft.com/office/word/2010/wordml" xmlns:w15="http://schemas.microsoft.com/office/word/2012/wordml" xmlns:w16cex="http://schemas.microsoft.com/office/word/2018/wordml/cex" xmlns:w16cid="http://schemas.microsoft.com/office/word/2016/wordml/cid" xmlns:w16="http://schemas.microsoft.com/office/word/2018/wordml" xmlns:w16sdtdh="http://schemas.microsoft.com/office/word/2020/wordml/sdtdatahash" xmlns:w16se="http://schemas.microsoft.com/office/word/2015/wordml/symex" mc:Ignorable="w14 w15 w16se w16cid w16 w16cex w16sdtdh">
-  <w:font w:name="Symbol">
-    <w:panose1 w:val="05050102010706020507"/>
-    <w:charset w:val="02"/>
-    <w:family w:val="roman"/>
-    <w:pitch w:val="variable"/>
-    <w:sig w:usb0="00000000" w:usb1="10000000" w:usb2="00000000" w:usb3="00000000" w:csb0="80000000" w:csb1="00000000"/>
-  </w:font>
-  <w:font w:name="Times New Roman">
-    <w:panose1 w:val="02020603050405020304"/>
-    <w:charset w:val="CC"/>
-    <w:family w:val="roman"/>
-    <w:pitch w:val="variable"/>
-    <w:sig w:usb0="E0002EFF" w:usb1="C000785B" w:usb2="00000009" w:usb3="00000000" w:csb0="000001FF" w:csb1="00000000"/>
-  </w:font>
-  <w:font w:name="Courier New">
-    <w:panose1 w:val="02070309020205020404"/>
-    <w:charset w:val="CC"/>
-    <w:family w:val="modern"/>
-    <w:pitch w:val="fixed"/>
-    <w:sig w:usb0="E0002EFF" w:usb1="C0007843" w:usb2="00000009" w:usb3="00000000" w:csb0="000001FF" w:csb1="00000000"/>
-  </w:font>
-  <w:font w:name="Wingdings">
-    <w:panose1 w:val="05000000000000000000"/>
-    <w:charset w:val="02"/>
-    <w:family w:val="auto"/>
-    <w:pitch w:val="variable"/>
-    <w:sig w:usb0="00000000" w:usb1="10000000" w:usb2="00000000" w:usb3="00000000" w:csb0="80000000" w:csb1="00000000"/>
-  </w:font>
-  <w:font w:name="Cambria">
-    <w:panose1 w:val="02040503050406030204"/>
-    <w:charset w:val="CC"/>
-    <w:family w:val="roman"/>
-    <w:pitch w:val="variable"/>
-    <w:sig w:usb0="E00006FF" w:usb1="420024FF" w:usb2="02000000" w:usb3="00000000" w:csb0="0000019F" w:csb1="00000000"/>
-  </w:font>
-  <w:font w:name="MS Mincho">
-    <w:altName w:val="ＭＳ 明朝"/>
-    <w:panose1 w:val="02020609040205080304"/>
-    <w:charset w:val="80"/>
-    <w:family w:val="modern"/>
-    <w:pitch w:val="fixed"/>
-    <w:sig w:usb0="E00002FF" w:usb1="6AC7FDFB" w:usb2="08000012" w:usb3="00000000" w:csb0="0002009F" w:csb1="00000000"/>
-  </w:font>
-  <w:font w:name="Calibri">
-    <w:panose1 w:val="020F0502020204030204"/>
-    <w:charset w:val="CC"/>
-    <w:family w:val="swiss"/>
-    <w:pitch w:val="variable"/>
-    <w:sig w:usb0="E4002EFF" w:usb1="C000247B" w:usb2="00000009" w:usb3="00000000" w:csb0="000001FF" w:csb1="00000000"/>
-  </w:font>
-  <w:font w:name="MS Gothic">
-    <w:altName w:val="ＭＳ ゴシック"/>
-    <w:panose1 w:val="020B0609070205080204"/>
-    <w:charset w:val="80"/>
-    <w:family w:val="modern"/>
-    <w:pitch w:val="fixed"/>
-    <w:sig w:usb0="E00002FF" w:usb1="6AC7FDFB" w:usb2="08000012" w:usb3="00000000" w:csb0="0002009F" w:csb1="00000000"/>
-  </w:font>
-  <w:font w:name="Courier">
-    <w:panose1 w:val="02070309020205020404"/>
-    <w:charset w:val="00"/>
-    <w:family w:val="auto"/>
-    <w:pitch w:val="variable"/>
-    <w:sig w:usb0="00000003" w:usb1="00000000" w:usb2="00000000" w:usb3="00000000" w:csb0="00000001" w:csb1="00000000"/>
-  </w:font>
-</w:fonts>
-</file>
-
-<file path=word\footer1.xml><?xml version="1.0" encoding="utf-8"?>
+<file path=word/footer1.xml><?xml version="1.0" encoding="utf-8"?>
 <w:ftr xmlns:wpc="http://schemas.microsoft.com/office/word/2010/wordprocessingCanvas" xmlns:cx="http://schemas.microsoft.com/office/drawing/2014/chartex" xmlns:cx1="http://schemas.microsoft.com/office/drawing/2015/9/8/chartex" xmlns:cx2="http://schemas.microsoft.com/office/drawing/2015/10/21/chartex" xmlns:cx3="http://schemas.microsoft.com/office/drawing/2016/5/9/chartex" xmlns:cx4="http://schemas.microsoft.com/office/drawing/2016/5/10/chartex" xmlns:cx5="http://schemas.microsoft.com/office/drawing/2016/5/11/chartex" xmlns:cx6="http://schemas.microsoft.com/office/drawing/2016/5/12/chartex" xmlns:cx7="http://schemas.microsoft.com/office/drawing/2016/5/13/chartex" xmlns:cx8="http://schemas.microsoft.com/office/drawing/2016/5/14/chartex" xmlns:mc="http://schemas.openxmlformats.org/markup-compatibility/2006" xmlns:aink="http://schemas.microsoft.com/office/drawing/2016/ink" xmlns:am3d="http://schemas.microsoft.com/office/drawing/2017/model3d" xmlns:o="urn:schemas-microsoft-com:office:office" xmlns:r="http://schemas.openxmlformats.org/officeDocument/2006/relationships" xmlns:m="http://schemas.openxmlformats.org/officeDocument/2006/math" xmlns:v="urn:schemas-microsoft-com:vml" xmlns:wp14="http://schemas.microsoft.com/office/word/2010/wordprocessingDrawing" xmlns:wp="http://schemas.openxmlformats.org/drawingml/2006/wordprocessingDrawing" xmlns:w10="urn:schemas-microsoft-com:office:word" xmlns:w="http://schemas.openxmlformats.org/wordprocessingml/2006/main" xmlns:w14="http://schemas.microsoft.com/office/word/2010/wordml" xmlns:w15="http://schemas.microsoft.com/office/word/2012/wordml" xmlns:w16cex="http://schemas.microsoft.com/office/word/2018/wordml/cex" xmlns:w16cid="http://schemas.microsoft.com/office/word/2016/wordml/cid" xmlns:w16="http://schemas.microsoft.com/office/word/2018/wordml" xmlns:w16sdtdh="http://schemas.microsoft.com/office/word/2020/wordml/sdtdatahash" xmlns:w16se="http://schemas.microsoft.com/office/word/2015/wordml/symex" xmlns:wpg="http://schemas.microsoft.com/office/word/2010/wordprocessingGroup" xmlns:wpi="http://schemas.microsoft.com/office/word/2010/wordprocessingInk" xmlns:wne="http://schemas.microsoft.com/office/word/2006/wordml" xmlns:wps="http://schemas.microsoft.com/office/word/2010/wordprocessingShape" mc:Ignorable="w14 w15 w16se w16cid w16 w16cex w16sdtdh wp14">
   <w:p>
     <w:pPr>
@@ -9623,7 +9481,7 @@
 </w:ftr>
 </file>
 
-<file path=word\footnotes.xml><?xml version="1.0" encoding="utf-8"?>
+<file path=word/footnotes.xml><?xml version="1.0" encoding="utf-8"?>
 <w:footnotes xmlns:wpc="http://schemas.microsoft.com/office/word/2010/wordprocessingCanvas" xmlns:cx="http://schemas.microsoft.com/office/drawing/2014/chartex" xmlns:cx1="http://schemas.microsoft.com/office/drawing/2015/9/8/chartex" xmlns:cx2="http://schemas.microsoft.com/office/drawing/2015/10/21/chartex" xmlns:cx3="http://schemas.microsoft.com/office/drawing/2016/5/9/chartex" xmlns:cx4="http://schemas.microsoft.com/office/drawing/2016/5/10/chartex" xmlns:cx5="http://schemas.microsoft.com/office/drawing/2016/5/11/chartex" xmlns:cx6="http://schemas.microsoft.com/office/drawing/2016/5/12/chartex" xmlns:cx7="http://schemas.microsoft.com/office/drawing/2016/5/13/chartex" xmlns:cx8="http://schemas.microsoft.com/office/drawing/2016/5/14/chartex" xmlns:mc="http://schemas.openxmlformats.org/markup-compatibility/2006" xmlns:aink="http://schemas.microsoft.com/office/drawing/2016/ink" xmlns:am3d="http://schemas.microsoft.com/office/drawing/2017/model3d" xmlns:o="urn:schemas-microsoft-com:office:office" xmlns:r="http://schemas.openxmlformats.org/officeDocument/2006/relationships" xmlns:m="http://schemas.openxmlformats.org/officeDocument/2006/math" xmlns:v="urn:schemas-microsoft-com:vml" xmlns:wp14="http://schemas.microsoft.com/office/word/2010/wordprocessingDrawing" xmlns:wp="http://schemas.openxmlformats.org/drawingml/2006/wordprocessingDrawing" xmlns:w10="urn:schemas-microsoft-com:office:word" xmlns:w="http://schemas.openxmlformats.org/wordprocessingml/2006/main" xmlns:w14="http://schemas.microsoft.com/office/word/2010/wordml" xmlns:w15="http://schemas.microsoft.com/office/word/2012/wordml" xmlns:w16cex="http://schemas.microsoft.com/office/word/2018/wordml/cex" xmlns:w16cid="http://schemas.microsoft.com/office/word/2016/wordml/cid" xmlns:w16="http://schemas.microsoft.com/office/word/2018/wordml" xmlns:w16sdtdh="http://schemas.microsoft.com/office/word/2020/wordml/sdtdatahash" xmlns:w16se="http://schemas.microsoft.com/office/word/2015/wordml/symex" xmlns:wpg="http://schemas.microsoft.com/office/word/2010/wordprocessingGroup" xmlns:wpi="http://schemas.microsoft.com/office/word/2010/wordprocessingInk" xmlns:wne="http://schemas.microsoft.com/office/word/2006/wordml" xmlns:wps="http://schemas.microsoft.com/office/word/2010/wordprocessingShape" mc:Ignorable="w14 w15 w16se w16cid w16 w16cex w16sdtdh wp14">
   <w:footnote w:type="separator" w:id="-1">
     <w:p>
@@ -9648,7 +9506,7 @@
 </w:footnotes>
 </file>
 
-<file path=word\numbering.xml><?xml version="1.0" encoding="utf-8"?>
+<file path=word/numbering.xml><?xml version="1.0" encoding="utf-8"?>
 <w:numbering xmlns:wpc="http://schemas.microsoft.com/office/word/2010/wordprocessingCanvas" xmlns:cx="http://schemas.microsoft.com/office/drawing/2014/chartex" xmlns:cx1="http://schemas.microsoft.com/office/drawing/2015/9/8/chartex" xmlns:cx2="http://schemas.microsoft.com/office/drawing/2015/10/21/chartex" xmlns:cx3="http://schemas.microsoft.com/office/drawing/2016/5/9/chartex" xmlns:cx4="http://schemas.microsoft.com/office/drawing/2016/5/10/chartex" xmlns:cx5="http://schemas.microsoft.com/office/drawing/2016/5/11/chartex" xmlns:cx6="http://schemas.microsoft.com/office/drawing/2016/5/12/chartex" xmlns:cx7="http://schemas.microsoft.com/office/drawing/2016/5/13/chartex" xmlns:cx8="http://schemas.microsoft.com/office/drawing/2016/5/14/chartex" xmlns:mc="http://schemas.openxmlformats.org/markup-compatibility/2006" xmlns:aink="http://schemas.microsoft.com/office/drawing/2016/ink" xmlns:am3d="http://schemas.microsoft.com/office/drawing/2017/model3d" xmlns:o="urn:schemas-microsoft-com:office:office" xmlns:r="http://schemas.openxmlformats.org/officeDocument/2006/relationships" xmlns:m="http://schemas.openxmlformats.org/officeDocument/2006/math" xmlns:v="urn:schemas-microsoft-com:vml" xmlns:wp14="http://schemas.microsoft.com/office/word/2010/wordprocessingDrawing" xmlns:wp="http://schemas.openxmlformats.org/drawingml/2006/wordprocessingDrawing" xmlns:w10="urn:schemas-microsoft-com:office:word" xmlns:w="http://schemas.openxmlformats.org/wordprocessingml/2006/main" xmlns:w14="http://schemas.microsoft.com/office/word/2010/wordml" xmlns:w15="http://schemas.microsoft.com/office/word/2012/wordml" xmlns:w16cex="http://schemas.microsoft.com/office/word/2018/wordml/cex" xmlns:w16cid="http://schemas.microsoft.com/office/word/2016/wordml/cid" xmlns:w16="http://schemas.microsoft.com/office/word/2018/wordml" xmlns:w16sdtdh="http://schemas.microsoft.com/office/word/2020/wordml/sdtdatahash" xmlns:w16se="http://schemas.microsoft.com/office/word/2015/wordml/symex" xmlns:wpg="http://schemas.microsoft.com/office/word/2010/wordprocessingGroup" xmlns:wpi="http://schemas.microsoft.com/office/word/2010/wordprocessingInk" xmlns:wne="http://schemas.microsoft.com/office/word/2006/wordml" xmlns:wps="http://schemas.microsoft.com/office/word/2010/wordprocessingShape" mc:Ignorable="w14 w15 w16se w16cid w16 w16cex w16sdtdh wp14">
   <w:abstractNum w:abstractNumId="0" w15:restartNumberingAfterBreak="0">
     <w:nsid w:val="FFFFFF7C"/>
@@ -12055,82 +11913,7 @@
 </w:numbering>
 </file>
 
-<file path=word\settings.xml><?xml version="1.0" encoding="utf-8"?>
-<w:settings xmlns:mc="http://schemas.openxmlformats.org/markup-compatibility/2006" xmlns:o="urn:schemas-microsoft-com:office:office" xmlns:r="http://schemas.openxmlformats.org/officeDocument/2006/relationships" xmlns:m="http://schemas.openxmlformats.org/officeDocument/2006/math" xmlns:v="urn:schemas-microsoft-com:vml" xmlns:w10="urn:schemas-microsoft-com:office:word" xmlns:w="http://schemas.openxmlformats.org/wordprocessingml/2006/main" xmlns:w14="http://schemas.microsoft.com/office/word/2010/wordml" xmlns:w15="http://schemas.microsoft.com/office/word/2012/wordml" xmlns:w16cex="http://schemas.microsoft.com/office/word/2018/wordml/cex" xmlns:w16cid="http://schemas.microsoft.com/office/word/2016/wordml/cid" xmlns:w16="http://schemas.microsoft.com/office/word/2018/wordml" xmlns:w16sdtdh="http://schemas.microsoft.com/office/word/2020/wordml/sdtdatahash" xmlns:w16se="http://schemas.microsoft.com/office/word/2015/wordml/symex" xmlns:sl="http://schemas.openxmlformats.org/schemaLibrary/2006/main" mc:Ignorable="w14 w15 w16se w16cid w16 w16cex w16sdtdh">
-  <w:zoom w:percent="100"/>
-  <w:proofState w:spelling="clean" w:grammar="clean"/>
-  <w:defaultTabStop w:val="720"/>
-  <w:characterSpacingControl w:val="doNotCompress"/>
-  <w:footnotePr>
-    <w:footnote w:id="-1"/>
-    <w:footnote w:id="0"/>
-  </w:footnotePr>
-  <w:endnotePr>
-    <w:endnote w:id="-1"/>
-    <w:endnote w:id="0"/>
-  </w:endnotePr>
-  <w:compat>
-    <w:useFELayout/>
-    <w:compatSetting w:name="compatibilityMode" w:uri="http://schemas.microsoft.com/office/word" w:val="15"/>
-    <w:compatSetting w:name="overrideTableStyleFontSizeAndJustification" w:uri="http://schemas.microsoft.com/office/word" w:val="1"/>
-    <w:compatSetting w:name="enableOpenTypeFeatures" w:uri="http://schemas.microsoft.com/office/word" w:val="1"/>
-    <w:compatSetting w:name="doNotFlipMirrorIndents" w:uri="http://schemas.microsoft.com/office/word" w:val="1"/>
-    <w:compatSetting w:name="differentiateMultirowTableHeaders" w:uri="http://schemas.microsoft.com/office/word" w:val="1"/>
-    <w:compatSetting w:name="useWord2013TrackBottomHyphenation" w:uri="http://schemas.microsoft.com/office/word" w:val="0"/>
-  </w:compat>
-  <w:rsids>
-    <w:rsidRoot w:val="00B47730"/>
-    <w:rsid w:val="00034616"/>
-    <w:rsid w:val="0006063C"/>
-    <w:rsid w:val="000A4EEB"/>
-    <w:rsid w:val="0015074B"/>
-    <w:rsid w:val="00286BDF"/>
-    <w:rsid w:val="0029639D"/>
-    <w:rsid w:val="00326F90"/>
-    <w:rsid w:val="00585588"/>
-    <w:rsid w:val="00641527"/>
-    <w:rsid w:val="00876DA1"/>
-    <w:rsid w:val="008B1C88"/>
-    <w:rsid w:val="00AA1D8D"/>
-    <w:rsid w:val="00B46D48"/>
-    <w:rsid w:val="00B47730"/>
-    <w:rsid w:val="00C95838"/>
-    <w:rsid w:val="00CB0664"/>
-    <w:rsid w:val="00DC5DA2"/>
-    <w:rsid w:val="00EA2A9A"/>
-    <w:rsid w:val="00FC693F"/>
-  </w:rsids>
-  <m:mathPr>
-    <m:mathFont m:val="Cambria Math"/>
-    <m:brkBin m:val="before"/>
-    <m:brkBinSub m:val="--"/>
-    <m:smallFrac m:val="0"/>
-    <m:dispDef/>
-    <m:lMargin m:val="0"/>
-    <m:rMargin m:val="0"/>
-    <m:defJc m:val="centerGroup"/>
-    <m:wrapIndent m:val="1440"/>
-    <m:intLim m:val="subSup"/>
-    <m:naryLim m:val="undOvr"/>
-  </m:mathPr>
-  <w:themeFontLang w:val="en-US" w:eastAsia="ja-JP"/>
-  <w:clrSchemeMapping w:bg1="light1" w:t1="dark1" w:bg2="light2" w:t2="dark2" w:accent1="accent1" w:accent2="accent2" w:accent3="accent3" w:accent4="accent4" w:accent5="accent5" w:accent6="accent6" w:hyperlink="hyperlink" w:followedHyperlink="followedHyperlink"/>
-  <w:doNotAutoCompressPictures/>
-  <w:shapeDefaults>
-    <o:shapedefaults v:ext="edit" spidmax="1026"/>
-    <o:shapelayout v:ext="edit">
-      <o:idmap v:ext="edit" data="1"/>
-    </o:shapelayout>
-  </w:shapeDefaults>
-  <w:decimalSymbol w:val=","/>
-  <w:listSeparator w:val=";"/>
-  <w14:docId w14:val="325F6890"/>
-  <w14:defaultImageDpi w14:val="300"/>
-  <w15:docId w15:val="{99468ACF-5094-4C20-A726-A23C964DB3C7}"/>
-</w:settings>
-</file>
-
-<file path=word\styles.xml><?xml version="1.0" encoding="utf-8"?>
+<file path=word/styles.xml><?xml version="1.0" encoding="utf-8"?>
 <w:styles xmlns:mc="http://schemas.openxmlformats.org/markup-compatibility/2006" xmlns:r="http://schemas.openxmlformats.org/officeDocument/2006/relationships" xmlns:w="http://schemas.openxmlformats.org/wordprocessingml/2006/main" xmlns:w14="http://schemas.microsoft.com/office/word/2010/wordml" xmlns:w15="http://schemas.microsoft.com/office/word/2012/wordml" xmlns:w16cex="http://schemas.microsoft.com/office/word/2018/wordml/cex" xmlns:w16cid="http://schemas.microsoft.com/office/word/2016/wordml/cid" xmlns:w16="http://schemas.microsoft.com/office/word/2018/wordml" xmlns:w16sdtdh="http://schemas.microsoft.com/office/word/2020/wordml/sdtdatahash" xmlns:w16se="http://schemas.microsoft.com/office/word/2015/wordml/symex" mc:Ignorable="w14 w15 w16se w16cid w16 w16cex w16sdtdh">
   <w:docDefaults>
     <w:rPrDefault>
@@ -23516,7 +23299,7 @@
 </w:styles>
 </file>
 
-<file path=word\theme\theme1.xml><?xml version="1.0" encoding="utf-8"?>
+<file path=word/theme/theme1.xml><?xml version="1.0" encoding="utf-8"?>
 <a:theme xmlns:a="http://schemas.openxmlformats.org/drawingml/2006/main" name="Office Theme">
   <a:themeElements>
     <a:clrScheme name="Office">
@@ -23836,8 +23619,14 @@
 </a:theme>
 </file>
 
-<file path=word\webSettings.xml><?xml version="1.0" encoding="utf-8"?>
-<w:webSettings xmlns:mc="http://schemas.openxmlformats.org/markup-compatibility/2006" xmlns:r="http://schemas.openxmlformats.org/officeDocument/2006/relationships" xmlns:w="http://schemas.openxmlformats.org/wordprocessingml/2006/main" xmlns:w14="http://schemas.microsoft.com/office/word/2010/wordml" xmlns:w15="http://schemas.microsoft.com/office/word/2012/wordml" xmlns:w16cex="http://schemas.microsoft.com/office/word/2018/wordml/cex" xmlns:w16cid="http://schemas.microsoft.com/office/word/2016/wordml/cid" xmlns:w16="http://schemas.microsoft.com/office/word/2018/wordml" xmlns:w16sdtdh="http://schemas.microsoft.com/office/word/2020/wordml/sdtdatahash" xmlns:w16se="http://schemas.microsoft.com/office/word/2015/wordml/symex" mc:Ignorable="w14 w15 w16se w16cid w16 w16cex w16sdtdh">
-  <w:allowPNG/>
-</w:webSettings>
+<file path=customXml/item1.xml><?xml version="1.0" encoding="utf-8"?>
+<b:Sources xmlns:b="http://schemas.openxmlformats.org/officeDocument/2006/bibliography" xmlns="http://schemas.openxmlformats.org/officeDocument/2006/bibliography" SelectedStyle="/APA.XSL" StyleName="APA"/>
+</file>
+
+<file path=customXml/itemProps1.xml><?xml version="1.0" encoding="utf-8"?>
+<ds:datastoreItem xmlns:ds="http://schemas.openxmlformats.org/officeDocument/2006/customXml" ds:itemID="{EF278816-EC6F-A645-907D-7F25AECB1D4A}">
+  <ds:schemaRefs>
+    <ds:schemaRef ds:uri="http://schemas.openxmlformats.org/officeDocument/2006/bibliography"/>
+  </ds:schemaRefs>
+</ds:datastoreItem>
 </file>